--- a/templates/plananual/EPT COMPUTACIÓN 1° A 5°/PROGRAMACIÓN ANUAL 3° - EPT Computacion.docx
+++ b/templates/plananual/EPT COMPUTACIÓN 1° A 5°/PROGRAMACIÓN ANUAL 3° - EPT Computacion.docx
@@ -7726,6 +7726,7 @@
                 <w:szCs w:val="20"/>
               </w:rPr>
             </w:pPr>
+            <w:bookmarkStart w:id="1" w:name="_Hlk227075175"/>
             <w:r>
               <w:rPr>
                 <w:rFonts w:ascii="Arial Nova Cond" w:hAnsi="Arial Nova Cond" w:cs="Times New Roman"/>
@@ -8002,7 +8003,6 @@
           <w:tcPr>
             <w:tcW w:w="875" w:type="dxa"/>
             <w:vMerge w:val="restart"/>
-            <w:shd w:val="clear" w:color="auto" w:fill="auto"/>
             <w:vAlign w:val="center"/>
           </w:tcPr>
           <w:p>
@@ -8113,7 +8113,6 @@
         <w:tc>
           <w:tcPr>
             <w:tcW w:w="6169" w:type="dxa"/>
-            <w:shd w:val="clear" w:color="auto" w:fill="auto"/>
             <w:vAlign w:val="center"/>
           </w:tcPr>
           <w:p>
@@ -8148,7 +8147,6 @@
         <w:tc>
           <w:tcPr>
             <w:tcW w:w="2015" w:type="dxa"/>
-            <w:shd w:val="clear" w:color="auto" w:fill="auto"/>
             <w:vAlign w:val="center"/>
           </w:tcPr>
           <w:p>
@@ -8187,7 +8185,7 @@
               <w:autoSpaceDE w:val="0"/>
               <w:autoSpaceDN w:val="0"/>
               <w:adjustRightInd w:val="0"/>
-              <w:jc w:val="center"/>
+              <w:jc w:val="both"/>
               <w:rPr>
                 <w:rFonts w:ascii="Arial Nova Cond" w:hAnsi="Arial Nova Cond" w:cs="Arial"/>
                 <w:color w:val="000000"/>
@@ -8211,7 +8209,6 @@
         <w:tc>
           <w:tcPr>
             <w:tcW w:w="1337" w:type="dxa"/>
-            <w:shd w:val="clear" w:color="auto" w:fill="auto"/>
             <w:vAlign w:val="center"/>
           </w:tcPr>
           <w:p>
@@ -8250,7 +8247,6 @@
           <w:tcPr>
             <w:tcW w:w="875" w:type="dxa"/>
             <w:vMerge/>
-            <w:shd w:val="clear" w:color="auto" w:fill="auto"/>
             <w:vAlign w:val="center"/>
           </w:tcPr>
           <w:p>
@@ -8342,7 +8338,6 @@
         <w:tc>
           <w:tcPr>
             <w:tcW w:w="6169" w:type="dxa"/>
-            <w:shd w:val="clear" w:color="auto" w:fill="auto"/>
             <w:vAlign w:val="center"/>
           </w:tcPr>
           <w:p>
@@ -8377,7 +8372,6 @@
         <w:tc>
           <w:tcPr>
             <w:tcW w:w="2015" w:type="dxa"/>
-            <w:shd w:val="clear" w:color="auto" w:fill="auto"/>
             <w:vAlign w:val="center"/>
           </w:tcPr>
           <w:p>
@@ -8416,7 +8410,7 @@
               <w:autoSpaceDE w:val="0"/>
               <w:autoSpaceDN w:val="0"/>
               <w:adjustRightInd w:val="0"/>
-              <w:jc w:val="center"/>
+              <w:jc w:val="both"/>
               <w:rPr>
                 <w:rFonts w:ascii="Arial Nova Cond" w:hAnsi="Arial Nova Cond" w:cs="Arial"/>
                 <w:color w:val="000000"/>
@@ -8440,7 +8434,6 @@
         <w:tc>
           <w:tcPr>
             <w:tcW w:w="1337" w:type="dxa"/>
-            <w:shd w:val="clear" w:color="auto" w:fill="auto"/>
             <w:vAlign w:val="center"/>
           </w:tcPr>
           <w:p>
@@ -8479,7 +8472,6 @@
           <w:tcPr>
             <w:tcW w:w="875" w:type="dxa"/>
             <w:vMerge/>
-            <w:shd w:val="clear" w:color="auto" w:fill="auto"/>
             <w:vAlign w:val="center"/>
           </w:tcPr>
           <w:p>
@@ -8571,7 +8563,6 @@
         <w:tc>
           <w:tcPr>
             <w:tcW w:w="6169" w:type="dxa"/>
-            <w:shd w:val="clear" w:color="auto" w:fill="auto"/>
             <w:vAlign w:val="center"/>
           </w:tcPr>
           <w:p>
@@ -8606,7 +8597,6 @@
         <w:tc>
           <w:tcPr>
             <w:tcW w:w="2015" w:type="dxa"/>
-            <w:shd w:val="clear" w:color="auto" w:fill="auto"/>
             <w:vAlign w:val="center"/>
           </w:tcPr>
           <w:p>
@@ -8645,7 +8635,7 @@
               <w:autoSpaceDE w:val="0"/>
               <w:autoSpaceDN w:val="0"/>
               <w:adjustRightInd w:val="0"/>
-              <w:jc w:val="center"/>
+              <w:jc w:val="both"/>
               <w:rPr>
                 <w:rFonts w:ascii="Arial Nova Cond" w:hAnsi="Arial Nova Cond" w:cs="Arial"/>
                 <w:color w:val="000000"/>
@@ -8669,7 +8659,6 @@
         <w:tc>
           <w:tcPr>
             <w:tcW w:w="1337" w:type="dxa"/>
-            <w:shd w:val="clear" w:color="auto" w:fill="auto"/>
             <w:vAlign w:val="center"/>
           </w:tcPr>
           <w:p>
@@ -8708,7 +8697,6 @@
           <w:tcPr>
             <w:tcW w:w="875" w:type="dxa"/>
             <w:vMerge w:val="restart"/>
-            <w:shd w:val="clear" w:color="auto" w:fill="auto"/>
             <w:vAlign w:val="center"/>
           </w:tcPr>
           <w:p>
@@ -8811,7 +8799,6 @@
         <w:tc>
           <w:tcPr>
             <w:tcW w:w="6169" w:type="dxa"/>
-            <w:shd w:val="clear" w:color="auto" w:fill="auto"/>
             <w:vAlign w:val="center"/>
           </w:tcPr>
           <w:p>
@@ -8847,7 +8834,6 @@
         <w:tc>
           <w:tcPr>
             <w:tcW w:w="2015" w:type="dxa"/>
-            <w:shd w:val="clear" w:color="auto" w:fill="auto"/>
             <w:vAlign w:val="center"/>
           </w:tcPr>
           <w:p>
@@ -8886,7 +8872,7 @@
               <w:autoSpaceDE w:val="0"/>
               <w:autoSpaceDN w:val="0"/>
               <w:adjustRightInd w:val="0"/>
-              <w:jc w:val="center"/>
+              <w:jc w:val="both"/>
               <w:rPr>
                 <w:rFonts w:ascii="Arial Nova Cond" w:hAnsi="Arial Nova Cond" w:cs="Arial"/>
                 <w:color w:val="000000"/>
@@ -8910,7 +8896,6 @@
         <w:tc>
           <w:tcPr>
             <w:tcW w:w="1337" w:type="dxa"/>
-            <w:shd w:val="clear" w:color="auto" w:fill="auto"/>
             <w:vAlign w:val="center"/>
           </w:tcPr>
           <w:p>
@@ -8949,7 +8934,6 @@
           <w:tcPr>
             <w:tcW w:w="875" w:type="dxa"/>
             <w:vMerge/>
-            <w:shd w:val="clear" w:color="auto" w:fill="auto"/>
             <w:vAlign w:val="center"/>
           </w:tcPr>
           <w:p>
@@ -9041,7 +9025,6 @@
         <w:tc>
           <w:tcPr>
             <w:tcW w:w="6169" w:type="dxa"/>
-            <w:shd w:val="clear" w:color="auto" w:fill="auto"/>
             <w:vAlign w:val="center"/>
           </w:tcPr>
           <w:p>
@@ -9077,7 +9060,6 @@
         <w:tc>
           <w:tcPr>
             <w:tcW w:w="2015" w:type="dxa"/>
-            <w:shd w:val="clear" w:color="auto" w:fill="auto"/>
             <w:vAlign w:val="center"/>
           </w:tcPr>
           <w:p>
@@ -9116,7 +9098,7 @@
               <w:autoSpaceDE w:val="0"/>
               <w:autoSpaceDN w:val="0"/>
               <w:adjustRightInd w:val="0"/>
-              <w:jc w:val="center"/>
+              <w:jc w:val="both"/>
               <w:rPr>
                 <w:rFonts w:ascii="Arial Nova Cond" w:hAnsi="Arial Nova Cond" w:cs="Arial"/>
                 <w:color w:val="000000"/>
@@ -9140,7 +9122,6 @@
         <w:tc>
           <w:tcPr>
             <w:tcW w:w="1337" w:type="dxa"/>
-            <w:shd w:val="clear" w:color="auto" w:fill="auto"/>
             <w:vAlign w:val="center"/>
           </w:tcPr>
           <w:p>
@@ -9179,7 +9160,6 @@
           <w:tcPr>
             <w:tcW w:w="875" w:type="dxa"/>
             <w:vMerge w:val="restart"/>
-            <w:shd w:val="clear" w:color="auto" w:fill="auto"/>
             <w:vAlign w:val="center"/>
           </w:tcPr>
           <w:p>
@@ -9283,7 +9263,6 @@
         <w:tc>
           <w:tcPr>
             <w:tcW w:w="6169" w:type="dxa"/>
-            <w:shd w:val="clear" w:color="auto" w:fill="auto"/>
             <w:vAlign w:val="center"/>
           </w:tcPr>
           <w:p>
@@ -9319,7 +9298,6 @@
         <w:tc>
           <w:tcPr>
             <w:tcW w:w="2015" w:type="dxa"/>
-            <w:shd w:val="clear" w:color="auto" w:fill="auto"/>
             <w:vAlign w:val="center"/>
           </w:tcPr>
           <w:p>
@@ -9358,7 +9336,7 @@
               <w:autoSpaceDE w:val="0"/>
               <w:autoSpaceDN w:val="0"/>
               <w:adjustRightInd w:val="0"/>
-              <w:jc w:val="center"/>
+              <w:jc w:val="both"/>
               <w:rPr>
                 <w:rFonts w:ascii="Arial Nova Cond" w:hAnsi="Arial Nova Cond" w:cs="Arial"/>
                 <w:color w:val="000000"/>
@@ -9382,7 +9360,6 @@
         <w:tc>
           <w:tcPr>
             <w:tcW w:w="1337" w:type="dxa"/>
-            <w:shd w:val="clear" w:color="auto" w:fill="auto"/>
             <w:vAlign w:val="center"/>
           </w:tcPr>
           <w:p>
@@ -9421,7 +9398,6 @@
           <w:tcPr>
             <w:tcW w:w="875" w:type="dxa"/>
             <w:vMerge/>
-            <w:shd w:val="clear" w:color="auto" w:fill="auto"/>
             <w:vAlign w:val="center"/>
           </w:tcPr>
           <w:p>
@@ -9513,7 +9489,6 @@
         <w:tc>
           <w:tcPr>
             <w:tcW w:w="6169" w:type="dxa"/>
-            <w:shd w:val="clear" w:color="auto" w:fill="auto"/>
             <w:vAlign w:val="center"/>
           </w:tcPr>
           <w:p>
@@ -9548,7 +9523,6 @@
         <w:tc>
           <w:tcPr>
             <w:tcW w:w="2015" w:type="dxa"/>
-            <w:shd w:val="clear" w:color="auto" w:fill="auto"/>
             <w:vAlign w:val="center"/>
           </w:tcPr>
           <w:p>
@@ -9587,7 +9561,7 @@
               <w:autoSpaceDE w:val="0"/>
               <w:autoSpaceDN w:val="0"/>
               <w:adjustRightInd w:val="0"/>
-              <w:jc w:val="center"/>
+              <w:jc w:val="both"/>
               <w:rPr>
                 <w:rFonts w:ascii="Arial Nova Cond" w:hAnsi="Arial Nova Cond" w:cs="Arial"/>
                 <w:color w:val="000000"/>
@@ -9611,7 +9585,6 @@
         <w:tc>
           <w:tcPr>
             <w:tcW w:w="1337" w:type="dxa"/>
-            <w:shd w:val="clear" w:color="auto" w:fill="auto"/>
             <w:vAlign w:val="center"/>
           </w:tcPr>
           <w:p>
@@ -9650,7 +9623,6 @@
           <w:tcPr>
             <w:tcW w:w="875" w:type="dxa"/>
             <w:vMerge w:val="restart"/>
-            <w:shd w:val="clear" w:color="auto" w:fill="auto"/>
             <w:vAlign w:val="center"/>
           </w:tcPr>
           <w:p>
@@ -9761,7 +9733,6 @@
         <w:tc>
           <w:tcPr>
             <w:tcW w:w="6169" w:type="dxa"/>
-            <w:shd w:val="clear" w:color="auto" w:fill="auto"/>
             <w:vAlign w:val="center"/>
           </w:tcPr>
           <w:p>
@@ -9796,7 +9767,6 @@
         <w:tc>
           <w:tcPr>
             <w:tcW w:w="2015" w:type="dxa"/>
-            <w:shd w:val="clear" w:color="auto" w:fill="auto"/>
             <w:vAlign w:val="center"/>
           </w:tcPr>
           <w:p>
@@ -9835,7 +9805,7 @@
               <w:autoSpaceDE w:val="0"/>
               <w:autoSpaceDN w:val="0"/>
               <w:adjustRightInd w:val="0"/>
-              <w:jc w:val="center"/>
+              <w:jc w:val="both"/>
               <w:rPr>
                 <w:rFonts w:ascii="Arial Nova Cond" w:hAnsi="Arial Nova Cond" w:cs="Arial"/>
                 <w:color w:val="000000"/>
@@ -9859,7 +9829,6 @@
         <w:tc>
           <w:tcPr>
             <w:tcW w:w="1337" w:type="dxa"/>
-            <w:shd w:val="clear" w:color="auto" w:fill="auto"/>
             <w:vAlign w:val="center"/>
           </w:tcPr>
           <w:p>
@@ -9898,7 +9867,6 @@
           <w:tcPr>
             <w:tcW w:w="875" w:type="dxa"/>
             <w:vMerge/>
-            <w:shd w:val="clear" w:color="auto" w:fill="auto"/>
             <w:vAlign w:val="center"/>
           </w:tcPr>
           <w:p>
@@ -9998,7 +9966,6 @@
         <w:tc>
           <w:tcPr>
             <w:tcW w:w="6169" w:type="dxa"/>
-            <w:shd w:val="clear" w:color="auto" w:fill="auto"/>
             <w:vAlign w:val="center"/>
           </w:tcPr>
           <w:p>
@@ -10034,7 +10001,6 @@
         <w:tc>
           <w:tcPr>
             <w:tcW w:w="2015" w:type="dxa"/>
-            <w:shd w:val="clear" w:color="auto" w:fill="auto"/>
             <w:vAlign w:val="center"/>
           </w:tcPr>
           <w:p>
@@ -10072,7 +10038,7 @@
               <w:autoSpaceDE w:val="0"/>
               <w:autoSpaceDN w:val="0"/>
               <w:adjustRightInd w:val="0"/>
-              <w:jc w:val="center"/>
+              <w:jc w:val="both"/>
               <w:rPr>
                 <w:rFonts w:ascii="Arial Nova Cond" w:hAnsi="Arial Nova Cond" w:cs="Arial"/>
                 <w:color w:val="000000"/>
@@ -10096,7 +10062,6 @@
         <w:tc>
           <w:tcPr>
             <w:tcW w:w="1337" w:type="dxa"/>
-            <w:shd w:val="clear" w:color="auto" w:fill="auto"/>
             <w:vAlign w:val="center"/>
           </w:tcPr>
           <w:p>
@@ -10126,6 +10091,7 @@
           </w:p>
         </w:tc>
       </w:tr>
+      <w:bookmarkEnd w:id="1"/>
     </w:tbl>
     <w:p>
       <w:pPr>

--- a/templates/plananual/EPT COMPUTACIÓN 1° A 5°/PROGRAMACIÓN ANUAL 3° - EPT Computacion.docx
+++ b/templates/plananual/EPT COMPUTACIÓN 1° A 5°/PROGRAMACIÓN ANUAL 3° - EPT Computacion.docx
@@ -1,6 +1,6 @@
 
 <file path=word/document.xml><?xml version="1.0" encoding="utf-8"?>
-<w:document xmlns:wpc="http://schemas.microsoft.com/office/word/2010/wordprocessingCanvas" xmlns:cx="http://schemas.microsoft.com/office/drawing/2014/chartex" xmlns:cx1="http://schemas.microsoft.com/office/drawing/2015/9/8/chartex" xmlns:cx2="http://schemas.microsoft.com/office/drawing/2015/10/21/chartex" xmlns:cx3="http://schemas.microsoft.com/office/drawing/2016/5/9/chartex" xmlns:cx4="http://schemas.microsoft.com/office/drawing/2016/5/10/chartex" xmlns:cx5="http://schemas.microsoft.com/office/drawing/2016/5/11/chartex" xmlns:cx6="http://schemas.microsoft.com/office/drawing/2016/5/12/chartex" xmlns:cx7="http://schemas.microsoft.com/office/drawing/2016/5/13/chartex" xmlns:cx8="http://schemas.microsoft.com/office/drawing/2016/5/14/chartex" xmlns:mc="http://schemas.openxmlformats.org/markup-compatibility/2006" xmlns:aink="http://schemas.microsoft.com/office/drawing/2016/ink" xmlns:am3d="http://schemas.microsoft.com/office/drawing/2017/model3d" xmlns:o="urn:schemas-microsoft-com:office:office" xmlns:oel="http://schemas.microsoft.com/office/2019/extlst" xmlns:r="http://schemas.openxmlformats.org/officeDocument/2006/relationships" xmlns:m="http://schemas.openxmlformats.org/officeDocument/2006/math" xmlns:v="urn:schemas-microsoft-com:vml" xmlns:wp14="http://schemas.microsoft.com/office/word/2010/wordprocessingDrawing" xmlns:wp="http://schemas.openxmlformats.org/drawingml/2006/wordprocessingDrawing" xmlns:w10="urn:schemas-microsoft-com:office:word" xmlns:w="http://schemas.openxmlformats.org/wordprocessingml/2006/main" xmlns:w14="http://schemas.microsoft.com/office/word/2010/wordml" xmlns:w15="http://schemas.microsoft.com/office/word/2012/wordml" xmlns:w16cex="http://schemas.microsoft.com/office/word/2018/wordml/cex" xmlns:w16cid="http://schemas.microsoft.com/office/word/2016/wordml/cid" xmlns:w16="http://schemas.microsoft.com/office/word/2018/wordml" xmlns:w16du="http://schemas.microsoft.com/office/word/2023/wordml/word16du" xmlns:w16sdtdh="http://schemas.microsoft.com/office/word/2020/wordml/sdtdatahash" xmlns:w16se="http://schemas.microsoft.com/office/word/2015/wordml/symex" xmlns:wpg="http://schemas.microsoft.com/office/word/2010/wordprocessingGroup" xmlns:wpi="http://schemas.microsoft.com/office/word/2010/wordprocessingInk" xmlns:wne="http://schemas.microsoft.com/office/word/2006/wordml" xmlns:wps="http://schemas.microsoft.com/office/word/2010/wordprocessingShape" mc:Ignorable="w14 w15 w16se w16cid w16 w16cex w16sdtdh w16du wp14">
+<w:document xmlns:wpc="http://schemas.microsoft.com/office/word/2010/wordprocessingCanvas" xmlns:cx="http://schemas.microsoft.com/office/drawing/2014/chartex" xmlns:cx1="http://schemas.microsoft.com/office/drawing/2015/9/8/chartex" xmlns:cx2="http://schemas.microsoft.com/office/drawing/2015/10/21/chartex" xmlns:cx3="http://schemas.microsoft.com/office/drawing/2016/5/9/chartex" xmlns:cx4="http://schemas.microsoft.com/office/drawing/2016/5/10/chartex" xmlns:cx5="http://schemas.microsoft.com/office/drawing/2016/5/11/chartex" xmlns:cx6="http://schemas.microsoft.com/office/drawing/2016/5/12/chartex" xmlns:cx7="http://schemas.microsoft.com/office/drawing/2016/5/13/chartex" xmlns:cx8="http://schemas.microsoft.com/office/drawing/2016/5/14/chartex" xmlns:mc="http://schemas.openxmlformats.org/markup-compatibility/2006" xmlns:aink="http://schemas.microsoft.com/office/drawing/2016/ink" xmlns:am3d="http://schemas.microsoft.com/office/drawing/2017/model3d" xmlns:o="urn:schemas-microsoft-com:office:office" xmlns:oel="http://schemas.microsoft.com/office/2019/extlst" xmlns:r="http://schemas.openxmlformats.org/officeDocument/2006/relationships" xmlns:m="http://schemas.openxmlformats.org/officeDocument/2006/math" xmlns:v="urn:schemas-microsoft-com:vml" xmlns:wp14="http://schemas.microsoft.com/office/word/2010/wordprocessingDrawing" xmlns:wp="http://schemas.openxmlformats.org/drawingml/2006/wordprocessingDrawing" xmlns:w10="urn:schemas-microsoft-com:office:word" xmlns:w="http://schemas.openxmlformats.org/wordprocessingml/2006/main" xmlns:w14="http://schemas.microsoft.com/office/word/2010/wordml" xmlns:w15="http://schemas.microsoft.com/office/word/2012/wordml" xmlns:w16cex="http://schemas.microsoft.com/office/word/2018/wordml/cex" xmlns:w16cid="http://schemas.microsoft.com/office/word/2016/wordml/cid" xmlns:w16="http://schemas.microsoft.com/office/word/2018/wordml" xmlns:w16du="http://schemas.microsoft.com/office/word/2023/wordml/word16du" xmlns:w16sdtdh="http://schemas.microsoft.com/office/word/2020/wordml/sdtdatahash" xmlns:w16sdtfl="http://schemas.microsoft.com/office/word/2024/wordml/sdtformatlock" xmlns:w16se="http://schemas.microsoft.com/office/word/2015/wordml/symex" xmlns:wpg="http://schemas.microsoft.com/office/word/2010/wordprocessingGroup" xmlns:wpi="http://schemas.microsoft.com/office/word/2010/wordprocessingInk" xmlns:wne="http://schemas.microsoft.com/office/word/2006/wordml" xmlns:wps="http://schemas.microsoft.com/office/word/2010/wordprocessingShape" mc:Ignorable="w14 w15 w16se w16cid w16 w16cex w16sdtdh w16sdtfl w16du wp14">
   <w:body>
     <w:p>
       <w:pPr>
@@ -2696,29 +2696,16 @@
                 <w:szCs w:val="20"/>
               </w:rPr>
             </w:pPr>
-            <w:proofErr w:type="spellStart"/>
-            <w:r>
-              <w:rPr>
-                <w:rFonts w:ascii="Arial Nova Cond Light" w:hAnsi="Arial Nova Cond Light" w:cs="Times New Roman"/>
-                <w:b/>
-                <w:bCs/>
-                <w:color w:val="000000" w:themeColor="text1"/>
-                <w:sz w:val="20"/>
-                <w:szCs w:val="20"/>
-              </w:rPr>
-              <w:t>N°</w:t>
-            </w:r>
-            <w:proofErr w:type="spellEnd"/>
-            <w:r>
-              <w:rPr>
-                <w:rFonts w:ascii="Arial Nova Cond Light" w:hAnsi="Arial Nova Cond Light" w:cs="Times New Roman"/>
-                <w:b/>
-                <w:bCs/>
-                <w:color w:val="000000" w:themeColor="text1"/>
-                <w:sz w:val="20"/>
-                <w:szCs w:val="20"/>
-              </w:rPr>
-              <w:t xml:space="preserve"> DE SEMANAS LECTIVAS</w:t>
+            <w:r>
+              <w:rPr>
+                <w:rFonts w:ascii="Arial Nova Cond Light" w:hAnsi="Arial Nova Cond Light" w:cs="Times New Roman"/>
+                <w:b/>
+                <w:bCs/>
+                <w:color w:val="000000" w:themeColor="text1"/>
+                <w:sz w:val="20"/>
+                <w:szCs w:val="20"/>
+              </w:rPr>
+              <w:t>N° DE SEMANAS LECTIVAS</w:t>
             </w:r>
           </w:p>
         </w:tc>
@@ -2743,29 +2730,16 @@
                 <w:szCs w:val="20"/>
               </w:rPr>
             </w:pPr>
-            <w:proofErr w:type="spellStart"/>
-            <w:r>
-              <w:rPr>
-                <w:rFonts w:ascii="Arial Nova Cond Light" w:hAnsi="Arial Nova Cond Light" w:cs="Times New Roman"/>
-                <w:b/>
-                <w:bCs/>
-                <w:color w:val="000000" w:themeColor="text1"/>
-                <w:sz w:val="20"/>
-                <w:szCs w:val="20"/>
-              </w:rPr>
-              <w:t>N°</w:t>
-            </w:r>
-            <w:proofErr w:type="spellEnd"/>
-            <w:r>
-              <w:rPr>
-                <w:rFonts w:ascii="Arial Nova Cond Light" w:hAnsi="Arial Nova Cond Light" w:cs="Times New Roman"/>
-                <w:b/>
-                <w:bCs/>
-                <w:color w:val="000000" w:themeColor="text1"/>
-                <w:sz w:val="20"/>
-                <w:szCs w:val="20"/>
-              </w:rPr>
-              <w:t xml:space="preserve"> UNIDADES</w:t>
+            <w:r>
+              <w:rPr>
+                <w:rFonts w:ascii="Arial Nova Cond Light" w:hAnsi="Arial Nova Cond Light" w:cs="Times New Roman"/>
+                <w:b/>
+                <w:bCs/>
+                <w:color w:val="000000" w:themeColor="text1"/>
+                <w:sz w:val="20"/>
+                <w:szCs w:val="20"/>
+              </w:rPr>
+              <w:t>N° UNIDADES</w:t>
             </w:r>
           </w:p>
         </w:tc>
@@ -7629,7 +7603,7 @@
         </w:numPr>
         <w:shd w:val="clear" w:color="auto" w:fill="00CC00"/>
         <w:spacing w:after="0"/>
-        <w:ind w:left="708" w:right="-455" w:hanging="708"/>
+        <w:ind w:left="708" w:right="-455" w:hanging="1134"/>
         <w:rPr>
           <w:rFonts w:ascii="Arial Nova Cond Light" w:hAnsi="Arial Nova Cond Light" w:cs="Times New Roman"/>
           <w:b/>
@@ -7678,7 +7652,7 @@
     </w:p>
     <w:tbl>
       <w:tblPr>
-        <w:tblStyle w:val="Tablaconcuadrcula"/>
+        <w:tblStyle w:val="Tablaconcuadrcula1"/>
         <w:tblW w:w="14851" w:type="dxa"/>
         <w:jc w:val="center"/>
         <w:tblBorders>
@@ -7693,13 +7667,13 @@
         <w:tblLook w:val="04A0" w:firstRow="1" w:lastRow="0" w:firstColumn="1" w:lastColumn="0" w:noHBand="0" w:noVBand="1"/>
       </w:tblPr>
       <w:tblGrid>
-        <w:gridCol w:w="875"/>
-        <w:gridCol w:w="1095"/>
-        <w:gridCol w:w="1726"/>
-        <w:gridCol w:w="6169"/>
-        <w:gridCol w:w="2015"/>
-        <w:gridCol w:w="1634"/>
-        <w:gridCol w:w="1337"/>
+        <w:gridCol w:w="818"/>
+        <w:gridCol w:w="1018"/>
+        <w:gridCol w:w="5379"/>
+        <w:gridCol w:w="1984"/>
+        <w:gridCol w:w="2693"/>
+        <w:gridCol w:w="1560"/>
+        <w:gridCol w:w="1399"/>
       </w:tblGrid>
       <w:tr>
         <w:trPr>
@@ -7708,20 +7682,20 @@
         </w:trPr>
         <w:tc>
           <w:tcPr>
-            <w:tcW w:w="875" w:type="dxa"/>
+            <w:tcW w:w="818" w:type="dxa"/>
             <w:shd w:val="clear" w:color="auto" w:fill="C1F0C7"/>
             <w:vAlign w:val="center"/>
           </w:tcPr>
           <w:p>
             <w:pPr>
-              <w:pStyle w:val="Prrafodelista"/>
-              <w:ind w:left="0"/>
-              <w:jc w:val="center"/>
-              <w:rPr>
-                <w:rFonts w:ascii="Arial Nova Cond" w:hAnsi="Arial Nova Cond" w:cs="Times New Roman"/>
-                <w:b/>
-                <w:bCs/>
-                <w:color w:val="000000" w:themeColor="text1"/>
+              <w:suppressAutoHyphens w:val="0"/>
+              <w:contextualSpacing/>
+              <w:jc w:val="center"/>
+              <w:rPr>
+                <w:rFonts w:ascii="Arial Nova Cond" w:eastAsia="Aptos" w:hAnsi="Arial Nova Cond" w:cs="Times New Roman"/>
+                <w:b/>
+                <w:bCs/>
+                <w:color w:val="000000"/>
                 <w:sz w:val="20"/>
                 <w:szCs w:val="20"/>
               </w:rPr>
@@ -7729,10 +7703,10 @@
             <w:bookmarkStart w:id="1" w:name="_Hlk227075175"/>
             <w:r>
               <w:rPr>
-                <w:rFonts w:ascii="Arial Nova Cond" w:hAnsi="Arial Nova Cond" w:cs="Times New Roman"/>
-                <w:b/>
-                <w:bCs/>
-                <w:color w:val="000000" w:themeColor="text1"/>
+                <w:rFonts w:ascii="Arial Nova Cond" w:eastAsia="Aptos" w:hAnsi="Arial Nova Cond" w:cs="Times New Roman"/>
+                <w:b/>
+                <w:bCs/>
+                <w:color w:val="000000"/>
                 <w:sz w:val="20"/>
                 <w:szCs w:val="20"/>
               </w:rPr>
@@ -7742,30 +7716,30 @@
         </w:tc>
         <w:tc>
           <w:tcPr>
-            <w:tcW w:w="1095" w:type="dxa"/>
+            <w:tcW w:w="1018" w:type="dxa"/>
             <w:shd w:val="clear" w:color="auto" w:fill="C1F0C7"/>
             <w:vAlign w:val="center"/>
           </w:tcPr>
           <w:p>
             <w:pPr>
-              <w:pStyle w:val="Prrafodelista"/>
-              <w:ind w:left="0"/>
-              <w:jc w:val="center"/>
-              <w:rPr>
-                <w:rFonts w:ascii="Arial Nova Cond" w:hAnsi="Arial Nova Cond" w:cs="Times New Roman"/>
-                <w:b/>
-                <w:bCs/>
-                <w:color w:val="000000" w:themeColor="text1"/>
-                <w:sz w:val="20"/>
-                <w:szCs w:val="20"/>
-              </w:rPr>
-            </w:pPr>
-            <w:r>
-              <w:rPr>
-                <w:rFonts w:ascii="Arial Nova Cond" w:hAnsi="Arial Nova Cond" w:cs="Times New Roman"/>
-                <w:b/>
-                <w:bCs/>
-                <w:color w:val="000000" w:themeColor="text1"/>
+              <w:suppressAutoHyphens w:val="0"/>
+              <w:contextualSpacing/>
+              <w:jc w:val="center"/>
+              <w:rPr>
+                <w:rFonts w:ascii="Arial Nova Cond" w:eastAsia="Aptos" w:hAnsi="Arial Nova Cond" w:cs="Times New Roman"/>
+                <w:b/>
+                <w:bCs/>
+                <w:color w:val="000000"/>
+                <w:sz w:val="20"/>
+                <w:szCs w:val="20"/>
+              </w:rPr>
+            </w:pPr>
+            <w:r>
+              <w:rPr>
+                <w:rFonts w:ascii="Arial Nova Cond" w:eastAsia="Aptos" w:hAnsi="Arial Nova Cond" w:cs="Times New Roman"/>
+                <w:b/>
+                <w:bCs/>
+                <w:color w:val="000000"/>
                 <w:sz w:val="20"/>
                 <w:szCs w:val="20"/>
               </w:rPr>
@@ -7775,184 +7749,129 @@
         </w:tc>
         <w:tc>
           <w:tcPr>
-            <w:tcW w:w="1726" w:type="dxa"/>
+            <w:tcW w:w="5379" w:type="dxa"/>
             <w:shd w:val="clear" w:color="auto" w:fill="C1F0C7"/>
             <w:vAlign w:val="center"/>
           </w:tcPr>
           <w:p>
             <w:pPr>
-              <w:pStyle w:val="Prrafodelista"/>
-              <w:ind w:left="0"/>
-              <w:jc w:val="center"/>
-              <w:rPr>
-                <w:rFonts w:ascii="Arial Nova Cond" w:hAnsi="Arial Nova Cond" w:cs="Times New Roman"/>
-                <w:b/>
-                <w:bCs/>
-                <w:color w:val="000000" w:themeColor="text1"/>
-                <w:sz w:val="20"/>
-                <w:szCs w:val="20"/>
-              </w:rPr>
-            </w:pPr>
-            <w:r>
-              <w:rPr>
-                <w:rFonts w:ascii="Arial Nova Cond" w:hAnsi="Arial Nova Cond" w:cs="Times New Roman"/>
-                <w:b/>
-                <w:bCs/>
-                <w:color w:val="000000" w:themeColor="text1"/>
-                <w:sz w:val="20"/>
-                <w:szCs w:val="20"/>
-              </w:rPr>
-              <w:t>PROBLEMA / POTENCIALIDAD</w:t>
-            </w:r>
-          </w:p>
-        </w:tc>
-        <w:tc>
-          <w:tcPr>
-            <w:tcW w:w="6169" w:type="dxa"/>
+              <w:suppressAutoHyphens w:val="0"/>
+              <w:contextualSpacing/>
+              <w:jc w:val="center"/>
+              <w:rPr>
+                <w:rFonts w:ascii="Arial Nova Cond" w:eastAsia="Aptos" w:hAnsi="Arial Nova Cond" w:cs="Times New Roman"/>
+                <w:b/>
+                <w:bCs/>
+                <w:color w:val="000000"/>
+                <w:sz w:val="20"/>
+                <w:szCs w:val="20"/>
+              </w:rPr>
+            </w:pPr>
+            <w:r>
+              <w:rPr>
+                <w:rFonts w:ascii="Arial Nova Cond" w:eastAsia="Aptos" w:hAnsi="Arial Nova Cond" w:cs="Times New Roman"/>
+                <w:b/>
+                <w:bCs/>
+                <w:color w:val="000000"/>
+                <w:sz w:val="20"/>
+                <w:szCs w:val="20"/>
+              </w:rPr>
+              <w:t>SITUACIÓN SIGNIFICATIVA</w:t>
+            </w:r>
+          </w:p>
+        </w:tc>
+        <w:tc>
+          <w:tcPr>
+            <w:tcW w:w="1984" w:type="dxa"/>
             <w:shd w:val="clear" w:color="auto" w:fill="C1F0C7"/>
             <w:vAlign w:val="center"/>
           </w:tcPr>
           <w:p>
             <w:pPr>
-              <w:pStyle w:val="Prrafodelista"/>
-              <w:ind w:left="0"/>
-              <w:jc w:val="center"/>
-              <w:rPr>
-                <w:rFonts w:ascii="Arial Nova Cond" w:hAnsi="Arial Nova Cond" w:cs="Times New Roman"/>
-                <w:b/>
-                <w:bCs/>
-                <w:color w:val="000000" w:themeColor="text1"/>
-                <w:sz w:val="20"/>
-                <w:szCs w:val="20"/>
-              </w:rPr>
-            </w:pPr>
-            <w:r>
-              <w:rPr>
-                <w:rFonts w:ascii="Arial Nova Cond" w:hAnsi="Arial Nova Cond" w:cs="Times New Roman"/>
-                <w:b/>
-                <w:bCs/>
-                <w:color w:val="000000" w:themeColor="text1"/>
-                <w:sz w:val="20"/>
-                <w:szCs w:val="20"/>
-              </w:rPr>
-              <w:t>SITUACIÓN SIGNIF</w:t>
-            </w:r>
-            <w:r>
-              <w:rPr>
-                <w:rFonts w:ascii="Arial Nova Cond" w:hAnsi="Arial Nova Cond" w:cs="Times New Roman"/>
-                <w:b/>
-                <w:bCs/>
-                <w:color w:val="000000" w:themeColor="text1"/>
-                <w:sz w:val="20"/>
-                <w:szCs w:val="20"/>
-              </w:rPr>
-              <w:t>I</w:t>
-            </w:r>
-            <w:r>
-              <w:rPr>
-                <w:rFonts w:ascii="Arial Nova Cond" w:hAnsi="Arial Nova Cond" w:cs="Times New Roman"/>
-                <w:b/>
-                <w:bCs/>
-                <w:color w:val="000000" w:themeColor="text1"/>
-                <w:sz w:val="20"/>
-                <w:szCs w:val="20"/>
-              </w:rPr>
-              <w:t>CATIVA</w:t>
-            </w:r>
-          </w:p>
-        </w:tc>
-        <w:tc>
-          <w:tcPr>
-            <w:tcW w:w="2015" w:type="dxa"/>
+              <w:suppressAutoHyphens w:val="0"/>
+              <w:contextualSpacing/>
+              <w:jc w:val="center"/>
+              <w:rPr>
+                <w:rFonts w:ascii="Arial Nova Cond" w:eastAsia="Aptos" w:hAnsi="Arial Nova Cond" w:cs="Times New Roman"/>
+                <w:b/>
+                <w:bCs/>
+                <w:color w:val="000000"/>
+                <w:sz w:val="20"/>
+                <w:szCs w:val="20"/>
+              </w:rPr>
+            </w:pPr>
+            <w:r>
+              <w:rPr>
+                <w:rFonts w:ascii="Arial Nova Cond" w:eastAsia="Aptos" w:hAnsi="Arial Nova Cond" w:cs="Times New Roman"/>
+                <w:b/>
+                <w:bCs/>
+                <w:color w:val="000000"/>
+                <w:sz w:val="20"/>
+                <w:szCs w:val="20"/>
+              </w:rPr>
+              <w:t>TÍTULO DE LA UNIDAD DIDÁCTICA.</w:t>
+            </w:r>
+          </w:p>
+        </w:tc>
+        <w:tc>
+          <w:tcPr>
+            <w:tcW w:w="2693" w:type="dxa"/>
             <w:shd w:val="clear" w:color="auto" w:fill="C1F0C7"/>
             <w:vAlign w:val="center"/>
           </w:tcPr>
           <w:p>
             <w:pPr>
-              <w:pStyle w:val="Prrafodelista"/>
-              <w:ind w:left="0"/>
-              <w:jc w:val="center"/>
-              <w:rPr>
-                <w:rFonts w:ascii="Arial Nova Cond" w:hAnsi="Arial Nova Cond" w:cs="Times New Roman"/>
-                <w:b/>
-                <w:bCs/>
-                <w:color w:val="000000" w:themeColor="text1"/>
-                <w:sz w:val="20"/>
-                <w:szCs w:val="20"/>
-              </w:rPr>
-            </w:pPr>
-            <w:r>
-              <w:rPr>
-                <w:rFonts w:ascii="Arial Nova Cond" w:hAnsi="Arial Nova Cond" w:cs="Times New Roman"/>
-                <w:b/>
-                <w:bCs/>
-                <w:color w:val="000000" w:themeColor="text1"/>
-                <w:sz w:val="20"/>
-                <w:szCs w:val="20"/>
-              </w:rPr>
-              <w:t>TÍTULO DE LA UNIDAD DID</w:t>
-            </w:r>
-            <w:r>
-              <w:rPr>
-                <w:rFonts w:ascii="Arial Nova Cond" w:hAnsi="Arial Nova Cond" w:cs="Times New Roman"/>
-                <w:b/>
-                <w:bCs/>
-                <w:color w:val="000000" w:themeColor="text1"/>
-                <w:sz w:val="20"/>
-                <w:szCs w:val="20"/>
-              </w:rPr>
-              <w:t>Á</w:t>
-            </w:r>
-            <w:r>
-              <w:rPr>
-                <w:rFonts w:ascii="Arial Nova Cond" w:hAnsi="Arial Nova Cond" w:cs="Times New Roman"/>
-                <w:b/>
-                <w:bCs/>
-                <w:color w:val="000000" w:themeColor="text1"/>
-                <w:sz w:val="20"/>
-                <w:szCs w:val="20"/>
-              </w:rPr>
-              <w:t>CTICA</w:t>
-            </w:r>
-            <w:r>
-              <w:rPr>
-                <w:rFonts w:ascii="Arial Nova Cond" w:hAnsi="Arial Nova Cond" w:cs="Times New Roman"/>
-                <w:b/>
-                <w:bCs/>
-                <w:color w:val="000000" w:themeColor="text1"/>
-                <w:sz w:val="20"/>
-                <w:szCs w:val="20"/>
-              </w:rPr>
-              <w:t>.</w:t>
-            </w:r>
-          </w:p>
-        </w:tc>
-        <w:tc>
-          <w:tcPr>
-            <w:tcW w:w="1634" w:type="dxa"/>
+              <w:suppressAutoHyphens w:val="0"/>
+              <w:contextualSpacing/>
+              <w:jc w:val="center"/>
+              <w:rPr>
+                <w:rFonts w:ascii="Arial Nova Cond" w:eastAsia="Aptos" w:hAnsi="Arial Nova Cond" w:cs="Times New Roman"/>
+                <w:b/>
+                <w:bCs/>
+                <w:color w:val="000000"/>
+                <w:sz w:val="20"/>
+                <w:szCs w:val="20"/>
+              </w:rPr>
+            </w:pPr>
+            <w:r>
+              <w:rPr>
+                <w:rFonts w:ascii="Arial Nova Cond" w:eastAsia="Aptos" w:hAnsi="Arial Nova Cond" w:cs="Times New Roman"/>
+                <w:b/>
+                <w:bCs/>
+                <w:color w:val="000000"/>
+                <w:sz w:val="20"/>
+                <w:szCs w:val="20"/>
+              </w:rPr>
+              <w:t>CAMPO TEMATICO</w:t>
+            </w:r>
+          </w:p>
+        </w:tc>
+        <w:tc>
+          <w:tcPr>
+            <w:tcW w:w="1560" w:type="dxa"/>
             <w:shd w:val="clear" w:color="auto" w:fill="C1F0C7"/>
             <w:vAlign w:val="center"/>
           </w:tcPr>
           <w:p>
             <w:pPr>
-              <w:pStyle w:val="Prrafodelista"/>
-              <w:ind w:left="0"/>
-              <w:jc w:val="center"/>
-              <w:rPr>
-                <w:rFonts w:ascii="Arial Nova Cond" w:hAnsi="Arial Nova Cond" w:cs="Times New Roman"/>
-                <w:b/>
-                <w:bCs/>
-                <w:color w:val="000000" w:themeColor="text1"/>
-                <w:sz w:val="20"/>
-                <w:szCs w:val="20"/>
-              </w:rPr>
-            </w:pPr>
-            <w:r>
-              <w:rPr>
-                <w:rFonts w:ascii="Arial Nova Cond" w:hAnsi="Arial Nova Cond" w:cs="Times New Roman"/>
-                <w:b/>
-                <w:bCs/>
-                <w:color w:val="000000" w:themeColor="text1"/>
+              <w:suppressAutoHyphens w:val="0"/>
+              <w:contextualSpacing/>
+              <w:jc w:val="center"/>
+              <w:rPr>
+                <w:rFonts w:ascii="Arial Nova Cond" w:eastAsia="Aptos" w:hAnsi="Arial Nova Cond" w:cs="Times New Roman"/>
+                <w:b/>
+                <w:bCs/>
+                <w:color w:val="000000"/>
+                <w:sz w:val="20"/>
+                <w:szCs w:val="20"/>
+              </w:rPr>
+            </w:pPr>
+            <w:r>
+              <w:rPr>
+                <w:rFonts w:ascii="Arial Nova Cond" w:eastAsia="Aptos" w:hAnsi="Arial Nova Cond" w:cs="Times New Roman"/>
+                <w:b/>
+                <w:bCs/>
+                <w:color w:val="000000"/>
                 <w:sz w:val="20"/>
                 <w:szCs w:val="20"/>
               </w:rPr>
@@ -7962,30 +7881,30 @@
         </w:tc>
         <w:tc>
           <w:tcPr>
-            <w:tcW w:w="1337" w:type="dxa"/>
+            <w:tcW w:w="1399" w:type="dxa"/>
             <w:shd w:val="clear" w:color="auto" w:fill="C1F0C7"/>
             <w:vAlign w:val="center"/>
           </w:tcPr>
           <w:p>
             <w:pPr>
-              <w:pStyle w:val="Prrafodelista"/>
-              <w:ind w:left="0"/>
-              <w:jc w:val="center"/>
-              <w:rPr>
-                <w:rFonts w:ascii="Arial Nova Cond" w:hAnsi="Arial Nova Cond" w:cs="Times New Roman"/>
-                <w:b/>
-                <w:bCs/>
-                <w:color w:val="000000" w:themeColor="text1"/>
-                <w:sz w:val="20"/>
-                <w:szCs w:val="20"/>
-              </w:rPr>
-            </w:pPr>
-            <w:r>
-              <w:rPr>
-                <w:rFonts w:ascii="Arial Nova Cond" w:hAnsi="Arial Nova Cond" w:cs="Times New Roman"/>
-                <w:b/>
-                <w:bCs/>
-                <w:color w:val="000000" w:themeColor="text1"/>
+              <w:suppressAutoHyphens w:val="0"/>
+              <w:contextualSpacing/>
+              <w:jc w:val="center"/>
+              <w:rPr>
+                <w:rFonts w:ascii="Arial Nova Cond" w:eastAsia="Aptos" w:hAnsi="Arial Nova Cond" w:cs="Times New Roman"/>
+                <w:b/>
+                <w:bCs/>
+                <w:color w:val="000000"/>
+                <w:sz w:val="20"/>
+                <w:szCs w:val="20"/>
+              </w:rPr>
+            </w:pPr>
+            <w:r>
+              <w:rPr>
+                <w:rFonts w:ascii="Arial Nova Cond" w:eastAsia="Aptos" w:hAnsi="Arial Nova Cond" w:cs="Times New Roman"/>
+                <w:b/>
+                <w:bCs/>
+                <w:color w:val="000000"/>
                 <w:sz w:val="20"/>
                 <w:szCs w:val="20"/>
               </w:rPr>
@@ -8001,20 +7920,20 @@
         </w:trPr>
         <w:tc>
           <w:tcPr>
-            <w:tcW w:w="875" w:type="dxa"/>
+            <w:tcW w:w="818" w:type="dxa"/>
             <w:vMerge w:val="restart"/>
             <w:vAlign w:val="center"/>
           </w:tcPr>
           <w:p>
             <w:pPr>
-              <w:pStyle w:val="Prrafodelista"/>
               <w:tabs>
                 <w:tab w:val="left" w:pos="0"/>
                 <w:tab w:val="left" w:pos="142"/>
                 <w:tab w:val="left" w:pos="284"/>
               </w:tabs>
-              <w:spacing w:line="276" w:lineRule="auto"/>
-              <w:ind w:left="0"/>
+              <w:suppressAutoHyphens w:val="0"/>
+              <w:spacing w:line="276" w:lineRule="auto"/>
+              <w:contextualSpacing/>
               <w:jc w:val="center"/>
               <w:rPr>
                 <w:rFonts w:ascii="Arial Nova Cond" w:eastAsia="Calibri" w:hAnsi="Arial Nova Cond" w:cs="Times New Roman"/>
@@ -8040,19 +7959,19 @@
         </w:tc>
         <w:tc>
           <w:tcPr>
-            <w:tcW w:w="1095" w:type="dxa"/>
-            <w:vAlign w:val="center"/>
-          </w:tcPr>
-          <w:p>
-            <w:pPr>
-              <w:pStyle w:val="Prrafodelista"/>
+            <w:tcW w:w="1018" w:type="dxa"/>
+            <w:vAlign w:val="center"/>
+          </w:tcPr>
+          <w:p>
+            <w:pPr>
               <w:tabs>
                 <w:tab w:val="left" w:pos="0"/>
                 <w:tab w:val="left" w:pos="142"/>
                 <w:tab w:val="left" w:pos="284"/>
               </w:tabs>
-              <w:spacing w:line="276" w:lineRule="auto"/>
-              <w:ind w:left="0"/>
+              <w:suppressAutoHyphens w:val="0"/>
+              <w:spacing w:line="276" w:lineRule="auto"/>
+              <w:contextualSpacing/>
               <w:jc w:val="center"/>
               <w:rPr>
                 <w:rFonts w:ascii="Arial Nova Cond" w:eastAsia="Calibri" w:hAnsi="Arial Nova Cond" w:cs="Times New Roman"/>
@@ -8078,19 +7997,19 @@
         </w:tc>
         <w:tc>
           <w:tcPr>
-            <w:tcW w:w="1726" w:type="dxa"/>
-            <w:vAlign w:val="center"/>
-          </w:tcPr>
-          <w:p>
-            <w:pPr>
-              <w:pStyle w:val="Prrafodelista"/>
+            <w:tcW w:w="5379" w:type="dxa"/>
+            <w:vAlign w:val="center"/>
+          </w:tcPr>
+          <w:p>
+            <w:pPr>
               <w:tabs>
                 <w:tab w:val="left" w:pos="0"/>
                 <w:tab w:val="left" w:pos="142"/>
                 <w:tab w:val="left" w:pos="284"/>
               </w:tabs>
-              <w:spacing w:line="276" w:lineRule="auto"/>
-              <w:ind w:left="0"/>
+              <w:suppressAutoHyphens w:val="0"/>
+              <w:spacing w:line="276" w:lineRule="auto"/>
+              <w:contextualSpacing/>
               <w:jc w:val="both"/>
               <w:rPr>
                 <w:rFonts w:ascii="Arial Nova Cond" w:eastAsia="Calibri" w:hAnsi="Arial Nova Cond" w:cs="Times New Roman"/>
@@ -8106,57 +8025,24 @@
                 <w:szCs w:val="20"/>
                 <w:lang w:val="es-ES_tradnl"/>
               </w:rPr>
-              <w:t>{{problemapotencialidad0}}</w:t>
-            </w:r>
-          </w:p>
-        </w:tc>
-        <w:tc>
-          <w:tcPr>
-            <w:tcW w:w="6169" w:type="dxa"/>
-            <w:vAlign w:val="center"/>
-          </w:tcPr>
-          <w:p>
-            <w:pPr>
-              <w:pStyle w:val="Prrafodelista"/>
-              <w:tabs>
-                <w:tab w:val="left" w:pos="0"/>
-                <w:tab w:val="left" w:pos="142"/>
-                <w:tab w:val="left" w:pos="284"/>
-              </w:tabs>
-              <w:spacing w:line="276" w:lineRule="auto"/>
-              <w:ind w:left="0"/>
-              <w:jc w:val="both"/>
-              <w:rPr>
-                <w:rFonts w:ascii="Arial Nova Cond" w:eastAsia="Calibri" w:hAnsi="Arial Nova Cond" w:cs="Times New Roman"/>
-                <w:sz w:val="20"/>
-                <w:szCs w:val="20"/>
-                <w:lang w:val="es-ES_tradnl"/>
-              </w:rPr>
-            </w:pPr>
-            <w:r>
-              <w:rPr>
-                <w:rFonts w:ascii="Arial Nova Cond" w:eastAsia="Calibri" w:hAnsi="Arial Nova Cond" w:cs="Times New Roman"/>
-                <w:sz w:val="20"/>
-                <w:szCs w:val="20"/>
-                <w:lang w:val="es-ES_tradnl"/>
-              </w:rPr>
               <w:t>{{situacionsignificativa0}}</w:t>
             </w:r>
           </w:p>
         </w:tc>
         <w:tc>
           <w:tcPr>
-            <w:tcW w:w="2015" w:type="dxa"/>
-            <w:vAlign w:val="center"/>
-          </w:tcPr>
-          <w:p>
-            <w:pPr>
+            <w:tcW w:w="1984" w:type="dxa"/>
+            <w:vAlign w:val="center"/>
+          </w:tcPr>
+          <w:p>
+            <w:pPr>
+              <w:suppressAutoHyphens w:val="0"/>
               <w:autoSpaceDE w:val="0"/>
               <w:autoSpaceDN w:val="0"/>
               <w:adjustRightInd w:val="0"/>
               <w:jc w:val="center"/>
               <w:rPr>
-                <w:rFonts w:ascii="Arial Nova Cond" w:hAnsi="Arial Nova Cond" w:cs="Arial"/>
+                <w:rFonts w:ascii="Arial Nova Cond" w:eastAsia="Aptos" w:hAnsi="Arial Nova Cond" w:cs="Arial"/>
                 <w:color w:val="000000"/>
                 <w:kern w:val="0"/>
                 <w:sz w:val="20"/>
@@ -8165,7 +8051,7 @@
             </w:pPr>
             <w:r>
               <w:rPr>
-                <w:rFonts w:ascii="Arial Nova Cond" w:hAnsi="Arial Nova Cond" w:cs="Arial"/>
+                <w:rFonts w:ascii="Arial Nova Cond" w:eastAsia="Aptos" w:hAnsi="Arial Nova Cond" w:cs="Arial"/>
                 <w:color w:val="000000"/>
                 <w:kern w:val="0"/>
                 <w:sz w:val="20"/>
@@ -8177,17 +8063,18 @@
         </w:tc>
         <w:tc>
           <w:tcPr>
-            <w:tcW w:w="1634" w:type="dxa"/>
-            <w:vAlign w:val="center"/>
-          </w:tcPr>
-          <w:p>
-            <w:pPr>
+            <w:tcW w:w="2693" w:type="dxa"/>
+            <w:vAlign w:val="center"/>
+          </w:tcPr>
+          <w:p>
+            <w:pPr>
+              <w:suppressAutoHyphens w:val="0"/>
               <w:autoSpaceDE w:val="0"/>
               <w:autoSpaceDN w:val="0"/>
               <w:adjustRightInd w:val="0"/>
               <w:jc w:val="both"/>
               <w:rPr>
-                <w:rFonts w:ascii="Arial Nova Cond" w:hAnsi="Arial Nova Cond" w:cs="Arial"/>
+                <w:rFonts w:ascii="Arial Nova Cond" w:eastAsia="Aptos" w:hAnsi="Arial Nova Cond" w:cs="Arial"/>
                 <w:color w:val="000000"/>
                 <w:kern w:val="0"/>
                 <w:sz w:val="20"/>
@@ -8196,29 +8083,30 @@
             </w:pPr>
             <w:r>
               <w:rPr>
-                <w:rFonts w:ascii="Arial Nova Cond" w:hAnsi="Arial Nova Cond" w:cs="Arial"/>
+                <w:rFonts w:ascii="Arial Nova Cond" w:eastAsia="Aptos" w:hAnsi="Arial Nova Cond" w:cs="Arial"/>
                 <w:color w:val="000000"/>
                 <w:kern w:val="0"/>
                 <w:sz w:val="20"/>
                 <w:szCs w:val="20"/>
               </w:rPr>
-              <w:t>{{competencias0}}</w:t>
-            </w:r>
-          </w:p>
-        </w:tc>
-        <w:tc>
-          <w:tcPr>
-            <w:tcW w:w="1337" w:type="dxa"/>
-            <w:vAlign w:val="center"/>
-          </w:tcPr>
-          <w:p>
-            <w:pPr>
+              <w:t>{{campotematico0}}</w:t>
+            </w:r>
+          </w:p>
+        </w:tc>
+        <w:tc>
+          <w:tcPr>
+            <w:tcW w:w="1560" w:type="dxa"/>
+            <w:vAlign w:val="center"/>
+          </w:tcPr>
+          <w:p>
+            <w:pPr>
+              <w:suppressAutoHyphens w:val="0"/>
               <w:autoSpaceDE w:val="0"/>
               <w:autoSpaceDN w:val="0"/>
               <w:adjustRightInd w:val="0"/>
-              <w:jc w:val="center"/>
-              <w:rPr>
-                <w:rFonts w:ascii="Arial Nova Cond" w:hAnsi="Arial Nova Cond" w:cs="Arial"/>
+              <w:jc w:val="both"/>
+              <w:rPr>
+                <w:rFonts w:ascii="Arial Nova Cond" w:eastAsia="Aptos" w:hAnsi="Arial Nova Cond" w:cs="Arial"/>
                 <w:color w:val="000000"/>
                 <w:kern w:val="0"/>
                 <w:sz w:val="20"/>
@@ -8227,7 +8115,39 @@
             </w:pPr>
             <w:r>
               <w:rPr>
-                <w:rFonts w:ascii="Arial Nova Cond" w:hAnsi="Arial Nova Cond" w:cs="Arial"/>
+                <w:rFonts w:ascii="Arial Nova Cond" w:eastAsia="Aptos" w:hAnsi="Arial Nova Cond" w:cs="Arial"/>
+                <w:color w:val="000000"/>
+                <w:kern w:val="0"/>
+                <w:sz w:val="20"/>
+                <w:szCs w:val="20"/>
+              </w:rPr>
+              <w:t>{{competencias0}}</w:t>
+            </w:r>
+          </w:p>
+        </w:tc>
+        <w:tc>
+          <w:tcPr>
+            <w:tcW w:w="1399" w:type="dxa"/>
+            <w:vAlign w:val="center"/>
+          </w:tcPr>
+          <w:p>
+            <w:pPr>
+              <w:suppressAutoHyphens w:val="0"/>
+              <w:autoSpaceDE w:val="0"/>
+              <w:autoSpaceDN w:val="0"/>
+              <w:adjustRightInd w:val="0"/>
+              <w:jc w:val="both"/>
+              <w:rPr>
+                <w:rFonts w:ascii="Arial Nova Cond" w:eastAsia="Aptos" w:hAnsi="Arial Nova Cond" w:cs="Arial"/>
+                <w:color w:val="000000"/>
+                <w:kern w:val="0"/>
+                <w:sz w:val="20"/>
+                <w:szCs w:val="20"/>
+              </w:rPr>
+            </w:pPr>
+            <w:r>
+              <w:rPr>
+                <w:rFonts w:ascii="Arial Nova Cond" w:eastAsia="Aptos" w:hAnsi="Arial Nova Cond" w:cs="Arial"/>
                 <w:color w:val="000000"/>
                 <w:kern w:val="0"/>
                 <w:sz w:val="20"/>
@@ -8245,20 +8165,20 @@
         </w:trPr>
         <w:tc>
           <w:tcPr>
-            <w:tcW w:w="875" w:type="dxa"/>
+            <w:tcW w:w="818" w:type="dxa"/>
             <w:vMerge/>
             <w:vAlign w:val="center"/>
           </w:tcPr>
           <w:p>
             <w:pPr>
-              <w:pStyle w:val="Prrafodelista"/>
               <w:tabs>
                 <w:tab w:val="left" w:pos="0"/>
                 <w:tab w:val="left" w:pos="142"/>
                 <w:tab w:val="left" w:pos="284"/>
               </w:tabs>
-              <w:spacing w:line="276" w:lineRule="auto"/>
-              <w:ind w:left="0"/>
+              <w:suppressAutoHyphens w:val="0"/>
+              <w:spacing w:line="276" w:lineRule="auto"/>
+              <w:contextualSpacing/>
               <w:jc w:val="center"/>
               <w:rPr>
                 <w:rFonts w:ascii="Arial Nova Cond" w:eastAsia="Calibri" w:hAnsi="Arial Nova Cond" w:cs="Times New Roman"/>
@@ -8273,19 +8193,19 @@
         </w:tc>
         <w:tc>
           <w:tcPr>
-            <w:tcW w:w="1095" w:type="dxa"/>
-            <w:vAlign w:val="center"/>
-          </w:tcPr>
-          <w:p>
-            <w:pPr>
-              <w:pStyle w:val="Prrafodelista"/>
+            <w:tcW w:w="1018" w:type="dxa"/>
+            <w:vAlign w:val="center"/>
+          </w:tcPr>
+          <w:p>
+            <w:pPr>
               <w:tabs>
                 <w:tab w:val="left" w:pos="0"/>
                 <w:tab w:val="left" w:pos="142"/>
                 <w:tab w:val="left" w:pos="284"/>
               </w:tabs>
-              <w:spacing w:line="276" w:lineRule="auto"/>
-              <w:ind w:left="0"/>
+              <w:suppressAutoHyphens w:val="0"/>
+              <w:spacing w:line="276" w:lineRule="auto"/>
+              <w:contextualSpacing/>
               <w:jc w:val="center"/>
               <w:rPr>
                 <w:rFonts w:ascii="Arial Nova Cond" w:eastAsia="Calibri" w:hAnsi="Arial Nova Cond" w:cs="Times New Roman"/>
@@ -8311,45 +8231,19 @@
         </w:tc>
         <w:tc>
           <w:tcPr>
-            <w:tcW w:w="1726" w:type="dxa"/>
-            <w:vAlign w:val="center"/>
-          </w:tcPr>
-          <w:p>
-            <w:pPr>
-              <w:pStyle w:val="NormalWeb"/>
-              <w:jc w:val="both"/>
-              <w:rPr>
-                <w:rFonts w:ascii="Arial Nova Cond" w:hAnsi="Arial Nova Cond"/>
-                <w:sz w:val="20"/>
-                <w:szCs w:val="20"/>
-              </w:rPr>
-            </w:pPr>
-            <w:r>
-              <w:rPr>
-                <w:rFonts w:ascii="Arial Nova Cond" w:eastAsia="Calibri" w:hAnsi="Arial Nova Cond"/>
-                <w:sz w:val="20"/>
-                <w:szCs w:val="20"/>
-                <w:lang w:val="es-ES_tradnl"/>
-              </w:rPr>
-              <w:t>{{problemapotencialidad1}}</w:t>
-            </w:r>
-          </w:p>
-        </w:tc>
-        <w:tc>
-          <w:tcPr>
-            <w:tcW w:w="6169" w:type="dxa"/>
-            <w:vAlign w:val="center"/>
-          </w:tcPr>
-          <w:p>
-            <w:pPr>
-              <w:pStyle w:val="Prrafodelista"/>
+            <w:tcW w:w="5379" w:type="dxa"/>
+            <w:vAlign w:val="center"/>
+          </w:tcPr>
+          <w:p>
+            <w:pPr>
               <w:tabs>
                 <w:tab w:val="left" w:pos="0"/>
                 <w:tab w:val="left" w:pos="142"/>
                 <w:tab w:val="left" w:pos="284"/>
               </w:tabs>
-              <w:spacing w:line="276" w:lineRule="auto"/>
-              <w:ind w:left="0"/>
+              <w:suppressAutoHyphens w:val="0"/>
+              <w:spacing w:line="276" w:lineRule="auto"/>
+              <w:contextualSpacing/>
               <w:jc w:val="both"/>
               <w:rPr>
                 <w:rFonts w:ascii="Arial Nova Cond" w:eastAsia="Calibri" w:hAnsi="Arial Nova Cond" w:cs="Times New Roman"/>
@@ -8371,48 +8265,50 @@
         </w:tc>
         <w:tc>
           <w:tcPr>
-            <w:tcW w:w="2015" w:type="dxa"/>
-            <w:vAlign w:val="center"/>
-          </w:tcPr>
-          <w:p>
-            <w:pPr>
+            <w:tcW w:w="1984" w:type="dxa"/>
+            <w:vAlign w:val="center"/>
+          </w:tcPr>
+          <w:p>
+            <w:pPr>
+              <w:suppressAutoHyphens w:val="0"/>
               <w:autoSpaceDE w:val="0"/>
               <w:autoSpaceDN w:val="0"/>
               <w:adjustRightInd w:val="0"/>
               <w:jc w:val="center"/>
               <w:rPr>
-                <w:rFonts w:ascii="Arial Nova Cond" w:hAnsi="Arial Nova Cond" w:cs="Arial"/>
-                <w:color w:val="000000" w:themeColor="text1"/>
-                <w:kern w:val="0"/>
-                <w:sz w:val="20"/>
-                <w:szCs w:val="20"/>
-              </w:rPr>
-            </w:pPr>
-            <w:r>
-              <w:rPr>
-                <w:rFonts w:ascii="Arial Nova Cond" w:hAnsi="Arial Nova Cond" w:cs="Arial"/>
+                <w:rFonts w:ascii="Arial Nova Cond" w:eastAsia="Aptos" w:hAnsi="Arial Nova Cond" w:cs="Arial"/>
                 <w:color w:val="000000"/>
                 <w:kern w:val="0"/>
                 <w:sz w:val="20"/>
                 <w:szCs w:val="20"/>
               </w:rPr>
+            </w:pPr>
+            <w:r>
+              <w:rPr>
+                <w:rFonts w:ascii="Arial Nova Cond" w:eastAsia="Aptos" w:hAnsi="Arial Nova Cond" w:cs="Arial"/>
+                <w:color w:val="000000"/>
+                <w:kern w:val="0"/>
+                <w:sz w:val="20"/>
+                <w:szCs w:val="20"/>
+              </w:rPr>
               <w:t>{{titulosituacionsignificativa1}}</w:t>
             </w:r>
           </w:p>
         </w:tc>
         <w:tc>
           <w:tcPr>
-            <w:tcW w:w="1634" w:type="dxa"/>
-            <w:vAlign w:val="center"/>
-          </w:tcPr>
-          <w:p>
-            <w:pPr>
+            <w:tcW w:w="2693" w:type="dxa"/>
+            <w:vAlign w:val="center"/>
+          </w:tcPr>
+          <w:p>
+            <w:pPr>
+              <w:suppressAutoHyphens w:val="0"/>
               <w:autoSpaceDE w:val="0"/>
               <w:autoSpaceDN w:val="0"/>
               <w:adjustRightInd w:val="0"/>
               <w:jc w:val="both"/>
               <w:rPr>
-                <w:rFonts w:ascii="Arial Nova Cond" w:hAnsi="Arial Nova Cond" w:cs="Arial"/>
+                <w:rFonts w:ascii="Arial Nova Cond" w:eastAsia="Aptos" w:hAnsi="Arial Nova Cond" w:cs="Arial"/>
                 <w:color w:val="000000"/>
                 <w:kern w:val="0"/>
                 <w:sz w:val="20"/>
@@ -8421,29 +8317,30 @@
             </w:pPr>
             <w:r>
               <w:rPr>
-                <w:rFonts w:ascii="Arial Nova Cond" w:hAnsi="Arial Nova Cond" w:cs="Arial"/>
+                <w:rFonts w:ascii="Arial Nova Cond" w:eastAsia="Aptos" w:hAnsi="Arial Nova Cond" w:cs="Arial"/>
                 <w:color w:val="000000"/>
                 <w:kern w:val="0"/>
                 <w:sz w:val="20"/>
                 <w:szCs w:val="20"/>
               </w:rPr>
-              <w:t>{{competencias1}}</w:t>
-            </w:r>
-          </w:p>
-        </w:tc>
-        <w:tc>
-          <w:tcPr>
-            <w:tcW w:w="1337" w:type="dxa"/>
-            <w:vAlign w:val="center"/>
-          </w:tcPr>
-          <w:p>
-            <w:pPr>
+              <w:t>{{campotematico1}}</w:t>
+            </w:r>
+          </w:p>
+        </w:tc>
+        <w:tc>
+          <w:tcPr>
+            <w:tcW w:w="1560" w:type="dxa"/>
+            <w:vAlign w:val="center"/>
+          </w:tcPr>
+          <w:p>
+            <w:pPr>
+              <w:suppressAutoHyphens w:val="0"/>
               <w:autoSpaceDE w:val="0"/>
               <w:autoSpaceDN w:val="0"/>
               <w:adjustRightInd w:val="0"/>
-              <w:jc w:val="center"/>
-              <w:rPr>
-                <w:rFonts w:ascii="Arial Nova Cond" w:hAnsi="Arial Nova Cond" w:cs="Arial"/>
+              <w:jc w:val="both"/>
+              <w:rPr>
+                <w:rFonts w:ascii="Arial Nova Cond" w:eastAsia="Aptos" w:hAnsi="Arial Nova Cond" w:cs="Arial"/>
                 <w:color w:val="000000"/>
                 <w:kern w:val="0"/>
                 <w:sz w:val="20"/>
@@ -8452,7 +8349,39 @@
             </w:pPr>
             <w:r>
               <w:rPr>
-                <w:rFonts w:ascii="Arial Nova Cond" w:hAnsi="Arial Nova Cond" w:cs="Arial"/>
+                <w:rFonts w:ascii="Arial Nova Cond" w:eastAsia="Aptos" w:hAnsi="Arial Nova Cond" w:cs="Arial"/>
+                <w:color w:val="000000"/>
+                <w:kern w:val="0"/>
+                <w:sz w:val="20"/>
+                <w:szCs w:val="20"/>
+              </w:rPr>
+              <w:t>{{competencias1}}</w:t>
+            </w:r>
+          </w:p>
+        </w:tc>
+        <w:tc>
+          <w:tcPr>
+            <w:tcW w:w="1399" w:type="dxa"/>
+            <w:vAlign w:val="center"/>
+          </w:tcPr>
+          <w:p>
+            <w:pPr>
+              <w:suppressAutoHyphens w:val="0"/>
+              <w:autoSpaceDE w:val="0"/>
+              <w:autoSpaceDN w:val="0"/>
+              <w:adjustRightInd w:val="0"/>
+              <w:jc w:val="both"/>
+              <w:rPr>
+                <w:rFonts w:ascii="Arial Nova Cond" w:eastAsia="Aptos" w:hAnsi="Arial Nova Cond" w:cs="Arial"/>
+                <w:color w:val="000000"/>
+                <w:kern w:val="0"/>
+                <w:sz w:val="20"/>
+                <w:szCs w:val="20"/>
+              </w:rPr>
+            </w:pPr>
+            <w:r>
+              <w:rPr>
+                <w:rFonts w:ascii="Arial Nova Cond" w:eastAsia="Aptos" w:hAnsi="Arial Nova Cond" w:cs="Arial"/>
                 <w:color w:val="000000"/>
                 <w:kern w:val="0"/>
                 <w:sz w:val="20"/>
@@ -8470,20 +8399,20 @@
         </w:trPr>
         <w:tc>
           <w:tcPr>
-            <w:tcW w:w="875" w:type="dxa"/>
+            <w:tcW w:w="818" w:type="dxa"/>
             <w:vMerge/>
             <w:vAlign w:val="center"/>
           </w:tcPr>
           <w:p>
             <w:pPr>
-              <w:pStyle w:val="Prrafodelista"/>
               <w:tabs>
                 <w:tab w:val="left" w:pos="0"/>
                 <w:tab w:val="left" w:pos="142"/>
                 <w:tab w:val="left" w:pos="284"/>
               </w:tabs>
-              <w:spacing w:line="276" w:lineRule="auto"/>
-              <w:ind w:left="0"/>
+              <w:suppressAutoHyphens w:val="0"/>
+              <w:spacing w:line="276" w:lineRule="auto"/>
+              <w:contextualSpacing/>
               <w:jc w:val="center"/>
               <w:rPr>
                 <w:rFonts w:ascii="Arial Nova Cond" w:eastAsia="Calibri" w:hAnsi="Arial Nova Cond" w:cs="Times New Roman"/>
@@ -8498,19 +8427,19 @@
         </w:tc>
         <w:tc>
           <w:tcPr>
-            <w:tcW w:w="1095" w:type="dxa"/>
-            <w:vAlign w:val="center"/>
-          </w:tcPr>
-          <w:p>
-            <w:pPr>
-              <w:pStyle w:val="Prrafodelista"/>
+            <w:tcW w:w="1018" w:type="dxa"/>
+            <w:vAlign w:val="center"/>
+          </w:tcPr>
+          <w:p>
+            <w:pPr>
               <w:tabs>
                 <w:tab w:val="left" w:pos="0"/>
                 <w:tab w:val="left" w:pos="142"/>
                 <w:tab w:val="left" w:pos="284"/>
               </w:tabs>
-              <w:spacing w:line="276" w:lineRule="auto"/>
-              <w:ind w:left="0"/>
+              <w:suppressAutoHyphens w:val="0"/>
+              <w:spacing w:line="276" w:lineRule="auto"/>
+              <w:contextualSpacing/>
               <w:jc w:val="center"/>
               <w:rPr>
                 <w:rFonts w:ascii="Arial Nova Cond" w:eastAsia="Calibri" w:hAnsi="Arial Nova Cond" w:cs="Times New Roman"/>
@@ -8536,45 +8465,19 @@
         </w:tc>
         <w:tc>
           <w:tcPr>
-            <w:tcW w:w="1726" w:type="dxa"/>
-            <w:vAlign w:val="center"/>
-          </w:tcPr>
-          <w:p>
-            <w:pPr>
-              <w:pStyle w:val="NormalWeb"/>
-              <w:jc w:val="both"/>
-              <w:rPr>
-                <w:rFonts w:ascii="Arial Nova Cond" w:eastAsia="Calibri" w:hAnsi="Arial Nova Cond"/>
-                <w:sz w:val="20"/>
-                <w:szCs w:val="20"/>
-              </w:rPr>
-            </w:pPr>
-            <w:r>
-              <w:rPr>
-                <w:rFonts w:ascii="Arial Nova Cond" w:eastAsia="Calibri" w:hAnsi="Arial Nova Cond"/>
-                <w:sz w:val="20"/>
-                <w:szCs w:val="20"/>
-                <w:lang w:val="es-ES_tradnl"/>
-              </w:rPr>
-              <w:t>{{problemapotencialidad2}}</w:t>
-            </w:r>
-          </w:p>
-        </w:tc>
-        <w:tc>
-          <w:tcPr>
-            <w:tcW w:w="6169" w:type="dxa"/>
-            <w:vAlign w:val="center"/>
-          </w:tcPr>
-          <w:p>
-            <w:pPr>
-              <w:pStyle w:val="Prrafodelista"/>
+            <w:tcW w:w="5379" w:type="dxa"/>
+            <w:vAlign w:val="center"/>
+          </w:tcPr>
+          <w:p>
+            <w:pPr>
               <w:tabs>
                 <w:tab w:val="left" w:pos="0"/>
                 <w:tab w:val="left" w:pos="142"/>
                 <w:tab w:val="left" w:pos="284"/>
               </w:tabs>
-              <w:spacing w:line="276" w:lineRule="auto"/>
-              <w:ind w:left="0"/>
+              <w:suppressAutoHyphens w:val="0"/>
+              <w:spacing w:line="276" w:lineRule="auto"/>
+              <w:contextualSpacing/>
               <w:jc w:val="both"/>
               <w:rPr>
                 <w:rFonts w:ascii="Arial Nova Cond" w:eastAsia="Calibri" w:hAnsi="Arial Nova Cond" w:cs="Times New Roman"/>
@@ -8596,17 +8499,18 @@
         </w:tc>
         <w:tc>
           <w:tcPr>
-            <w:tcW w:w="2015" w:type="dxa"/>
-            <w:vAlign w:val="center"/>
-          </w:tcPr>
-          <w:p>
-            <w:pPr>
+            <w:tcW w:w="1984" w:type="dxa"/>
+            <w:vAlign w:val="center"/>
+          </w:tcPr>
+          <w:p>
+            <w:pPr>
+              <w:suppressAutoHyphens w:val="0"/>
               <w:autoSpaceDE w:val="0"/>
               <w:autoSpaceDN w:val="0"/>
               <w:adjustRightInd w:val="0"/>
               <w:jc w:val="center"/>
               <w:rPr>
-                <w:rFonts w:ascii="Arial Nova Cond" w:hAnsi="Arial Nova Cond" w:cs="Arial"/>
+                <w:rFonts w:ascii="Arial Nova Cond" w:eastAsia="Aptos" w:hAnsi="Arial Nova Cond" w:cs="Arial"/>
                 <w:color w:val="000000"/>
                 <w:kern w:val="0"/>
                 <w:sz w:val="20"/>
@@ -8615,7 +8519,7 @@
             </w:pPr>
             <w:r>
               <w:rPr>
-                <w:rFonts w:ascii="Arial Nova Cond" w:hAnsi="Arial Nova Cond" w:cs="Arial"/>
+                <w:rFonts w:ascii="Arial Nova Cond" w:eastAsia="Aptos" w:hAnsi="Arial Nova Cond" w:cs="Arial"/>
                 <w:color w:val="000000"/>
                 <w:kern w:val="0"/>
                 <w:sz w:val="20"/>
@@ -8627,17 +8531,18 @@
         </w:tc>
         <w:tc>
           <w:tcPr>
-            <w:tcW w:w="1634" w:type="dxa"/>
-            <w:vAlign w:val="center"/>
-          </w:tcPr>
-          <w:p>
-            <w:pPr>
+            <w:tcW w:w="2693" w:type="dxa"/>
+            <w:vAlign w:val="center"/>
+          </w:tcPr>
+          <w:p>
+            <w:pPr>
+              <w:suppressAutoHyphens w:val="0"/>
               <w:autoSpaceDE w:val="0"/>
               <w:autoSpaceDN w:val="0"/>
               <w:adjustRightInd w:val="0"/>
               <w:jc w:val="both"/>
               <w:rPr>
-                <w:rFonts w:ascii="Arial Nova Cond" w:hAnsi="Arial Nova Cond" w:cs="Arial"/>
+                <w:rFonts w:ascii="Arial Nova Cond" w:eastAsia="Aptos" w:hAnsi="Arial Nova Cond" w:cs="Arial"/>
                 <w:color w:val="000000"/>
                 <w:kern w:val="0"/>
                 <w:sz w:val="20"/>
@@ -8646,29 +8551,30 @@
             </w:pPr>
             <w:r>
               <w:rPr>
-                <w:rFonts w:ascii="Arial Nova Cond" w:hAnsi="Arial Nova Cond" w:cs="Arial"/>
+                <w:rFonts w:ascii="Arial Nova Cond" w:eastAsia="Aptos" w:hAnsi="Arial Nova Cond" w:cs="Arial"/>
                 <w:color w:val="000000"/>
                 <w:kern w:val="0"/>
                 <w:sz w:val="20"/>
                 <w:szCs w:val="20"/>
               </w:rPr>
-              <w:t>{{competencias2}}</w:t>
-            </w:r>
-          </w:p>
-        </w:tc>
-        <w:tc>
-          <w:tcPr>
-            <w:tcW w:w="1337" w:type="dxa"/>
-            <w:vAlign w:val="center"/>
-          </w:tcPr>
-          <w:p>
-            <w:pPr>
+              <w:t>{{campotematico2}}</w:t>
+            </w:r>
+          </w:p>
+        </w:tc>
+        <w:tc>
+          <w:tcPr>
+            <w:tcW w:w="1560" w:type="dxa"/>
+            <w:vAlign w:val="center"/>
+          </w:tcPr>
+          <w:p>
+            <w:pPr>
+              <w:suppressAutoHyphens w:val="0"/>
               <w:autoSpaceDE w:val="0"/>
               <w:autoSpaceDN w:val="0"/>
               <w:adjustRightInd w:val="0"/>
-              <w:jc w:val="center"/>
-              <w:rPr>
-                <w:rFonts w:ascii="Arial Nova Cond" w:hAnsi="Arial Nova Cond" w:cs="Arial"/>
+              <w:jc w:val="both"/>
+              <w:rPr>
+                <w:rFonts w:ascii="Arial Nova Cond" w:eastAsia="Aptos" w:hAnsi="Arial Nova Cond" w:cs="Arial"/>
                 <w:color w:val="000000"/>
                 <w:kern w:val="0"/>
                 <w:sz w:val="20"/>
@@ -8677,7 +8583,39 @@
             </w:pPr>
             <w:r>
               <w:rPr>
-                <w:rFonts w:ascii="Arial Nova Cond" w:hAnsi="Arial Nova Cond" w:cs="Arial"/>
+                <w:rFonts w:ascii="Arial Nova Cond" w:eastAsia="Aptos" w:hAnsi="Arial Nova Cond" w:cs="Arial"/>
+                <w:color w:val="000000"/>
+                <w:kern w:val="0"/>
+                <w:sz w:val="20"/>
+                <w:szCs w:val="20"/>
+              </w:rPr>
+              <w:t>{{competencias2}}</w:t>
+            </w:r>
+          </w:p>
+        </w:tc>
+        <w:tc>
+          <w:tcPr>
+            <w:tcW w:w="1399" w:type="dxa"/>
+            <w:vAlign w:val="center"/>
+          </w:tcPr>
+          <w:p>
+            <w:pPr>
+              <w:suppressAutoHyphens w:val="0"/>
+              <w:autoSpaceDE w:val="0"/>
+              <w:autoSpaceDN w:val="0"/>
+              <w:adjustRightInd w:val="0"/>
+              <w:jc w:val="both"/>
+              <w:rPr>
+                <w:rFonts w:ascii="Arial Nova Cond" w:eastAsia="Aptos" w:hAnsi="Arial Nova Cond" w:cs="Arial"/>
+                <w:color w:val="000000"/>
+                <w:kern w:val="0"/>
+                <w:sz w:val="20"/>
+                <w:szCs w:val="20"/>
+              </w:rPr>
+            </w:pPr>
+            <w:r>
+              <w:rPr>
+                <w:rFonts w:ascii="Arial Nova Cond" w:eastAsia="Aptos" w:hAnsi="Arial Nova Cond" w:cs="Arial"/>
                 <w:color w:val="000000"/>
                 <w:kern w:val="0"/>
                 <w:sz w:val="20"/>
@@ -8695,20 +8633,20 @@
         </w:trPr>
         <w:tc>
           <w:tcPr>
-            <w:tcW w:w="875" w:type="dxa"/>
+            <w:tcW w:w="818" w:type="dxa"/>
             <w:vMerge w:val="restart"/>
             <w:vAlign w:val="center"/>
           </w:tcPr>
           <w:p>
             <w:pPr>
-              <w:pStyle w:val="Prrafodelista"/>
               <w:tabs>
                 <w:tab w:val="left" w:pos="0"/>
                 <w:tab w:val="left" w:pos="142"/>
                 <w:tab w:val="left" w:pos="284"/>
               </w:tabs>
-              <w:spacing w:line="276" w:lineRule="auto"/>
-              <w:ind w:left="0"/>
+              <w:suppressAutoHyphens w:val="0"/>
+              <w:spacing w:line="276" w:lineRule="auto"/>
+              <w:contextualSpacing/>
               <w:jc w:val="center"/>
               <w:rPr>
                 <w:rFonts w:ascii="Arial Nova Cond" w:eastAsia="Calibri" w:hAnsi="Arial Nova Cond" w:cs="Times New Roman"/>
@@ -8734,19 +8672,19 @@
         </w:tc>
         <w:tc>
           <w:tcPr>
-            <w:tcW w:w="1095" w:type="dxa"/>
-            <w:vAlign w:val="center"/>
-          </w:tcPr>
-          <w:p>
-            <w:pPr>
-              <w:pStyle w:val="Prrafodelista"/>
+            <w:tcW w:w="1018" w:type="dxa"/>
+            <w:vAlign w:val="center"/>
+          </w:tcPr>
+          <w:p>
+            <w:pPr>
               <w:tabs>
                 <w:tab w:val="left" w:pos="0"/>
                 <w:tab w:val="left" w:pos="142"/>
                 <w:tab w:val="left" w:pos="284"/>
               </w:tabs>
-              <w:spacing w:line="276" w:lineRule="auto"/>
-              <w:ind w:left="0"/>
+              <w:suppressAutoHyphens w:val="0"/>
+              <w:spacing w:line="276" w:lineRule="auto"/>
+              <w:contextualSpacing/>
               <w:jc w:val="center"/>
               <w:rPr>
                 <w:rFonts w:ascii="Arial Nova Cond" w:eastAsia="Calibri" w:hAnsi="Arial Nova Cond" w:cs="Times New Roman"/>
@@ -8772,49 +8710,23 @@
         </w:tc>
         <w:tc>
           <w:tcPr>
-            <w:tcW w:w="1726" w:type="dxa"/>
-            <w:vAlign w:val="center"/>
-          </w:tcPr>
-          <w:p>
-            <w:pPr>
-              <w:pStyle w:val="Sinespaciado"/>
-              <w:jc w:val="both"/>
-              <w:rPr>
-                <w:rFonts w:ascii="Arial Nova Cond" w:eastAsia="Times New Roman" w:hAnsi="Arial Nova Cond" w:cs="Times New Roman"/>
-                <w:sz w:val="20"/>
-                <w:szCs w:val="20"/>
-              </w:rPr>
-            </w:pPr>
-            <w:r>
-              <w:rPr>
-                <w:rFonts w:ascii="Arial Nova Cond" w:eastAsia="Calibri" w:hAnsi="Arial Nova Cond" w:cs="Times New Roman"/>
-                <w:sz w:val="20"/>
-                <w:szCs w:val="20"/>
-                <w:lang w:val="es-ES_tradnl"/>
-              </w:rPr>
-              <w:t>{{problemapotencialidad3}}</w:t>
-            </w:r>
-          </w:p>
-        </w:tc>
-        <w:tc>
-          <w:tcPr>
-            <w:tcW w:w="6169" w:type="dxa"/>
-            <w:vAlign w:val="center"/>
-          </w:tcPr>
-          <w:p>
-            <w:pPr>
-              <w:pStyle w:val="Prrafodelista"/>
+            <w:tcW w:w="5379" w:type="dxa"/>
+            <w:vAlign w:val="center"/>
+          </w:tcPr>
+          <w:p>
+            <w:pPr>
               <w:tabs>
                 <w:tab w:val="left" w:pos="0"/>
                 <w:tab w:val="left" w:pos="142"/>
                 <w:tab w:val="left" w:pos="284"/>
               </w:tabs>
-              <w:spacing w:line="276" w:lineRule="auto"/>
-              <w:ind w:left="0"/>
+              <w:suppressAutoHyphens w:val="0"/>
+              <w:spacing w:line="276" w:lineRule="auto"/>
+              <w:contextualSpacing/>
               <w:jc w:val="both"/>
               <w:rPr>
                 <w:rFonts w:ascii="Arial Nova Cond" w:eastAsia="Calibri" w:hAnsi="Arial Nova Cond" w:cs="Times New Roman"/>
-                <w:color w:val="000000" w:themeColor="text1"/>
+                <w:color w:val="000000"/>
                 <w:sz w:val="20"/>
                 <w:szCs w:val="20"/>
                 <w:lang w:val="es-ES_tradnl"/>
@@ -8833,18 +8745,19 @@
         </w:tc>
         <w:tc>
           <w:tcPr>
-            <w:tcW w:w="2015" w:type="dxa"/>
-            <w:vAlign w:val="center"/>
-          </w:tcPr>
-          <w:p>
-            <w:pPr>
+            <w:tcW w:w="1984" w:type="dxa"/>
+            <w:vAlign w:val="center"/>
+          </w:tcPr>
+          <w:p>
+            <w:pPr>
+              <w:suppressAutoHyphens w:val="0"/>
               <w:autoSpaceDE w:val="0"/>
               <w:autoSpaceDN w:val="0"/>
               <w:adjustRightInd w:val="0"/>
               <w:jc w:val="center"/>
               <w:rPr>
-                <w:rFonts w:ascii="Arial Nova Cond" w:hAnsi="Arial Nova Cond" w:cs="Arial"/>
-                <w:color w:val="657C9C" w:themeColor="text2" w:themeTint="BF"/>
+                <w:rFonts w:ascii="Arial Nova Cond" w:eastAsia="Aptos" w:hAnsi="Arial Nova Cond" w:cs="Arial"/>
+                <w:color w:val="215E99"/>
                 <w:kern w:val="0"/>
                 <w:sz w:val="20"/>
                 <w:szCs w:val="20"/>
@@ -8852,7 +8765,7 @@
             </w:pPr>
             <w:r>
               <w:rPr>
-                <w:rFonts w:ascii="Arial Nova Cond" w:hAnsi="Arial Nova Cond" w:cs="Arial"/>
+                <w:rFonts w:ascii="Arial Nova Cond" w:eastAsia="Aptos" w:hAnsi="Arial Nova Cond" w:cs="Arial"/>
                 <w:color w:val="000000"/>
                 <w:kern w:val="0"/>
                 <w:sz w:val="20"/>
@@ -8864,17 +8777,18 @@
         </w:tc>
         <w:tc>
           <w:tcPr>
-            <w:tcW w:w="1634" w:type="dxa"/>
-            <w:vAlign w:val="center"/>
-          </w:tcPr>
-          <w:p>
-            <w:pPr>
+            <w:tcW w:w="2693" w:type="dxa"/>
+            <w:vAlign w:val="center"/>
+          </w:tcPr>
+          <w:p>
+            <w:pPr>
+              <w:suppressAutoHyphens w:val="0"/>
               <w:autoSpaceDE w:val="0"/>
               <w:autoSpaceDN w:val="0"/>
               <w:adjustRightInd w:val="0"/>
               <w:jc w:val="both"/>
               <w:rPr>
-                <w:rFonts w:ascii="Arial Nova Cond" w:hAnsi="Arial Nova Cond" w:cs="Arial"/>
+                <w:rFonts w:ascii="Arial Nova Cond" w:eastAsia="Aptos" w:hAnsi="Arial Nova Cond" w:cs="Arial"/>
                 <w:color w:val="000000"/>
                 <w:kern w:val="0"/>
                 <w:sz w:val="20"/>
@@ -8883,29 +8797,30 @@
             </w:pPr>
             <w:r>
               <w:rPr>
-                <w:rFonts w:ascii="Arial Nova Cond" w:hAnsi="Arial Nova Cond" w:cs="Arial"/>
+                <w:rFonts w:ascii="Arial Nova Cond" w:eastAsia="Aptos" w:hAnsi="Arial Nova Cond" w:cs="Arial"/>
                 <w:color w:val="000000"/>
                 <w:kern w:val="0"/>
                 <w:sz w:val="20"/>
                 <w:szCs w:val="20"/>
               </w:rPr>
-              <w:t>{{competencias3}}</w:t>
-            </w:r>
-          </w:p>
-        </w:tc>
-        <w:tc>
-          <w:tcPr>
-            <w:tcW w:w="1337" w:type="dxa"/>
-            <w:vAlign w:val="center"/>
-          </w:tcPr>
-          <w:p>
-            <w:pPr>
+              <w:t>{{campotematico3}}</w:t>
+            </w:r>
+          </w:p>
+        </w:tc>
+        <w:tc>
+          <w:tcPr>
+            <w:tcW w:w="1560" w:type="dxa"/>
+            <w:vAlign w:val="center"/>
+          </w:tcPr>
+          <w:p>
+            <w:pPr>
+              <w:suppressAutoHyphens w:val="0"/>
               <w:autoSpaceDE w:val="0"/>
               <w:autoSpaceDN w:val="0"/>
               <w:adjustRightInd w:val="0"/>
-              <w:jc w:val="center"/>
-              <w:rPr>
-                <w:rFonts w:ascii="Arial Nova Cond" w:hAnsi="Arial Nova Cond" w:cs="Arial"/>
+              <w:jc w:val="both"/>
+              <w:rPr>
+                <w:rFonts w:ascii="Arial Nova Cond" w:eastAsia="Aptos" w:hAnsi="Arial Nova Cond" w:cs="Arial"/>
                 <w:color w:val="000000"/>
                 <w:kern w:val="0"/>
                 <w:sz w:val="20"/>
@@ -8914,7 +8829,39 @@
             </w:pPr>
             <w:r>
               <w:rPr>
-                <w:rFonts w:ascii="Arial Nova Cond" w:hAnsi="Arial Nova Cond" w:cs="Arial"/>
+                <w:rFonts w:ascii="Arial Nova Cond" w:eastAsia="Aptos" w:hAnsi="Arial Nova Cond" w:cs="Arial"/>
+                <w:color w:val="000000"/>
+                <w:kern w:val="0"/>
+                <w:sz w:val="20"/>
+                <w:szCs w:val="20"/>
+              </w:rPr>
+              <w:t>{{competencias3}}</w:t>
+            </w:r>
+          </w:p>
+        </w:tc>
+        <w:tc>
+          <w:tcPr>
+            <w:tcW w:w="1399" w:type="dxa"/>
+            <w:vAlign w:val="center"/>
+          </w:tcPr>
+          <w:p>
+            <w:pPr>
+              <w:suppressAutoHyphens w:val="0"/>
+              <w:autoSpaceDE w:val="0"/>
+              <w:autoSpaceDN w:val="0"/>
+              <w:adjustRightInd w:val="0"/>
+              <w:jc w:val="both"/>
+              <w:rPr>
+                <w:rFonts w:ascii="Arial Nova Cond" w:eastAsia="Aptos" w:hAnsi="Arial Nova Cond" w:cs="Arial"/>
+                <w:color w:val="000000"/>
+                <w:kern w:val="0"/>
+                <w:sz w:val="20"/>
+                <w:szCs w:val="20"/>
+              </w:rPr>
+            </w:pPr>
+            <w:r>
+              <w:rPr>
+                <w:rFonts w:ascii="Arial Nova Cond" w:eastAsia="Aptos" w:hAnsi="Arial Nova Cond" w:cs="Arial"/>
                 <w:color w:val="000000"/>
                 <w:kern w:val="0"/>
                 <w:sz w:val="20"/>
@@ -8932,20 +8879,20 @@
         </w:trPr>
         <w:tc>
           <w:tcPr>
-            <w:tcW w:w="875" w:type="dxa"/>
+            <w:tcW w:w="818" w:type="dxa"/>
             <w:vMerge/>
             <w:vAlign w:val="center"/>
           </w:tcPr>
           <w:p>
             <w:pPr>
-              <w:pStyle w:val="Prrafodelista"/>
               <w:tabs>
                 <w:tab w:val="left" w:pos="0"/>
                 <w:tab w:val="left" w:pos="142"/>
                 <w:tab w:val="left" w:pos="284"/>
               </w:tabs>
-              <w:spacing w:line="276" w:lineRule="auto"/>
-              <w:ind w:left="0"/>
+              <w:suppressAutoHyphens w:val="0"/>
+              <w:spacing w:line="276" w:lineRule="auto"/>
+              <w:contextualSpacing/>
               <w:jc w:val="center"/>
               <w:rPr>
                 <w:rFonts w:ascii="Arial Nova Cond" w:eastAsia="Calibri" w:hAnsi="Arial Nova Cond" w:cs="Times New Roman"/>
@@ -8960,19 +8907,19 @@
         </w:tc>
         <w:tc>
           <w:tcPr>
-            <w:tcW w:w="1095" w:type="dxa"/>
-            <w:vAlign w:val="center"/>
-          </w:tcPr>
-          <w:p>
-            <w:pPr>
-              <w:pStyle w:val="Prrafodelista"/>
+            <w:tcW w:w="1018" w:type="dxa"/>
+            <w:vAlign w:val="center"/>
+          </w:tcPr>
+          <w:p>
+            <w:pPr>
               <w:tabs>
                 <w:tab w:val="left" w:pos="0"/>
                 <w:tab w:val="left" w:pos="142"/>
                 <w:tab w:val="left" w:pos="284"/>
               </w:tabs>
-              <w:spacing w:line="276" w:lineRule="auto"/>
-              <w:ind w:left="0"/>
+              <w:suppressAutoHyphens w:val="0"/>
+              <w:spacing w:line="276" w:lineRule="auto"/>
+              <w:contextualSpacing/>
               <w:jc w:val="center"/>
               <w:rPr>
                 <w:rFonts w:ascii="Arial Nova Cond" w:eastAsia="Calibri" w:hAnsi="Arial Nova Cond" w:cs="Times New Roman"/>
@@ -8998,49 +8945,23 @@
         </w:tc>
         <w:tc>
           <w:tcPr>
-            <w:tcW w:w="1726" w:type="dxa"/>
-            <w:vAlign w:val="center"/>
-          </w:tcPr>
-          <w:p>
-            <w:pPr>
-              <w:pStyle w:val="Sinespaciado"/>
-              <w:jc w:val="both"/>
-              <w:rPr>
-                <w:rFonts w:ascii="Arial Nova Cond" w:hAnsi="Arial Nova Cond"/>
-                <w:sz w:val="20"/>
-                <w:szCs w:val="20"/>
-              </w:rPr>
-            </w:pPr>
-            <w:r>
-              <w:rPr>
-                <w:rFonts w:ascii="Arial Nova Cond" w:eastAsia="Calibri" w:hAnsi="Arial Nova Cond" w:cs="Times New Roman"/>
-                <w:sz w:val="20"/>
-                <w:szCs w:val="20"/>
-                <w:lang w:val="es-ES_tradnl"/>
-              </w:rPr>
-              <w:t>{{problemapotencialidad4}}</w:t>
-            </w:r>
-          </w:p>
-        </w:tc>
-        <w:tc>
-          <w:tcPr>
-            <w:tcW w:w="6169" w:type="dxa"/>
-            <w:vAlign w:val="center"/>
-          </w:tcPr>
-          <w:p>
-            <w:pPr>
-              <w:pStyle w:val="Prrafodelista"/>
+            <w:tcW w:w="5379" w:type="dxa"/>
+            <w:vAlign w:val="center"/>
+          </w:tcPr>
+          <w:p>
+            <w:pPr>
               <w:tabs>
                 <w:tab w:val="left" w:pos="0"/>
                 <w:tab w:val="left" w:pos="142"/>
                 <w:tab w:val="left" w:pos="284"/>
               </w:tabs>
-              <w:spacing w:line="276" w:lineRule="auto"/>
-              <w:ind w:left="0"/>
+              <w:suppressAutoHyphens w:val="0"/>
+              <w:spacing w:line="276" w:lineRule="auto"/>
+              <w:contextualSpacing/>
               <w:jc w:val="both"/>
               <w:rPr>
                 <w:rFonts w:ascii="Arial Nova Cond" w:eastAsia="Calibri" w:hAnsi="Arial Nova Cond" w:cs="Times New Roman"/>
-                <w:color w:val="000000" w:themeColor="text1"/>
+                <w:color w:val="000000"/>
                 <w:sz w:val="20"/>
                 <w:szCs w:val="20"/>
                 <w:lang w:val="es-ES_tradnl"/>
@@ -9059,48 +8980,50 @@
         </w:tc>
         <w:tc>
           <w:tcPr>
-            <w:tcW w:w="2015" w:type="dxa"/>
-            <w:vAlign w:val="center"/>
-          </w:tcPr>
-          <w:p>
-            <w:pPr>
+            <w:tcW w:w="1984" w:type="dxa"/>
+            <w:vAlign w:val="center"/>
+          </w:tcPr>
+          <w:p>
+            <w:pPr>
+              <w:suppressAutoHyphens w:val="0"/>
               <w:autoSpaceDE w:val="0"/>
               <w:autoSpaceDN w:val="0"/>
               <w:adjustRightInd w:val="0"/>
               <w:jc w:val="center"/>
               <w:rPr>
-                <w:rFonts w:ascii="Arial Nova Cond" w:hAnsi="Arial Nova Cond" w:cs="Arial"/>
-                <w:color w:val="000000" w:themeColor="text1"/>
-                <w:kern w:val="0"/>
-                <w:sz w:val="20"/>
-                <w:szCs w:val="20"/>
-              </w:rPr>
-            </w:pPr>
-            <w:r>
-              <w:rPr>
-                <w:rFonts w:ascii="Arial Nova Cond" w:hAnsi="Arial Nova Cond" w:cs="Arial"/>
+                <w:rFonts w:ascii="Arial Nova Cond" w:eastAsia="Aptos" w:hAnsi="Arial Nova Cond" w:cs="Arial"/>
                 <w:color w:val="000000"/>
                 <w:kern w:val="0"/>
                 <w:sz w:val="20"/>
                 <w:szCs w:val="20"/>
               </w:rPr>
+            </w:pPr>
+            <w:r>
+              <w:rPr>
+                <w:rFonts w:ascii="Arial Nova Cond" w:eastAsia="Aptos" w:hAnsi="Arial Nova Cond" w:cs="Arial"/>
+                <w:color w:val="000000"/>
+                <w:kern w:val="0"/>
+                <w:sz w:val="20"/>
+                <w:szCs w:val="20"/>
+              </w:rPr>
               <w:t>{{titulosituacionsignificativa4}}</w:t>
             </w:r>
           </w:p>
         </w:tc>
         <w:tc>
           <w:tcPr>
-            <w:tcW w:w="1634" w:type="dxa"/>
-            <w:vAlign w:val="center"/>
-          </w:tcPr>
-          <w:p>
-            <w:pPr>
+            <w:tcW w:w="2693" w:type="dxa"/>
+            <w:vAlign w:val="center"/>
+          </w:tcPr>
+          <w:p>
+            <w:pPr>
+              <w:suppressAutoHyphens w:val="0"/>
               <w:autoSpaceDE w:val="0"/>
               <w:autoSpaceDN w:val="0"/>
               <w:adjustRightInd w:val="0"/>
               <w:jc w:val="both"/>
               <w:rPr>
-                <w:rFonts w:ascii="Arial Nova Cond" w:hAnsi="Arial Nova Cond" w:cs="Arial"/>
+                <w:rFonts w:ascii="Arial Nova Cond" w:eastAsia="Aptos" w:hAnsi="Arial Nova Cond" w:cs="Arial"/>
                 <w:color w:val="000000"/>
                 <w:kern w:val="0"/>
                 <w:sz w:val="20"/>
@@ -9109,29 +9032,30 @@
             </w:pPr>
             <w:r>
               <w:rPr>
-                <w:rFonts w:ascii="Arial Nova Cond" w:hAnsi="Arial Nova Cond" w:cs="Arial"/>
+                <w:rFonts w:ascii="Arial Nova Cond" w:eastAsia="Aptos" w:hAnsi="Arial Nova Cond" w:cs="Arial"/>
                 <w:color w:val="000000"/>
                 <w:kern w:val="0"/>
                 <w:sz w:val="20"/>
                 <w:szCs w:val="20"/>
               </w:rPr>
-              <w:t>{{competencias4}}</w:t>
-            </w:r>
-          </w:p>
-        </w:tc>
-        <w:tc>
-          <w:tcPr>
-            <w:tcW w:w="1337" w:type="dxa"/>
-            <w:vAlign w:val="center"/>
-          </w:tcPr>
-          <w:p>
-            <w:pPr>
+              <w:t>{{campotematico4}}</w:t>
+            </w:r>
+          </w:p>
+        </w:tc>
+        <w:tc>
+          <w:tcPr>
+            <w:tcW w:w="1560" w:type="dxa"/>
+            <w:vAlign w:val="center"/>
+          </w:tcPr>
+          <w:p>
+            <w:pPr>
+              <w:suppressAutoHyphens w:val="0"/>
               <w:autoSpaceDE w:val="0"/>
               <w:autoSpaceDN w:val="0"/>
               <w:adjustRightInd w:val="0"/>
-              <w:jc w:val="center"/>
-              <w:rPr>
-                <w:rFonts w:ascii="Arial Nova Cond" w:hAnsi="Arial Nova Cond" w:cs="Arial"/>
+              <w:jc w:val="both"/>
+              <w:rPr>
+                <w:rFonts w:ascii="Arial Nova Cond" w:eastAsia="Aptos" w:hAnsi="Arial Nova Cond" w:cs="Arial"/>
                 <w:color w:val="000000"/>
                 <w:kern w:val="0"/>
                 <w:sz w:val="20"/>
@@ -9140,7 +9064,39 @@
             </w:pPr>
             <w:r>
               <w:rPr>
-                <w:rFonts w:ascii="Arial Nova Cond" w:hAnsi="Arial Nova Cond" w:cs="Arial"/>
+                <w:rFonts w:ascii="Arial Nova Cond" w:eastAsia="Aptos" w:hAnsi="Arial Nova Cond" w:cs="Arial"/>
+                <w:color w:val="000000"/>
+                <w:kern w:val="0"/>
+                <w:sz w:val="20"/>
+                <w:szCs w:val="20"/>
+              </w:rPr>
+              <w:t>{{competencias4}}</w:t>
+            </w:r>
+          </w:p>
+        </w:tc>
+        <w:tc>
+          <w:tcPr>
+            <w:tcW w:w="1399" w:type="dxa"/>
+            <w:vAlign w:val="center"/>
+          </w:tcPr>
+          <w:p>
+            <w:pPr>
+              <w:suppressAutoHyphens w:val="0"/>
+              <w:autoSpaceDE w:val="0"/>
+              <w:autoSpaceDN w:val="0"/>
+              <w:adjustRightInd w:val="0"/>
+              <w:jc w:val="both"/>
+              <w:rPr>
+                <w:rFonts w:ascii="Arial Nova Cond" w:eastAsia="Aptos" w:hAnsi="Arial Nova Cond" w:cs="Arial"/>
+                <w:color w:val="000000"/>
+                <w:kern w:val="0"/>
+                <w:sz w:val="20"/>
+                <w:szCs w:val="20"/>
+              </w:rPr>
+            </w:pPr>
+            <w:r>
+              <w:rPr>
+                <w:rFonts w:ascii="Arial Nova Cond" w:eastAsia="Aptos" w:hAnsi="Arial Nova Cond" w:cs="Arial"/>
                 <w:color w:val="000000"/>
                 <w:kern w:val="0"/>
                 <w:sz w:val="20"/>
@@ -9158,20 +9114,20 @@
         </w:trPr>
         <w:tc>
           <w:tcPr>
-            <w:tcW w:w="875" w:type="dxa"/>
+            <w:tcW w:w="818" w:type="dxa"/>
             <w:vMerge w:val="restart"/>
             <w:vAlign w:val="center"/>
           </w:tcPr>
           <w:p>
             <w:pPr>
-              <w:pStyle w:val="Prrafodelista"/>
               <w:tabs>
                 <w:tab w:val="left" w:pos="0"/>
                 <w:tab w:val="left" w:pos="142"/>
                 <w:tab w:val="left" w:pos="284"/>
               </w:tabs>
-              <w:spacing w:line="276" w:lineRule="auto"/>
-              <w:ind w:left="0"/>
+              <w:suppressAutoHyphens w:val="0"/>
+              <w:spacing w:line="276" w:lineRule="auto"/>
+              <w:contextualSpacing/>
               <w:jc w:val="center"/>
               <w:rPr>
                 <w:rFonts w:ascii="Arial Nova Cond" w:eastAsia="Calibri" w:hAnsi="Arial Nova Cond" w:cs="Times New Roman"/>
@@ -9197,19 +9153,19 @@
         </w:tc>
         <w:tc>
           <w:tcPr>
-            <w:tcW w:w="1095" w:type="dxa"/>
-            <w:vAlign w:val="center"/>
-          </w:tcPr>
-          <w:p>
-            <w:pPr>
-              <w:pStyle w:val="Prrafodelista"/>
+            <w:tcW w:w="1018" w:type="dxa"/>
+            <w:vAlign w:val="center"/>
+          </w:tcPr>
+          <w:p>
+            <w:pPr>
               <w:tabs>
                 <w:tab w:val="left" w:pos="0"/>
                 <w:tab w:val="left" w:pos="142"/>
                 <w:tab w:val="left" w:pos="284"/>
               </w:tabs>
-              <w:spacing w:line="276" w:lineRule="auto"/>
-              <w:ind w:left="0"/>
+              <w:suppressAutoHyphens w:val="0"/>
+              <w:spacing w:line="276" w:lineRule="auto"/>
+              <w:contextualSpacing/>
               <w:jc w:val="center"/>
               <w:rPr>
                 <w:rFonts w:ascii="Arial Nova Cond" w:eastAsia="Calibri" w:hAnsi="Arial Nova Cond" w:cs="Times New Roman"/>
@@ -9235,50 +9191,23 @@
         </w:tc>
         <w:tc>
           <w:tcPr>
-            <w:tcW w:w="1726" w:type="dxa"/>
-            <w:vAlign w:val="center"/>
-          </w:tcPr>
-          <w:p>
-            <w:pPr>
-              <w:pStyle w:val="Sinespaciado"/>
-              <w:jc w:val="both"/>
-              <w:rPr>
-                <w:rFonts w:ascii="Arial Nova Cond" w:hAnsi="Arial Nova Cond"/>
-                <w:color w:val="000000" w:themeColor="text1"/>
-                <w:sz w:val="20"/>
-                <w:szCs w:val="20"/>
-              </w:rPr>
-            </w:pPr>
-            <w:r>
-              <w:rPr>
-                <w:rFonts w:ascii="Arial Nova Cond" w:eastAsia="Calibri" w:hAnsi="Arial Nova Cond" w:cs="Times New Roman"/>
-                <w:sz w:val="20"/>
-                <w:szCs w:val="20"/>
-                <w:lang w:val="es-ES_tradnl"/>
-              </w:rPr>
-              <w:t>{{problemapotencialidad5}}</w:t>
-            </w:r>
-          </w:p>
-        </w:tc>
-        <w:tc>
-          <w:tcPr>
-            <w:tcW w:w="6169" w:type="dxa"/>
-            <w:vAlign w:val="center"/>
-          </w:tcPr>
-          <w:p>
-            <w:pPr>
-              <w:pStyle w:val="Prrafodelista"/>
+            <w:tcW w:w="5379" w:type="dxa"/>
+            <w:vAlign w:val="center"/>
+          </w:tcPr>
+          <w:p>
+            <w:pPr>
               <w:tabs>
                 <w:tab w:val="left" w:pos="0"/>
                 <w:tab w:val="left" w:pos="142"/>
                 <w:tab w:val="left" w:pos="284"/>
               </w:tabs>
-              <w:spacing w:line="276" w:lineRule="auto"/>
-              <w:ind w:left="0"/>
+              <w:suppressAutoHyphens w:val="0"/>
+              <w:spacing w:line="276" w:lineRule="auto"/>
+              <w:contextualSpacing/>
               <w:jc w:val="both"/>
               <w:rPr>
                 <w:rFonts w:ascii="Arial Nova Cond" w:eastAsia="Calibri" w:hAnsi="Arial Nova Cond" w:cs="Times New Roman"/>
-                <w:color w:val="000000" w:themeColor="text1"/>
+                <w:color w:val="000000"/>
                 <w:sz w:val="20"/>
                 <w:szCs w:val="20"/>
                 <w:lang w:val="es-ES_tradnl"/>
@@ -9291,54 +9220,56 @@
                 <w:szCs w:val="20"/>
                 <w:lang w:val="es-ES_tradnl"/>
               </w:rPr>
-              <w:t>{{situacionsignificativa5}}</w:t>
-            </w:r>
-          </w:p>
-        </w:tc>
-        <w:tc>
-          <w:tcPr>
-            <w:tcW w:w="2015" w:type="dxa"/>
-            <w:vAlign w:val="center"/>
-          </w:tcPr>
-          <w:p>
-            <w:pPr>
+              <w:t xml:space="preserve">{{situacionsignificativa5}} </w:t>
+            </w:r>
+          </w:p>
+        </w:tc>
+        <w:tc>
+          <w:tcPr>
+            <w:tcW w:w="1984" w:type="dxa"/>
+            <w:vAlign w:val="center"/>
+          </w:tcPr>
+          <w:p>
+            <w:pPr>
+              <w:suppressAutoHyphens w:val="0"/>
               <w:autoSpaceDE w:val="0"/>
               <w:autoSpaceDN w:val="0"/>
               <w:adjustRightInd w:val="0"/>
               <w:jc w:val="center"/>
               <w:rPr>
-                <w:rFonts w:ascii="Arial Nova Cond" w:hAnsi="Arial Nova Cond" w:cs="Arial"/>
-                <w:color w:val="000000" w:themeColor="text1"/>
-                <w:kern w:val="0"/>
-                <w:sz w:val="20"/>
-                <w:szCs w:val="20"/>
-              </w:rPr>
-            </w:pPr>
-            <w:r>
-              <w:rPr>
-                <w:rFonts w:ascii="Arial Nova Cond" w:hAnsi="Arial Nova Cond" w:cs="Arial"/>
+                <w:rFonts w:ascii="Arial Nova Cond" w:eastAsia="Aptos" w:hAnsi="Arial Nova Cond" w:cs="Arial"/>
                 <w:color w:val="000000"/>
                 <w:kern w:val="0"/>
                 <w:sz w:val="20"/>
                 <w:szCs w:val="20"/>
               </w:rPr>
+            </w:pPr>
+            <w:r>
+              <w:rPr>
+                <w:rFonts w:ascii="Arial Nova Cond" w:eastAsia="Aptos" w:hAnsi="Arial Nova Cond" w:cs="Arial"/>
+                <w:color w:val="000000"/>
+                <w:kern w:val="0"/>
+                <w:sz w:val="20"/>
+                <w:szCs w:val="20"/>
+              </w:rPr>
               <w:t>{{titulosituacionsignificativa5}}</w:t>
             </w:r>
           </w:p>
         </w:tc>
         <w:tc>
           <w:tcPr>
-            <w:tcW w:w="1634" w:type="dxa"/>
-            <w:vAlign w:val="center"/>
-          </w:tcPr>
-          <w:p>
-            <w:pPr>
+            <w:tcW w:w="2693" w:type="dxa"/>
+            <w:vAlign w:val="center"/>
+          </w:tcPr>
+          <w:p>
+            <w:pPr>
+              <w:suppressAutoHyphens w:val="0"/>
               <w:autoSpaceDE w:val="0"/>
               <w:autoSpaceDN w:val="0"/>
               <w:adjustRightInd w:val="0"/>
               <w:jc w:val="both"/>
               <w:rPr>
-                <w:rFonts w:ascii="Arial Nova Cond" w:hAnsi="Arial Nova Cond" w:cs="Arial"/>
+                <w:rFonts w:ascii="Arial Nova Cond" w:eastAsia="Aptos" w:hAnsi="Arial Nova Cond" w:cs="Arial"/>
                 <w:color w:val="000000"/>
                 <w:kern w:val="0"/>
                 <w:sz w:val="20"/>
@@ -9347,29 +9278,30 @@
             </w:pPr>
             <w:r>
               <w:rPr>
-                <w:rFonts w:ascii="Arial Nova Cond" w:hAnsi="Arial Nova Cond" w:cs="Arial"/>
+                <w:rFonts w:ascii="Arial Nova Cond" w:eastAsia="Aptos" w:hAnsi="Arial Nova Cond" w:cs="Arial"/>
                 <w:color w:val="000000"/>
                 <w:kern w:val="0"/>
                 <w:sz w:val="20"/>
                 <w:szCs w:val="20"/>
               </w:rPr>
-              <w:t>{{competencias5}}</w:t>
-            </w:r>
-          </w:p>
-        </w:tc>
-        <w:tc>
-          <w:tcPr>
-            <w:tcW w:w="1337" w:type="dxa"/>
-            <w:vAlign w:val="center"/>
-          </w:tcPr>
-          <w:p>
-            <w:pPr>
+              <w:t>{{campotematico5}}</w:t>
+            </w:r>
+          </w:p>
+        </w:tc>
+        <w:tc>
+          <w:tcPr>
+            <w:tcW w:w="1560" w:type="dxa"/>
+            <w:vAlign w:val="center"/>
+          </w:tcPr>
+          <w:p>
+            <w:pPr>
+              <w:suppressAutoHyphens w:val="0"/>
               <w:autoSpaceDE w:val="0"/>
               <w:autoSpaceDN w:val="0"/>
               <w:adjustRightInd w:val="0"/>
-              <w:jc w:val="center"/>
-              <w:rPr>
-                <w:rFonts w:ascii="Arial Nova Cond" w:hAnsi="Arial Nova Cond" w:cs="Arial"/>
+              <w:jc w:val="both"/>
+              <w:rPr>
+                <w:rFonts w:ascii="Arial Nova Cond" w:eastAsia="Aptos" w:hAnsi="Arial Nova Cond" w:cs="Arial"/>
                 <w:color w:val="000000"/>
                 <w:kern w:val="0"/>
                 <w:sz w:val="20"/>
@@ -9378,7 +9310,39 @@
             </w:pPr>
             <w:r>
               <w:rPr>
-                <w:rFonts w:ascii="Arial Nova Cond" w:hAnsi="Arial Nova Cond" w:cs="Arial"/>
+                <w:rFonts w:ascii="Arial Nova Cond" w:eastAsia="Aptos" w:hAnsi="Arial Nova Cond" w:cs="Arial"/>
+                <w:color w:val="000000"/>
+                <w:kern w:val="0"/>
+                <w:sz w:val="20"/>
+                <w:szCs w:val="20"/>
+              </w:rPr>
+              <w:t>{{competencias5}}</w:t>
+            </w:r>
+          </w:p>
+        </w:tc>
+        <w:tc>
+          <w:tcPr>
+            <w:tcW w:w="1399" w:type="dxa"/>
+            <w:vAlign w:val="center"/>
+          </w:tcPr>
+          <w:p>
+            <w:pPr>
+              <w:suppressAutoHyphens w:val="0"/>
+              <w:autoSpaceDE w:val="0"/>
+              <w:autoSpaceDN w:val="0"/>
+              <w:adjustRightInd w:val="0"/>
+              <w:jc w:val="both"/>
+              <w:rPr>
+                <w:rFonts w:ascii="Arial Nova Cond" w:eastAsia="Aptos" w:hAnsi="Arial Nova Cond" w:cs="Arial"/>
+                <w:color w:val="000000"/>
+                <w:kern w:val="0"/>
+                <w:sz w:val="20"/>
+                <w:szCs w:val="20"/>
+              </w:rPr>
+            </w:pPr>
+            <w:r>
+              <w:rPr>
+                <w:rFonts w:ascii="Arial Nova Cond" w:eastAsia="Aptos" w:hAnsi="Arial Nova Cond" w:cs="Arial"/>
                 <w:color w:val="000000"/>
                 <w:kern w:val="0"/>
                 <w:sz w:val="20"/>
@@ -9396,20 +9360,20 @@
         </w:trPr>
         <w:tc>
           <w:tcPr>
-            <w:tcW w:w="875" w:type="dxa"/>
+            <w:tcW w:w="818" w:type="dxa"/>
             <w:vMerge/>
             <w:vAlign w:val="center"/>
           </w:tcPr>
           <w:p>
             <w:pPr>
-              <w:pStyle w:val="Prrafodelista"/>
               <w:tabs>
                 <w:tab w:val="left" w:pos="0"/>
                 <w:tab w:val="left" w:pos="142"/>
                 <w:tab w:val="left" w:pos="284"/>
               </w:tabs>
-              <w:spacing w:line="276" w:lineRule="auto"/>
-              <w:ind w:left="0"/>
+              <w:suppressAutoHyphens w:val="0"/>
+              <w:spacing w:line="276" w:lineRule="auto"/>
+              <w:contextualSpacing/>
               <w:jc w:val="center"/>
               <w:rPr>
                 <w:rFonts w:ascii="Arial Nova Cond" w:eastAsia="Calibri" w:hAnsi="Arial Nova Cond" w:cs="Times New Roman"/>
@@ -9424,19 +9388,19 @@
         </w:tc>
         <w:tc>
           <w:tcPr>
-            <w:tcW w:w="1095" w:type="dxa"/>
-            <w:vAlign w:val="center"/>
-          </w:tcPr>
-          <w:p>
-            <w:pPr>
-              <w:pStyle w:val="Prrafodelista"/>
+            <w:tcW w:w="1018" w:type="dxa"/>
+            <w:vAlign w:val="center"/>
+          </w:tcPr>
+          <w:p>
+            <w:pPr>
               <w:tabs>
                 <w:tab w:val="left" w:pos="0"/>
                 <w:tab w:val="left" w:pos="142"/>
                 <w:tab w:val="left" w:pos="284"/>
               </w:tabs>
-              <w:spacing w:line="276" w:lineRule="auto"/>
-              <w:ind w:left="0"/>
+              <w:suppressAutoHyphens w:val="0"/>
+              <w:spacing w:line="276" w:lineRule="auto"/>
+              <w:contextualSpacing/>
               <w:jc w:val="center"/>
               <w:rPr>
                 <w:rFonts w:ascii="Arial Nova Cond" w:eastAsia="Calibri" w:hAnsi="Arial Nova Cond" w:cs="Times New Roman"/>
@@ -9462,45 +9426,19 @@
         </w:tc>
         <w:tc>
           <w:tcPr>
-            <w:tcW w:w="1726" w:type="dxa"/>
-            <w:vAlign w:val="center"/>
-          </w:tcPr>
-          <w:p>
-            <w:pPr>
-              <w:pStyle w:val="Sinespaciado"/>
-              <w:jc w:val="both"/>
-              <w:rPr>
-                <w:rFonts w:ascii="Arial Nova Cond" w:hAnsi="Arial Nova Cond"/>
-                <w:sz w:val="20"/>
-                <w:szCs w:val="20"/>
-              </w:rPr>
-            </w:pPr>
-            <w:r>
-              <w:rPr>
-                <w:rFonts w:ascii="Arial Nova Cond" w:eastAsia="Calibri" w:hAnsi="Arial Nova Cond" w:cs="Times New Roman"/>
-                <w:sz w:val="20"/>
-                <w:szCs w:val="20"/>
-                <w:lang w:val="es-ES_tradnl"/>
-              </w:rPr>
-              <w:t>{{problemapotencialidad6}}</w:t>
-            </w:r>
-          </w:p>
-        </w:tc>
-        <w:tc>
-          <w:tcPr>
-            <w:tcW w:w="6169" w:type="dxa"/>
-            <w:vAlign w:val="center"/>
-          </w:tcPr>
-          <w:p>
-            <w:pPr>
-              <w:pStyle w:val="Prrafodelista"/>
+            <w:tcW w:w="5379" w:type="dxa"/>
+            <w:vAlign w:val="center"/>
+          </w:tcPr>
+          <w:p>
+            <w:pPr>
               <w:tabs>
                 <w:tab w:val="left" w:pos="0"/>
                 <w:tab w:val="left" w:pos="142"/>
                 <w:tab w:val="left" w:pos="284"/>
               </w:tabs>
-              <w:spacing w:line="276" w:lineRule="auto"/>
-              <w:ind w:left="0"/>
+              <w:suppressAutoHyphens w:val="0"/>
+              <w:spacing w:line="276" w:lineRule="auto"/>
+              <w:contextualSpacing/>
               <w:jc w:val="both"/>
               <w:rPr>
                 <w:rFonts w:ascii="Arial Nova Cond" w:eastAsia="Calibri" w:hAnsi="Arial Nova Cond" w:cs="Times New Roman"/>
@@ -9522,17 +9460,18 @@
         </w:tc>
         <w:tc>
           <w:tcPr>
-            <w:tcW w:w="2015" w:type="dxa"/>
-            <w:vAlign w:val="center"/>
-          </w:tcPr>
-          <w:p>
-            <w:pPr>
+            <w:tcW w:w="1984" w:type="dxa"/>
+            <w:vAlign w:val="center"/>
+          </w:tcPr>
+          <w:p>
+            <w:pPr>
+              <w:suppressAutoHyphens w:val="0"/>
               <w:autoSpaceDE w:val="0"/>
               <w:autoSpaceDN w:val="0"/>
               <w:adjustRightInd w:val="0"/>
               <w:jc w:val="center"/>
               <w:rPr>
-                <w:rFonts w:ascii="Arial Nova Cond" w:hAnsi="Arial Nova Cond" w:cs="Arial"/>
+                <w:rFonts w:ascii="Arial Nova Cond" w:eastAsia="Aptos" w:hAnsi="Arial Nova Cond" w:cs="Arial"/>
                 <w:color w:val="0070C0"/>
                 <w:kern w:val="0"/>
                 <w:sz w:val="20"/>
@@ -9541,7 +9480,7 @@
             </w:pPr>
             <w:r>
               <w:rPr>
-                <w:rFonts w:ascii="Arial Nova Cond" w:hAnsi="Arial Nova Cond" w:cs="Arial"/>
+                <w:rFonts w:ascii="Arial Nova Cond" w:eastAsia="Aptos" w:hAnsi="Arial Nova Cond" w:cs="Arial"/>
                 <w:color w:val="000000"/>
                 <w:kern w:val="0"/>
                 <w:sz w:val="20"/>
@@ -9553,17 +9492,18 @@
         </w:tc>
         <w:tc>
           <w:tcPr>
-            <w:tcW w:w="1634" w:type="dxa"/>
-            <w:vAlign w:val="center"/>
-          </w:tcPr>
-          <w:p>
-            <w:pPr>
+            <w:tcW w:w="2693" w:type="dxa"/>
+            <w:vAlign w:val="center"/>
+          </w:tcPr>
+          <w:p>
+            <w:pPr>
+              <w:suppressAutoHyphens w:val="0"/>
               <w:autoSpaceDE w:val="0"/>
               <w:autoSpaceDN w:val="0"/>
               <w:adjustRightInd w:val="0"/>
               <w:jc w:val="both"/>
               <w:rPr>
-                <w:rFonts w:ascii="Arial Nova Cond" w:hAnsi="Arial Nova Cond" w:cs="Arial"/>
+                <w:rFonts w:ascii="Arial Nova Cond" w:eastAsia="Aptos" w:hAnsi="Arial Nova Cond" w:cs="Arial"/>
                 <w:color w:val="000000"/>
                 <w:kern w:val="0"/>
                 <w:sz w:val="20"/>
@@ -9572,29 +9512,30 @@
             </w:pPr>
             <w:r>
               <w:rPr>
-                <w:rFonts w:ascii="Arial Nova Cond" w:hAnsi="Arial Nova Cond" w:cs="Arial"/>
+                <w:rFonts w:ascii="Arial Nova Cond" w:eastAsia="Aptos" w:hAnsi="Arial Nova Cond" w:cs="Arial"/>
                 <w:color w:val="000000"/>
                 <w:kern w:val="0"/>
                 <w:sz w:val="20"/>
                 <w:szCs w:val="20"/>
               </w:rPr>
-              <w:t>{{competencias6}}</w:t>
-            </w:r>
-          </w:p>
-        </w:tc>
-        <w:tc>
-          <w:tcPr>
-            <w:tcW w:w="1337" w:type="dxa"/>
-            <w:vAlign w:val="center"/>
-          </w:tcPr>
-          <w:p>
-            <w:pPr>
+              <w:t>{{campotematico6}}</w:t>
+            </w:r>
+          </w:p>
+        </w:tc>
+        <w:tc>
+          <w:tcPr>
+            <w:tcW w:w="1560" w:type="dxa"/>
+            <w:vAlign w:val="center"/>
+          </w:tcPr>
+          <w:p>
+            <w:pPr>
+              <w:suppressAutoHyphens w:val="0"/>
               <w:autoSpaceDE w:val="0"/>
               <w:autoSpaceDN w:val="0"/>
               <w:adjustRightInd w:val="0"/>
-              <w:jc w:val="center"/>
-              <w:rPr>
-                <w:rFonts w:ascii="Arial Nova Cond" w:hAnsi="Arial Nova Cond" w:cs="Arial"/>
+              <w:jc w:val="both"/>
+              <w:rPr>
+                <w:rFonts w:ascii="Arial Nova Cond" w:eastAsia="Aptos" w:hAnsi="Arial Nova Cond" w:cs="Arial"/>
                 <w:color w:val="000000"/>
                 <w:kern w:val="0"/>
                 <w:sz w:val="20"/>
@@ -9603,7 +9544,39 @@
             </w:pPr>
             <w:r>
               <w:rPr>
-                <w:rFonts w:ascii="Arial Nova Cond" w:hAnsi="Arial Nova Cond" w:cs="Arial"/>
+                <w:rFonts w:ascii="Arial Nova Cond" w:eastAsia="Aptos" w:hAnsi="Arial Nova Cond" w:cs="Arial"/>
+                <w:color w:val="000000"/>
+                <w:kern w:val="0"/>
+                <w:sz w:val="20"/>
+                <w:szCs w:val="20"/>
+              </w:rPr>
+              <w:t>{{competencias6}}</w:t>
+            </w:r>
+          </w:p>
+        </w:tc>
+        <w:tc>
+          <w:tcPr>
+            <w:tcW w:w="1399" w:type="dxa"/>
+            <w:vAlign w:val="center"/>
+          </w:tcPr>
+          <w:p>
+            <w:pPr>
+              <w:suppressAutoHyphens w:val="0"/>
+              <w:autoSpaceDE w:val="0"/>
+              <w:autoSpaceDN w:val="0"/>
+              <w:adjustRightInd w:val="0"/>
+              <w:jc w:val="both"/>
+              <w:rPr>
+                <w:rFonts w:ascii="Arial Nova Cond" w:eastAsia="Aptos" w:hAnsi="Arial Nova Cond" w:cs="Arial"/>
+                <w:color w:val="000000"/>
+                <w:kern w:val="0"/>
+                <w:sz w:val="20"/>
+                <w:szCs w:val="20"/>
+              </w:rPr>
+            </w:pPr>
+            <w:r>
+              <w:rPr>
+                <w:rFonts w:ascii="Arial Nova Cond" w:eastAsia="Aptos" w:hAnsi="Arial Nova Cond" w:cs="Arial"/>
                 <w:color w:val="000000"/>
                 <w:kern w:val="0"/>
                 <w:sz w:val="20"/>
@@ -9621,20 +9594,20 @@
         </w:trPr>
         <w:tc>
           <w:tcPr>
-            <w:tcW w:w="875" w:type="dxa"/>
+            <w:tcW w:w="818" w:type="dxa"/>
             <w:vMerge w:val="restart"/>
             <w:vAlign w:val="center"/>
           </w:tcPr>
           <w:p>
             <w:pPr>
-              <w:pStyle w:val="Prrafodelista"/>
               <w:tabs>
                 <w:tab w:val="left" w:pos="0"/>
                 <w:tab w:val="left" w:pos="142"/>
                 <w:tab w:val="left" w:pos="284"/>
               </w:tabs>
-              <w:spacing w:line="276" w:lineRule="auto"/>
-              <w:ind w:left="0"/>
+              <w:suppressAutoHyphens w:val="0"/>
+              <w:spacing w:line="276" w:lineRule="auto"/>
+              <w:contextualSpacing/>
               <w:jc w:val="center"/>
               <w:rPr>
                 <w:rFonts w:ascii="Arial Nova Cond" w:eastAsia="Calibri" w:hAnsi="Arial Nova Cond" w:cs="Times New Roman"/>
@@ -9660,19 +9633,19 @@
         </w:tc>
         <w:tc>
           <w:tcPr>
-            <w:tcW w:w="1095" w:type="dxa"/>
-            <w:vAlign w:val="center"/>
-          </w:tcPr>
-          <w:p>
-            <w:pPr>
-              <w:pStyle w:val="Prrafodelista"/>
+            <w:tcW w:w="1018" w:type="dxa"/>
+            <w:vAlign w:val="center"/>
+          </w:tcPr>
+          <w:p>
+            <w:pPr>
               <w:tabs>
                 <w:tab w:val="left" w:pos="0"/>
                 <w:tab w:val="left" w:pos="142"/>
                 <w:tab w:val="left" w:pos="284"/>
               </w:tabs>
-              <w:spacing w:line="276" w:lineRule="auto"/>
-              <w:ind w:left="0"/>
+              <w:suppressAutoHyphens w:val="0"/>
+              <w:spacing w:line="276" w:lineRule="auto"/>
+              <w:contextualSpacing/>
               <w:jc w:val="center"/>
               <w:rPr>
                 <w:rFonts w:ascii="Arial Nova Cond" w:eastAsia="Calibri" w:hAnsi="Arial Nova Cond" w:cs="Times New Roman"/>
@@ -9698,116 +9671,84 @@
         </w:tc>
         <w:tc>
           <w:tcPr>
-            <w:tcW w:w="1726" w:type="dxa"/>
-            <w:vAlign w:val="center"/>
-          </w:tcPr>
-          <w:p>
-            <w:pPr>
-              <w:pStyle w:val="Prrafodelista"/>
+            <w:tcW w:w="5379" w:type="dxa"/>
+            <w:vAlign w:val="center"/>
+          </w:tcPr>
+          <w:p>
+            <w:pPr>
               <w:tabs>
                 <w:tab w:val="left" w:pos="0"/>
                 <w:tab w:val="left" w:pos="142"/>
                 <w:tab w:val="left" w:pos="284"/>
               </w:tabs>
-              <w:spacing w:line="276" w:lineRule="auto"/>
-              <w:ind w:left="0"/>
+              <w:suppressAutoHyphens w:val="0"/>
+              <w:spacing w:line="276" w:lineRule="auto"/>
+              <w:contextualSpacing/>
+              <w:jc w:val="both"/>
+              <w:rPr>
+                <w:rFonts w:ascii="Arial Nova Cond" w:eastAsia="Aptos" w:hAnsi="Arial Nova Cond" w:cs="Times New Roman"/>
+                <w:color w:val="000000"/>
+                <w:sz w:val="20"/>
+                <w:szCs w:val="20"/>
+              </w:rPr>
+            </w:pPr>
+            <w:r>
               <w:rPr>
                 <w:rFonts w:ascii="Arial Nova Cond" w:eastAsia="Calibri" w:hAnsi="Arial Nova Cond" w:cs="Times New Roman"/>
-                <w:color w:val="000000" w:themeColor="text1"/>
                 <w:sz w:val="20"/>
                 <w:szCs w:val="20"/>
                 <w:lang w:val="es-ES_tradnl"/>
               </w:rPr>
-            </w:pPr>
-            <w:r>
-              <w:rPr>
-                <w:rFonts w:ascii="Arial Nova Cond" w:eastAsia="Calibri" w:hAnsi="Arial Nova Cond" w:cs="Times New Roman"/>
-                <w:sz w:val="20"/>
-                <w:szCs w:val="20"/>
-                <w:lang w:val="es-ES_tradnl"/>
-              </w:rPr>
-              <w:t>{{problemapotencialidad7}}</w:t>
-            </w:r>
-          </w:p>
-        </w:tc>
-        <w:tc>
-          <w:tcPr>
-            <w:tcW w:w="6169" w:type="dxa"/>
-            <w:vAlign w:val="center"/>
-          </w:tcPr>
-          <w:p>
-            <w:pPr>
-              <w:pStyle w:val="Prrafodelista"/>
-              <w:tabs>
-                <w:tab w:val="left" w:pos="0"/>
-                <w:tab w:val="left" w:pos="142"/>
-                <w:tab w:val="left" w:pos="284"/>
-              </w:tabs>
-              <w:spacing w:line="276" w:lineRule="auto"/>
-              <w:ind w:left="0"/>
-              <w:jc w:val="both"/>
-              <w:rPr>
-                <w:rFonts w:ascii="Arial Nova Cond" w:hAnsi="Arial Nova Cond"/>
-                <w:color w:val="000000" w:themeColor="text1"/>
-                <w:sz w:val="20"/>
-                <w:szCs w:val="20"/>
-              </w:rPr>
-            </w:pPr>
-            <w:r>
-              <w:rPr>
-                <w:rFonts w:ascii="Arial Nova Cond" w:eastAsia="Calibri" w:hAnsi="Arial Nova Cond" w:cs="Times New Roman"/>
-                <w:sz w:val="20"/>
-                <w:szCs w:val="20"/>
-                <w:lang w:val="es-ES_tradnl"/>
-              </w:rPr>
               <w:t>{{situacionsignificativa7}}</w:t>
             </w:r>
           </w:p>
         </w:tc>
         <w:tc>
           <w:tcPr>
-            <w:tcW w:w="2015" w:type="dxa"/>
-            <w:vAlign w:val="center"/>
-          </w:tcPr>
-          <w:p>
-            <w:pPr>
+            <w:tcW w:w="1984" w:type="dxa"/>
+            <w:vAlign w:val="center"/>
+          </w:tcPr>
+          <w:p>
+            <w:pPr>
+              <w:suppressAutoHyphens w:val="0"/>
               <w:autoSpaceDE w:val="0"/>
               <w:autoSpaceDN w:val="0"/>
               <w:adjustRightInd w:val="0"/>
               <w:jc w:val="center"/>
               <w:rPr>
-                <w:rFonts w:ascii="Arial Nova Cond" w:hAnsi="Arial Nova Cond" w:cs="Arial"/>
-                <w:color w:val="000000" w:themeColor="text1"/>
-                <w:kern w:val="0"/>
-                <w:sz w:val="20"/>
-                <w:szCs w:val="20"/>
-              </w:rPr>
-            </w:pPr>
-            <w:r>
-              <w:rPr>
-                <w:rFonts w:ascii="Arial Nova Cond" w:hAnsi="Arial Nova Cond" w:cs="Arial"/>
+                <w:rFonts w:ascii="Arial Nova Cond" w:eastAsia="Aptos" w:hAnsi="Arial Nova Cond" w:cs="Arial"/>
                 <w:color w:val="000000"/>
                 <w:kern w:val="0"/>
                 <w:sz w:val="20"/>
                 <w:szCs w:val="20"/>
               </w:rPr>
+            </w:pPr>
+            <w:r>
+              <w:rPr>
+                <w:rFonts w:ascii="Arial Nova Cond" w:eastAsia="Aptos" w:hAnsi="Arial Nova Cond" w:cs="Arial"/>
+                <w:color w:val="000000"/>
+                <w:kern w:val="0"/>
+                <w:sz w:val="20"/>
+                <w:szCs w:val="20"/>
+              </w:rPr>
               <w:t>{{titulosituacionsignificativa7}}</w:t>
             </w:r>
           </w:p>
         </w:tc>
         <w:tc>
           <w:tcPr>
-            <w:tcW w:w="1634" w:type="dxa"/>
-            <w:vAlign w:val="center"/>
-          </w:tcPr>
-          <w:p>
-            <w:pPr>
+            <w:tcW w:w="2693" w:type="dxa"/>
+            <w:vAlign w:val="center"/>
+          </w:tcPr>
+          <w:p>
+            <w:pPr>
+              <w:suppressAutoHyphens w:val="0"/>
               <w:autoSpaceDE w:val="0"/>
               <w:autoSpaceDN w:val="0"/>
               <w:adjustRightInd w:val="0"/>
               <w:jc w:val="both"/>
               <w:rPr>
-                <w:rFonts w:ascii="Arial Nova Cond" w:hAnsi="Arial Nova Cond" w:cs="Arial"/>
+                <w:rFonts w:ascii="Arial Nova Cond" w:eastAsia="Aptos" w:hAnsi="Arial Nova Cond" w:cs="Arial"/>
                 <w:color w:val="000000"/>
                 <w:kern w:val="0"/>
                 <w:sz w:val="20"/>
@@ -9816,29 +9757,30 @@
             </w:pPr>
             <w:r>
               <w:rPr>
-                <w:rFonts w:ascii="Arial Nova Cond" w:hAnsi="Arial Nova Cond" w:cs="Arial"/>
+                <w:rFonts w:ascii="Arial Nova Cond" w:eastAsia="Aptos" w:hAnsi="Arial Nova Cond" w:cs="Arial"/>
                 <w:color w:val="000000"/>
                 <w:kern w:val="0"/>
                 <w:sz w:val="20"/>
                 <w:szCs w:val="20"/>
               </w:rPr>
-              <w:t>{{competencias7}}</w:t>
-            </w:r>
-          </w:p>
-        </w:tc>
-        <w:tc>
-          <w:tcPr>
-            <w:tcW w:w="1337" w:type="dxa"/>
-            <w:vAlign w:val="center"/>
-          </w:tcPr>
-          <w:p>
-            <w:pPr>
+              <w:t>{{campotematico7}}</w:t>
+            </w:r>
+          </w:p>
+        </w:tc>
+        <w:tc>
+          <w:tcPr>
+            <w:tcW w:w="1560" w:type="dxa"/>
+            <w:vAlign w:val="center"/>
+          </w:tcPr>
+          <w:p>
+            <w:pPr>
+              <w:suppressAutoHyphens w:val="0"/>
               <w:autoSpaceDE w:val="0"/>
               <w:autoSpaceDN w:val="0"/>
               <w:adjustRightInd w:val="0"/>
-              <w:jc w:val="center"/>
-              <w:rPr>
-                <w:rFonts w:ascii="Arial Nova Cond" w:hAnsi="Arial Nova Cond" w:cs="Arial"/>
+              <w:jc w:val="both"/>
+              <w:rPr>
+                <w:rFonts w:ascii="Arial Nova Cond" w:eastAsia="Aptos" w:hAnsi="Arial Nova Cond" w:cs="Arial"/>
                 <w:color w:val="000000"/>
                 <w:kern w:val="0"/>
                 <w:sz w:val="20"/>
@@ -9847,7 +9789,39 @@
             </w:pPr>
             <w:r>
               <w:rPr>
-                <w:rFonts w:ascii="Arial Nova Cond" w:hAnsi="Arial Nova Cond" w:cs="Arial"/>
+                <w:rFonts w:ascii="Arial Nova Cond" w:eastAsia="Aptos" w:hAnsi="Arial Nova Cond" w:cs="Arial"/>
+                <w:color w:val="000000"/>
+                <w:kern w:val="0"/>
+                <w:sz w:val="20"/>
+                <w:szCs w:val="20"/>
+              </w:rPr>
+              <w:t>{{competencias7}}</w:t>
+            </w:r>
+          </w:p>
+        </w:tc>
+        <w:tc>
+          <w:tcPr>
+            <w:tcW w:w="1399" w:type="dxa"/>
+            <w:vAlign w:val="center"/>
+          </w:tcPr>
+          <w:p>
+            <w:pPr>
+              <w:suppressAutoHyphens w:val="0"/>
+              <w:autoSpaceDE w:val="0"/>
+              <w:autoSpaceDN w:val="0"/>
+              <w:adjustRightInd w:val="0"/>
+              <w:jc w:val="both"/>
+              <w:rPr>
+                <w:rFonts w:ascii="Arial Nova Cond" w:eastAsia="Aptos" w:hAnsi="Arial Nova Cond" w:cs="Arial"/>
+                <w:color w:val="000000"/>
+                <w:kern w:val="0"/>
+                <w:sz w:val="20"/>
+                <w:szCs w:val="20"/>
+              </w:rPr>
+            </w:pPr>
+            <w:r>
+              <w:rPr>
+                <w:rFonts w:ascii="Arial Nova Cond" w:eastAsia="Aptos" w:hAnsi="Arial Nova Cond" w:cs="Arial"/>
                 <w:color w:val="000000"/>
                 <w:kern w:val="0"/>
                 <w:sz w:val="20"/>
@@ -9865,20 +9839,20 @@
         </w:trPr>
         <w:tc>
           <w:tcPr>
-            <w:tcW w:w="875" w:type="dxa"/>
+            <w:tcW w:w="818" w:type="dxa"/>
             <w:vMerge/>
             <w:vAlign w:val="center"/>
           </w:tcPr>
           <w:p>
             <w:pPr>
-              <w:pStyle w:val="Prrafodelista"/>
               <w:tabs>
                 <w:tab w:val="left" w:pos="0"/>
                 <w:tab w:val="left" w:pos="142"/>
                 <w:tab w:val="left" w:pos="284"/>
               </w:tabs>
-              <w:spacing w:line="276" w:lineRule="auto"/>
-              <w:ind w:left="0"/>
+              <w:suppressAutoHyphens w:val="0"/>
+              <w:spacing w:line="276" w:lineRule="auto"/>
+              <w:contextualSpacing/>
               <w:jc w:val="center"/>
               <w:rPr>
                 <w:rFonts w:ascii="Arial Nova Cond" w:eastAsia="Calibri" w:hAnsi="Arial Nova Cond" w:cs="Times New Roman"/>
@@ -9893,19 +9867,19 @@
         </w:tc>
         <w:tc>
           <w:tcPr>
-            <w:tcW w:w="1095" w:type="dxa"/>
-            <w:vAlign w:val="center"/>
-          </w:tcPr>
-          <w:p>
-            <w:pPr>
-              <w:pStyle w:val="Prrafodelista"/>
+            <w:tcW w:w="1018" w:type="dxa"/>
+            <w:vAlign w:val="center"/>
+          </w:tcPr>
+          <w:p>
+            <w:pPr>
               <w:tabs>
                 <w:tab w:val="left" w:pos="0"/>
                 <w:tab w:val="left" w:pos="142"/>
                 <w:tab w:val="left" w:pos="284"/>
               </w:tabs>
-              <w:spacing w:line="276" w:lineRule="auto"/>
-              <w:ind w:left="0"/>
+              <w:suppressAutoHyphens w:val="0"/>
+              <w:spacing w:line="276" w:lineRule="auto"/>
+              <w:contextualSpacing/>
               <w:jc w:val="center"/>
               <w:rPr>
                 <w:rFonts w:ascii="Arial Nova Cond" w:eastAsia="Calibri" w:hAnsi="Arial Nova Cond" w:cs="Times New Roman"/>
@@ -9931,22 +9905,23 @@
         </w:tc>
         <w:tc>
           <w:tcPr>
-            <w:tcW w:w="1726" w:type="dxa"/>
-            <w:vAlign w:val="center"/>
-          </w:tcPr>
-          <w:p>
-            <w:pPr>
-              <w:pStyle w:val="Prrafodelista"/>
+            <w:tcW w:w="5379" w:type="dxa"/>
+            <w:vAlign w:val="center"/>
+          </w:tcPr>
+          <w:p>
+            <w:pPr>
               <w:tabs>
                 <w:tab w:val="left" w:pos="0"/>
                 <w:tab w:val="left" w:pos="142"/>
                 <w:tab w:val="left" w:pos="284"/>
               </w:tabs>
-              <w:spacing w:line="276" w:lineRule="auto"/>
-              <w:ind w:left="0"/>
+              <w:suppressAutoHyphens w:val="0"/>
+              <w:spacing w:line="276" w:lineRule="auto"/>
+              <w:contextualSpacing/>
+              <w:jc w:val="both"/>
               <w:rPr>
                 <w:rFonts w:ascii="Arial Nova Cond" w:eastAsia="Calibri" w:hAnsi="Arial Nova Cond" w:cs="Times New Roman"/>
-                <w:color w:val="000000" w:themeColor="text1"/>
+                <w:color w:val="000000"/>
                 <w:sz w:val="20"/>
                 <w:szCs w:val="20"/>
                 <w:lang w:val="es-ES_tradnl"/>
@@ -9959,52 +9934,18 @@
                 <w:szCs w:val="20"/>
                 <w:lang w:val="es-ES_tradnl"/>
               </w:rPr>
-              <w:t>{{problemapotencialidad8}}</w:t>
-            </w:r>
-          </w:p>
-        </w:tc>
-        <w:tc>
-          <w:tcPr>
-            <w:tcW w:w="6169" w:type="dxa"/>
-            <w:vAlign w:val="center"/>
-          </w:tcPr>
-          <w:p>
-            <w:pPr>
-              <w:pStyle w:val="Prrafodelista"/>
-              <w:tabs>
-                <w:tab w:val="left" w:pos="0"/>
-                <w:tab w:val="left" w:pos="142"/>
-                <w:tab w:val="left" w:pos="284"/>
-              </w:tabs>
-              <w:spacing w:line="276" w:lineRule="auto"/>
-              <w:ind w:left="0"/>
-              <w:jc w:val="both"/>
-              <w:rPr>
-                <w:rFonts w:ascii="Arial Nova Cond" w:eastAsia="Calibri" w:hAnsi="Arial Nova Cond" w:cs="Times New Roman"/>
-                <w:color w:val="000000" w:themeColor="text1"/>
-                <w:sz w:val="20"/>
-                <w:szCs w:val="20"/>
-                <w:lang w:val="es-ES_tradnl"/>
-              </w:rPr>
-            </w:pPr>
-            <w:r>
-              <w:rPr>
-                <w:rFonts w:ascii="Arial Nova Cond" w:eastAsia="Calibri" w:hAnsi="Arial Nova Cond" w:cs="Times New Roman"/>
-                <w:sz w:val="20"/>
-                <w:szCs w:val="20"/>
-                <w:lang w:val="es-ES_tradnl"/>
-              </w:rPr>
               <w:t>{{situacionsignificativa8}}</w:t>
             </w:r>
           </w:p>
         </w:tc>
         <w:tc>
           <w:tcPr>
-            <w:tcW w:w="2015" w:type="dxa"/>
-            <w:vAlign w:val="center"/>
-          </w:tcPr>
-          <w:p>
-            <w:pPr>
+            <w:tcW w:w="1984" w:type="dxa"/>
+            <w:vAlign w:val="center"/>
+          </w:tcPr>
+          <w:p>
+            <w:pPr>
+              <w:suppressAutoHyphens w:val="0"/>
               <w:autoSpaceDE w:val="0"/>
               <w:autoSpaceDN w:val="0"/>
               <w:adjustRightInd w:val="0"/>
@@ -10018,7 +9959,7 @@
             </w:pPr>
             <w:r>
               <w:rPr>
-                <w:rFonts w:ascii="Arial Nova Cond" w:hAnsi="Arial Nova Cond" w:cs="Arial"/>
+                <w:rFonts w:ascii="Arial Nova Cond" w:eastAsia="Aptos" w:hAnsi="Arial Nova Cond" w:cs="Arial"/>
                 <w:color w:val="000000"/>
                 <w:kern w:val="0"/>
                 <w:sz w:val="20"/>
@@ -10030,17 +9971,18 @@
         </w:tc>
         <w:tc>
           <w:tcPr>
-            <w:tcW w:w="1634" w:type="dxa"/>
-            <w:vAlign w:val="center"/>
-          </w:tcPr>
-          <w:p>
-            <w:pPr>
+            <w:tcW w:w="2693" w:type="dxa"/>
+            <w:vAlign w:val="center"/>
+          </w:tcPr>
+          <w:p>
+            <w:pPr>
+              <w:suppressAutoHyphens w:val="0"/>
               <w:autoSpaceDE w:val="0"/>
               <w:autoSpaceDN w:val="0"/>
               <w:adjustRightInd w:val="0"/>
               <w:jc w:val="both"/>
               <w:rPr>
-                <w:rFonts w:ascii="Arial Nova Cond" w:hAnsi="Arial Nova Cond" w:cs="Arial"/>
+                <w:rFonts w:ascii="Arial Nova Cond" w:eastAsia="Aptos" w:hAnsi="Arial Nova Cond" w:cs="Arial"/>
                 <w:color w:val="000000"/>
                 <w:kern w:val="0"/>
                 <w:sz w:val="20"/>
@@ -10049,29 +9991,30 @@
             </w:pPr>
             <w:r>
               <w:rPr>
-                <w:rFonts w:ascii="Arial Nova Cond" w:hAnsi="Arial Nova Cond" w:cs="Arial"/>
+                <w:rFonts w:ascii="Arial Nova Cond" w:eastAsia="Aptos" w:hAnsi="Arial Nova Cond" w:cs="Arial"/>
                 <w:color w:val="000000"/>
                 <w:kern w:val="0"/>
                 <w:sz w:val="20"/>
                 <w:szCs w:val="20"/>
               </w:rPr>
-              <w:t>{{competencias8}}</w:t>
-            </w:r>
-          </w:p>
-        </w:tc>
-        <w:tc>
-          <w:tcPr>
-            <w:tcW w:w="1337" w:type="dxa"/>
-            <w:vAlign w:val="center"/>
-          </w:tcPr>
-          <w:p>
-            <w:pPr>
+              <w:t>{{campotematico8}}</w:t>
+            </w:r>
+          </w:p>
+        </w:tc>
+        <w:tc>
+          <w:tcPr>
+            <w:tcW w:w="1560" w:type="dxa"/>
+            <w:vAlign w:val="center"/>
+          </w:tcPr>
+          <w:p>
+            <w:pPr>
+              <w:suppressAutoHyphens w:val="0"/>
               <w:autoSpaceDE w:val="0"/>
               <w:autoSpaceDN w:val="0"/>
               <w:adjustRightInd w:val="0"/>
-              <w:jc w:val="center"/>
-              <w:rPr>
-                <w:rFonts w:ascii="Arial Nova Cond" w:hAnsi="Arial Nova Cond" w:cs="Arial"/>
+              <w:jc w:val="both"/>
+              <w:rPr>
+                <w:rFonts w:ascii="Arial Nova Cond" w:eastAsia="Aptos" w:hAnsi="Arial Nova Cond" w:cs="Arial"/>
                 <w:color w:val="000000"/>
                 <w:kern w:val="0"/>
                 <w:sz w:val="20"/>
@@ -10080,7 +10023,39 @@
             </w:pPr>
             <w:r>
               <w:rPr>
-                <w:rFonts w:ascii="Arial Nova Cond" w:hAnsi="Arial Nova Cond" w:cs="Arial"/>
+                <w:rFonts w:ascii="Arial Nova Cond" w:eastAsia="Aptos" w:hAnsi="Arial Nova Cond" w:cs="Arial"/>
+                <w:color w:val="000000"/>
+                <w:kern w:val="0"/>
+                <w:sz w:val="20"/>
+                <w:szCs w:val="20"/>
+              </w:rPr>
+              <w:t>{{competencias8}}</w:t>
+            </w:r>
+          </w:p>
+        </w:tc>
+        <w:tc>
+          <w:tcPr>
+            <w:tcW w:w="1399" w:type="dxa"/>
+            <w:vAlign w:val="center"/>
+          </w:tcPr>
+          <w:p>
+            <w:pPr>
+              <w:suppressAutoHyphens w:val="0"/>
+              <w:autoSpaceDE w:val="0"/>
+              <w:autoSpaceDN w:val="0"/>
+              <w:adjustRightInd w:val="0"/>
+              <w:jc w:val="both"/>
+              <w:rPr>
+                <w:rFonts w:ascii="Arial Nova Cond" w:eastAsia="Aptos" w:hAnsi="Arial Nova Cond" w:cs="Arial"/>
+                <w:color w:val="000000"/>
+                <w:kern w:val="0"/>
+                <w:sz w:val="20"/>
+                <w:szCs w:val="20"/>
+              </w:rPr>
+            </w:pPr>
+            <w:r>
+              <w:rPr>
+                <w:rFonts w:ascii="Arial Nova Cond" w:eastAsia="Aptos" w:hAnsi="Arial Nova Cond" w:cs="Arial"/>
                 <w:color w:val="000000"/>
                 <w:kern w:val="0"/>
                 <w:sz w:val="20"/>
@@ -10093,34 +10068,6 @@
       </w:tr>
       <w:bookmarkEnd w:id="1"/>
     </w:tbl>
-    <w:p>
-      <w:pPr>
-        <w:pStyle w:val="Prrafodelista"/>
-        <w:ind w:left="-284" w:right="-455"/>
-        <w:rPr>
-          <w:rFonts w:ascii="Arial Nova Cond Light" w:hAnsi="Arial Nova Cond Light" w:cs="Times New Roman"/>
-          <w:b/>
-          <w:bCs/>
-          <w:color w:val="000000" w:themeColor="text1"/>
-          <w:sz w:val="12"/>
-          <w:szCs w:val="12"/>
-        </w:rPr>
-      </w:pPr>
-    </w:p>
-    <w:p>
-      <w:pPr>
-        <w:pStyle w:val="Prrafodelista"/>
-        <w:ind w:left="-284" w:right="-455"/>
-        <w:rPr>
-          <w:rFonts w:ascii="Arial Nova Cond Light" w:hAnsi="Arial Nova Cond Light" w:cs="Times New Roman"/>
-          <w:b/>
-          <w:bCs/>
-          <w:color w:val="000000" w:themeColor="text1"/>
-          <w:sz w:val="12"/>
-          <w:szCs w:val="12"/>
-        </w:rPr>
-      </w:pPr>
-    </w:p>
     <w:p>
       <w:pPr>
         <w:pStyle w:val="Prrafodelista"/>
@@ -24547,7 +24494,7 @@
 </file>
 
 <file path=word/endnotes.xml><?xml version="1.0" encoding="utf-8"?>
-<w:endnotes xmlns:wpc="http://schemas.microsoft.com/office/word/2010/wordprocessingCanvas" xmlns:cx="http://schemas.microsoft.com/office/drawing/2014/chartex" xmlns:cx1="http://schemas.microsoft.com/office/drawing/2015/9/8/chartex" xmlns:cx2="http://schemas.microsoft.com/office/drawing/2015/10/21/chartex" xmlns:cx3="http://schemas.microsoft.com/office/drawing/2016/5/9/chartex" xmlns:cx4="http://schemas.microsoft.com/office/drawing/2016/5/10/chartex" xmlns:cx5="http://schemas.microsoft.com/office/drawing/2016/5/11/chartex" xmlns:cx6="http://schemas.microsoft.com/office/drawing/2016/5/12/chartex" xmlns:cx7="http://schemas.microsoft.com/office/drawing/2016/5/13/chartex" xmlns:cx8="http://schemas.microsoft.com/office/drawing/2016/5/14/chartex" xmlns:mc="http://schemas.openxmlformats.org/markup-compatibility/2006" xmlns:aink="http://schemas.microsoft.com/office/drawing/2016/ink" xmlns:am3d="http://schemas.microsoft.com/office/drawing/2017/model3d" xmlns:o="urn:schemas-microsoft-com:office:office" xmlns:oel="http://schemas.microsoft.com/office/2019/extlst" xmlns:r="http://schemas.openxmlformats.org/officeDocument/2006/relationships" xmlns:m="http://schemas.openxmlformats.org/officeDocument/2006/math" xmlns:v="urn:schemas-microsoft-com:vml" xmlns:wp14="http://schemas.microsoft.com/office/word/2010/wordprocessingDrawing" xmlns:wp="http://schemas.openxmlformats.org/drawingml/2006/wordprocessingDrawing" xmlns:w10="urn:schemas-microsoft-com:office:word" xmlns:w="http://schemas.openxmlformats.org/wordprocessingml/2006/main" xmlns:w14="http://schemas.microsoft.com/office/word/2010/wordml" xmlns:w15="http://schemas.microsoft.com/office/word/2012/wordml" xmlns:w16cex="http://schemas.microsoft.com/office/word/2018/wordml/cex" xmlns:w16cid="http://schemas.microsoft.com/office/word/2016/wordml/cid" xmlns:w16="http://schemas.microsoft.com/office/word/2018/wordml" xmlns:w16du="http://schemas.microsoft.com/office/word/2023/wordml/word16du" xmlns:w16sdtdh="http://schemas.microsoft.com/office/word/2020/wordml/sdtdatahash" xmlns:w16se="http://schemas.microsoft.com/office/word/2015/wordml/symex" xmlns:wpg="http://schemas.microsoft.com/office/word/2010/wordprocessingGroup" xmlns:wpi="http://schemas.microsoft.com/office/word/2010/wordprocessingInk" xmlns:wne="http://schemas.microsoft.com/office/word/2006/wordml" xmlns:wps="http://schemas.microsoft.com/office/word/2010/wordprocessingShape" mc:Ignorable="w14 w15 w16se w16cid w16 w16cex w16sdtdh w16du wp14">
+<w:endnotes xmlns:wpc="http://schemas.microsoft.com/office/word/2010/wordprocessingCanvas" xmlns:cx="http://schemas.microsoft.com/office/drawing/2014/chartex" xmlns:cx1="http://schemas.microsoft.com/office/drawing/2015/9/8/chartex" xmlns:cx2="http://schemas.microsoft.com/office/drawing/2015/10/21/chartex" xmlns:cx3="http://schemas.microsoft.com/office/drawing/2016/5/9/chartex" xmlns:cx4="http://schemas.microsoft.com/office/drawing/2016/5/10/chartex" xmlns:cx5="http://schemas.microsoft.com/office/drawing/2016/5/11/chartex" xmlns:cx6="http://schemas.microsoft.com/office/drawing/2016/5/12/chartex" xmlns:cx7="http://schemas.microsoft.com/office/drawing/2016/5/13/chartex" xmlns:cx8="http://schemas.microsoft.com/office/drawing/2016/5/14/chartex" xmlns:mc="http://schemas.openxmlformats.org/markup-compatibility/2006" xmlns:aink="http://schemas.microsoft.com/office/drawing/2016/ink" xmlns:am3d="http://schemas.microsoft.com/office/drawing/2017/model3d" xmlns:o="urn:schemas-microsoft-com:office:office" xmlns:oel="http://schemas.microsoft.com/office/2019/extlst" xmlns:r="http://schemas.openxmlformats.org/officeDocument/2006/relationships" xmlns:m="http://schemas.openxmlformats.org/officeDocument/2006/math" xmlns:v="urn:schemas-microsoft-com:vml" xmlns:wp14="http://schemas.microsoft.com/office/word/2010/wordprocessingDrawing" xmlns:wp="http://schemas.openxmlformats.org/drawingml/2006/wordprocessingDrawing" xmlns:w10="urn:schemas-microsoft-com:office:word" xmlns:w="http://schemas.openxmlformats.org/wordprocessingml/2006/main" xmlns:w14="http://schemas.microsoft.com/office/word/2010/wordml" xmlns:w15="http://schemas.microsoft.com/office/word/2012/wordml" xmlns:w16cex="http://schemas.microsoft.com/office/word/2018/wordml/cex" xmlns:w16cid="http://schemas.microsoft.com/office/word/2016/wordml/cid" xmlns:w16="http://schemas.microsoft.com/office/word/2018/wordml" xmlns:w16du="http://schemas.microsoft.com/office/word/2023/wordml/word16du" xmlns:w16sdtdh="http://schemas.microsoft.com/office/word/2020/wordml/sdtdatahash" xmlns:w16sdtfl="http://schemas.microsoft.com/office/word/2024/wordml/sdtformatlock" xmlns:w16se="http://schemas.microsoft.com/office/word/2015/wordml/symex" xmlns:wpg="http://schemas.microsoft.com/office/word/2010/wordprocessingGroup" xmlns:wpi="http://schemas.microsoft.com/office/word/2010/wordprocessingInk" xmlns:wne="http://schemas.microsoft.com/office/word/2006/wordml" xmlns:wps="http://schemas.microsoft.com/office/word/2010/wordprocessingShape" mc:Ignorable="w14 w15 w16se w16cid w16 w16cex w16sdtdh w16sdtfl w16du wp14">
   <w:endnote w:type="separator" w:id="-1">
     <w:p>
       <w:pPr>
@@ -24572,7 +24519,7 @@
 </file>
 
 <file path=word/footer1.xml><?xml version="1.0" encoding="utf-8"?>
-<w:ftr xmlns:wpc="http://schemas.microsoft.com/office/word/2010/wordprocessingCanvas" xmlns:cx="http://schemas.microsoft.com/office/drawing/2014/chartex" xmlns:cx1="http://schemas.microsoft.com/office/drawing/2015/9/8/chartex" xmlns:cx2="http://schemas.microsoft.com/office/drawing/2015/10/21/chartex" xmlns:cx3="http://schemas.microsoft.com/office/drawing/2016/5/9/chartex" xmlns:cx4="http://schemas.microsoft.com/office/drawing/2016/5/10/chartex" xmlns:cx5="http://schemas.microsoft.com/office/drawing/2016/5/11/chartex" xmlns:cx6="http://schemas.microsoft.com/office/drawing/2016/5/12/chartex" xmlns:cx7="http://schemas.microsoft.com/office/drawing/2016/5/13/chartex" xmlns:cx8="http://schemas.microsoft.com/office/drawing/2016/5/14/chartex" xmlns:mc="http://schemas.openxmlformats.org/markup-compatibility/2006" xmlns:aink="http://schemas.microsoft.com/office/drawing/2016/ink" xmlns:am3d="http://schemas.microsoft.com/office/drawing/2017/model3d" xmlns:o="urn:schemas-microsoft-com:office:office" xmlns:oel="http://schemas.microsoft.com/office/2019/extlst" xmlns:r="http://schemas.openxmlformats.org/officeDocument/2006/relationships" xmlns:m="http://schemas.openxmlformats.org/officeDocument/2006/math" xmlns:v="urn:schemas-microsoft-com:vml" xmlns:wp14="http://schemas.microsoft.com/office/word/2010/wordprocessingDrawing" xmlns:wp="http://schemas.openxmlformats.org/drawingml/2006/wordprocessingDrawing" xmlns:w10="urn:schemas-microsoft-com:office:word" xmlns:w="http://schemas.openxmlformats.org/wordprocessingml/2006/main" xmlns:w14="http://schemas.microsoft.com/office/word/2010/wordml" xmlns:w15="http://schemas.microsoft.com/office/word/2012/wordml" xmlns:w16cex="http://schemas.microsoft.com/office/word/2018/wordml/cex" xmlns:w16cid="http://schemas.microsoft.com/office/word/2016/wordml/cid" xmlns:w16="http://schemas.microsoft.com/office/word/2018/wordml" xmlns:w16du="http://schemas.microsoft.com/office/word/2023/wordml/word16du" xmlns:w16sdtdh="http://schemas.microsoft.com/office/word/2020/wordml/sdtdatahash" xmlns:w16se="http://schemas.microsoft.com/office/word/2015/wordml/symex" xmlns:wpg="http://schemas.microsoft.com/office/word/2010/wordprocessingGroup" xmlns:wpi="http://schemas.microsoft.com/office/word/2010/wordprocessingInk" xmlns:wne="http://schemas.microsoft.com/office/word/2006/wordml" xmlns:wps="http://schemas.microsoft.com/office/word/2010/wordprocessingShape" mc:Ignorable="w14 w15 w16se w16cid w16 w16cex w16sdtdh w16du wp14">
+<w:ftr xmlns:wpc="http://schemas.microsoft.com/office/word/2010/wordprocessingCanvas" xmlns:cx="http://schemas.microsoft.com/office/drawing/2014/chartex" xmlns:cx1="http://schemas.microsoft.com/office/drawing/2015/9/8/chartex" xmlns:cx2="http://schemas.microsoft.com/office/drawing/2015/10/21/chartex" xmlns:cx3="http://schemas.microsoft.com/office/drawing/2016/5/9/chartex" xmlns:cx4="http://schemas.microsoft.com/office/drawing/2016/5/10/chartex" xmlns:cx5="http://schemas.microsoft.com/office/drawing/2016/5/11/chartex" xmlns:cx6="http://schemas.microsoft.com/office/drawing/2016/5/12/chartex" xmlns:cx7="http://schemas.microsoft.com/office/drawing/2016/5/13/chartex" xmlns:cx8="http://schemas.microsoft.com/office/drawing/2016/5/14/chartex" xmlns:mc="http://schemas.openxmlformats.org/markup-compatibility/2006" xmlns:aink="http://schemas.microsoft.com/office/drawing/2016/ink" xmlns:am3d="http://schemas.microsoft.com/office/drawing/2017/model3d" xmlns:o="urn:schemas-microsoft-com:office:office" xmlns:oel="http://schemas.microsoft.com/office/2019/extlst" xmlns:r="http://schemas.openxmlformats.org/officeDocument/2006/relationships" xmlns:m="http://schemas.openxmlformats.org/officeDocument/2006/math" xmlns:v="urn:schemas-microsoft-com:vml" xmlns:wp14="http://schemas.microsoft.com/office/word/2010/wordprocessingDrawing" xmlns:wp="http://schemas.openxmlformats.org/drawingml/2006/wordprocessingDrawing" xmlns:w10="urn:schemas-microsoft-com:office:word" xmlns:w="http://schemas.openxmlformats.org/wordprocessingml/2006/main" xmlns:w14="http://schemas.microsoft.com/office/word/2010/wordml" xmlns:w15="http://schemas.microsoft.com/office/word/2012/wordml" xmlns:w16cex="http://schemas.microsoft.com/office/word/2018/wordml/cex" xmlns:w16cid="http://schemas.microsoft.com/office/word/2016/wordml/cid" xmlns:w16="http://schemas.microsoft.com/office/word/2018/wordml" xmlns:w16du="http://schemas.microsoft.com/office/word/2023/wordml/word16du" xmlns:w16sdtdh="http://schemas.microsoft.com/office/word/2020/wordml/sdtdatahash" xmlns:w16sdtfl="http://schemas.microsoft.com/office/word/2024/wordml/sdtformatlock" xmlns:w16se="http://schemas.microsoft.com/office/word/2015/wordml/symex" xmlns:wpg="http://schemas.microsoft.com/office/word/2010/wordprocessingGroup" xmlns:wpi="http://schemas.microsoft.com/office/word/2010/wordprocessingInk" xmlns:wne="http://schemas.microsoft.com/office/word/2006/wordml" xmlns:wps="http://schemas.microsoft.com/office/word/2010/wordprocessingShape" mc:Ignorable="w14 w15 w16se w16cid w16 w16cex w16sdtdh w16sdtfl w16du wp14">
   <w:p>
     <w:pPr>
       <w:pStyle w:val="Piedepgina"/>
@@ -24582,7 +24529,7 @@
 </file>
 
 <file path=word/footer2.xml><?xml version="1.0" encoding="utf-8"?>
-<w:ftr xmlns:wpc="http://schemas.microsoft.com/office/word/2010/wordprocessingCanvas" xmlns:cx="http://schemas.microsoft.com/office/drawing/2014/chartex" xmlns:cx1="http://schemas.microsoft.com/office/drawing/2015/9/8/chartex" xmlns:cx2="http://schemas.microsoft.com/office/drawing/2015/10/21/chartex" xmlns:cx3="http://schemas.microsoft.com/office/drawing/2016/5/9/chartex" xmlns:cx4="http://schemas.microsoft.com/office/drawing/2016/5/10/chartex" xmlns:cx5="http://schemas.microsoft.com/office/drawing/2016/5/11/chartex" xmlns:cx6="http://schemas.microsoft.com/office/drawing/2016/5/12/chartex" xmlns:cx7="http://schemas.microsoft.com/office/drawing/2016/5/13/chartex" xmlns:cx8="http://schemas.microsoft.com/office/drawing/2016/5/14/chartex" xmlns:mc="http://schemas.openxmlformats.org/markup-compatibility/2006" xmlns:aink="http://schemas.microsoft.com/office/drawing/2016/ink" xmlns:am3d="http://schemas.microsoft.com/office/drawing/2017/model3d" xmlns:o="urn:schemas-microsoft-com:office:office" xmlns:oel="http://schemas.microsoft.com/office/2019/extlst" xmlns:r="http://schemas.openxmlformats.org/officeDocument/2006/relationships" xmlns:m="http://schemas.openxmlformats.org/officeDocument/2006/math" xmlns:v="urn:schemas-microsoft-com:vml" xmlns:wp14="http://schemas.microsoft.com/office/word/2010/wordprocessingDrawing" xmlns:wp="http://schemas.openxmlformats.org/drawingml/2006/wordprocessingDrawing" xmlns:w10="urn:schemas-microsoft-com:office:word" xmlns:w="http://schemas.openxmlformats.org/wordprocessingml/2006/main" xmlns:w14="http://schemas.microsoft.com/office/word/2010/wordml" xmlns:w15="http://schemas.microsoft.com/office/word/2012/wordml" xmlns:w16cex="http://schemas.microsoft.com/office/word/2018/wordml/cex" xmlns:w16cid="http://schemas.microsoft.com/office/word/2016/wordml/cid" xmlns:w16="http://schemas.microsoft.com/office/word/2018/wordml" xmlns:w16du="http://schemas.microsoft.com/office/word/2023/wordml/word16du" xmlns:w16sdtdh="http://schemas.microsoft.com/office/word/2020/wordml/sdtdatahash" xmlns:w16se="http://schemas.microsoft.com/office/word/2015/wordml/symex" xmlns:wpg="http://schemas.microsoft.com/office/word/2010/wordprocessingGroup" xmlns:wpi="http://schemas.microsoft.com/office/word/2010/wordprocessingInk" xmlns:wne="http://schemas.microsoft.com/office/word/2006/wordml" xmlns:wps="http://schemas.microsoft.com/office/word/2010/wordprocessingShape" mc:Ignorable="w14 w15 w16se w16cid w16 w16cex w16sdtdh w16du wp14">
+<w:ftr xmlns:wpc="http://schemas.microsoft.com/office/word/2010/wordprocessingCanvas" xmlns:cx="http://schemas.microsoft.com/office/drawing/2014/chartex" xmlns:cx1="http://schemas.microsoft.com/office/drawing/2015/9/8/chartex" xmlns:cx2="http://schemas.microsoft.com/office/drawing/2015/10/21/chartex" xmlns:cx3="http://schemas.microsoft.com/office/drawing/2016/5/9/chartex" xmlns:cx4="http://schemas.microsoft.com/office/drawing/2016/5/10/chartex" xmlns:cx5="http://schemas.microsoft.com/office/drawing/2016/5/11/chartex" xmlns:cx6="http://schemas.microsoft.com/office/drawing/2016/5/12/chartex" xmlns:cx7="http://schemas.microsoft.com/office/drawing/2016/5/13/chartex" xmlns:cx8="http://schemas.microsoft.com/office/drawing/2016/5/14/chartex" xmlns:mc="http://schemas.openxmlformats.org/markup-compatibility/2006" xmlns:aink="http://schemas.microsoft.com/office/drawing/2016/ink" xmlns:am3d="http://schemas.microsoft.com/office/drawing/2017/model3d" xmlns:o="urn:schemas-microsoft-com:office:office" xmlns:oel="http://schemas.microsoft.com/office/2019/extlst" xmlns:r="http://schemas.openxmlformats.org/officeDocument/2006/relationships" xmlns:m="http://schemas.openxmlformats.org/officeDocument/2006/math" xmlns:v="urn:schemas-microsoft-com:vml" xmlns:wp14="http://schemas.microsoft.com/office/word/2010/wordprocessingDrawing" xmlns:wp="http://schemas.openxmlformats.org/drawingml/2006/wordprocessingDrawing" xmlns:w10="urn:schemas-microsoft-com:office:word" xmlns:w="http://schemas.openxmlformats.org/wordprocessingml/2006/main" xmlns:w14="http://schemas.microsoft.com/office/word/2010/wordml" xmlns:w15="http://schemas.microsoft.com/office/word/2012/wordml" xmlns:w16cex="http://schemas.microsoft.com/office/word/2018/wordml/cex" xmlns:w16cid="http://schemas.microsoft.com/office/word/2016/wordml/cid" xmlns:w16="http://schemas.microsoft.com/office/word/2018/wordml" xmlns:w16du="http://schemas.microsoft.com/office/word/2023/wordml/word16du" xmlns:w16sdtdh="http://schemas.microsoft.com/office/word/2020/wordml/sdtdatahash" xmlns:w16sdtfl="http://schemas.microsoft.com/office/word/2024/wordml/sdtformatlock" xmlns:w16se="http://schemas.microsoft.com/office/word/2015/wordml/symex" xmlns:wpg="http://schemas.microsoft.com/office/word/2010/wordprocessingGroup" xmlns:wpi="http://schemas.microsoft.com/office/word/2010/wordprocessingInk" xmlns:wne="http://schemas.microsoft.com/office/word/2006/wordml" xmlns:wps="http://schemas.microsoft.com/office/word/2010/wordprocessingShape" mc:Ignorable="w14 w15 w16se w16cid w16 w16cex w16sdtdh w16sdtfl w16du wp14">
   <w:p>
     <w:pPr>
       <w:pStyle w:val="Piedepgina"/>
@@ -24985,7 +24932,7 @@
 </file>
 
 <file path=word/footer3.xml><?xml version="1.0" encoding="utf-8"?>
-<w:ftr xmlns:wpc="http://schemas.microsoft.com/office/word/2010/wordprocessingCanvas" xmlns:cx="http://schemas.microsoft.com/office/drawing/2014/chartex" xmlns:cx1="http://schemas.microsoft.com/office/drawing/2015/9/8/chartex" xmlns:cx2="http://schemas.microsoft.com/office/drawing/2015/10/21/chartex" xmlns:cx3="http://schemas.microsoft.com/office/drawing/2016/5/9/chartex" xmlns:cx4="http://schemas.microsoft.com/office/drawing/2016/5/10/chartex" xmlns:cx5="http://schemas.microsoft.com/office/drawing/2016/5/11/chartex" xmlns:cx6="http://schemas.microsoft.com/office/drawing/2016/5/12/chartex" xmlns:cx7="http://schemas.microsoft.com/office/drawing/2016/5/13/chartex" xmlns:cx8="http://schemas.microsoft.com/office/drawing/2016/5/14/chartex" xmlns:mc="http://schemas.openxmlformats.org/markup-compatibility/2006" xmlns:aink="http://schemas.microsoft.com/office/drawing/2016/ink" xmlns:am3d="http://schemas.microsoft.com/office/drawing/2017/model3d" xmlns:o="urn:schemas-microsoft-com:office:office" xmlns:oel="http://schemas.microsoft.com/office/2019/extlst" xmlns:r="http://schemas.openxmlformats.org/officeDocument/2006/relationships" xmlns:m="http://schemas.openxmlformats.org/officeDocument/2006/math" xmlns:v="urn:schemas-microsoft-com:vml" xmlns:wp14="http://schemas.microsoft.com/office/word/2010/wordprocessingDrawing" xmlns:wp="http://schemas.openxmlformats.org/drawingml/2006/wordprocessingDrawing" xmlns:w10="urn:schemas-microsoft-com:office:word" xmlns:w="http://schemas.openxmlformats.org/wordprocessingml/2006/main" xmlns:w14="http://schemas.microsoft.com/office/word/2010/wordml" xmlns:w15="http://schemas.microsoft.com/office/word/2012/wordml" xmlns:w16cex="http://schemas.microsoft.com/office/word/2018/wordml/cex" xmlns:w16cid="http://schemas.microsoft.com/office/word/2016/wordml/cid" xmlns:w16="http://schemas.microsoft.com/office/word/2018/wordml" xmlns:w16du="http://schemas.microsoft.com/office/word/2023/wordml/word16du" xmlns:w16sdtdh="http://schemas.microsoft.com/office/word/2020/wordml/sdtdatahash" xmlns:w16se="http://schemas.microsoft.com/office/word/2015/wordml/symex" xmlns:wpg="http://schemas.microsoft.com/office/word/2010/wordprocessingGroup" xmlns:wpi="http://schemas.microsoft.com/office/word/2010/wordprocessingInk" xmlns:wne="http://schemas.microsoft.com/office/word/2006/wordml" xmlns:wps="http://schemas.microsoft.com/office/word/2010/wordprocessingShape" mc:Ignorable="w14 w15 w16se w16cid w16 w16cex w16sdtdh w16du wp14">
+<w:ftr xmlns:wpc="http://schemas.microsoft.com/office/word/2010/wordprocessingCanvas" xmlns:cx="http://schemas.microsoft.com/office/drawing/2014/chartex" xmlns:cx1="http://schemas.microsoft.com/office/drawing/2015/9/8/chartex" xmlns:cx2="http://schemas.microsoft.com/office/drawing/2015/10/21/chartex" xmlns:cx3="http://schemas.microsoft.com/office/drawing/2016/5/9/chartex" xmlns:cx4="http://schemas.microsoft.com/office/drawing/2016/5/10/chartex" xmlns:cx5="http://schemas.microsoft.com/office/drawing/2016/5/11/chartex" xmlns:cx6="http://schemas.microsoft.com/office/drawing/2016/5/12/chartex" xmlns:cx7="http://schemas.microsoft.com/office/drawing/2016/5/13/chartex" xmlns:cx8="http://schemas.microsoft.com/office/drawing/2016/5/14/chartex" xmlns:mc="http://schemas.openxmlformats.org/markup-compatibility/2006" xmlns:aink="http://schemas.microsoft.com/office/drawing/2016/ink" xmlns:am3d="http://schemas.microsoft.com/office/drawing/2017/model3d" xmlns:o="urn:schemas-microsoft-com:office:office" xmlns:oel="http://schemas.microsoft.com/office/2019/extlst" xmlns:r="http://schemas.openxmlformats.org/officeDocument/2006/relationships" xmlns:m="http://schemas.openxmlformats.org/officeDocument/2006/math" xmlns:v="urn:schemas-microsoft-com:vml" xmlns:wp14="http://schemas.microsoft.com/office/word/2010/wordprocessingDrawing" xmlns:wp="http://schemas.openxmlformats.org/drawingml/2006/wordprocessingDrawing" xmlns:w10="urn:schemas-microsoft-com:office:word" xmlns:w="http://schemas.openxmlformats.org/wordprocessingml/2006/main" xmlns:w14="http://schemas.microsoft.com/office/word/2010/wordml" xmlns:w15="http://schemas.microsoft.com/office/word/2012/wordml" xmlns:w16cex="http://schemas.microsoft.com/office/word/2018/wordml/cex" xmlns:w16cid="http://schemas.microsoft.com/office/word/2016/wordml/cid" xmlns:w16="http://schemas.microsoft.com/office/word/2018/wordml" xmlns:w16du="http://schemas.microsoft.com/office/word/2023/wordml/word16du" xmlns:w16sdtdh="http://schemas.microsoft.com/office/word/2020/wordml/sdtdatahash" xmlns:w16sdtfl="http://schemas.microsoft.com/office/word/2024/wordml/sdtformatlock" xmlns:w16se="http://schemas.microsoft.com/office/word/2015/wordml/symex" xmlns:wpg="http://schemas.microsoft.com/office/word/2010/wordprocessingGroup" xmlns:wpi="http://schemas.microsoft.com/office/word/2010/wordprocessingInk" xmlns:wne="http://schemas.microsoft.com/office/word/2006/wordml" xmlns:wps="http://schemas.microsoft.com/office/word/2010/wordprocessingShape" mc:Ignorable="w14 w15 w16se w16cid w16 w16cex w16sdtdh w16sdtfl w16du wp14">
   <w:p>
     <w:pPr>
       <w:pStyle w:val="Piedepgina"/>
@@ -25388,7 +25335,7 @@
 </file>
 
 <file path=word/footnotes.xml><?xml version="1.0" encoding="utf-8"?>
-<w:footnotes xmlns:wpc="http://schemas.microsoft.com/office/word/2010/wordprocessingCanvas" xmlns:cx="http://schemas.microsoft.com/office/drawing/2014/chartex" xmlns:cx1="http://schemas.microsoft.com/office/drawing/2015/9/8/chartex" xmlns:cx2="http://schemas.microsoft.com/office/drawing/2015/10/21/chartex" xmlns:cx3="http://schemas.microsoft.com/office/drawing/2016/5/9/chartex" xmlns:cx4="http://schemas.microsoft.com/office/drawing/2016/5/10/chartex" xmlns:cx5="http://schemas.microsoft.com/office/drawing/2016/5/11/chartex" xmlns:cx6="http://schemas.microsoft.com/office/drawing/2016/5/12/chartex" xmlns:cx7="http://schemas.microsoft.com/office/drawing/2016/5/13/chartex" xmlns:cx8="http://schemas.microsoft.com/office/drawing/2016/5/14/chartex" xmlns:mc="http://schemas.openxmlformats.org/markup-compatibility/2006" xmlns:aink="http://schemas.microsoft.com/office/drawing/2016/ink" xmlns:am3d="http://schemas.microsoft.com/office/drawing/2017/model3d" xmlns:o="urn:schemas-microsoft-com:office:office" xmlns:oel="http://schemas.microsoft.com/office/2019/extlst" xmlns:r="http://schemas.openxmlformats.org/officeDocument/2006/relationships" xmlns:m="http://schemas.openxmlformats.org/officeDocument/2006/math" xmlns:v="urn:schemas-microsoft-com:vml" xmlns:wp14="http://schemas.microsoft.com/office/word/2010/wordprocessingDrawing" xmlns:wp="http://schemas.openxmlformats.org/drawingml/2006/wordprocessingDrawing" xmlns:w10="urn:schemas-microsoft-com:office:word" xmlns:w="http://schemas.openxmlformats.org/wordprocessingml/2006/main" xmlns:w14="http://schemas.microsoft.com/office/word/2010/wordml" xmlns:w15="http://schemas.microsoft.com/office/word/2012/wordml" xmlns:w16cex="http://schemas.microsoft.com/office/word/2018/wordml/cex" xmlns:w16cid="http://schemas.microsoft.com/office/word/2016/wordml/cid" xmlns:w16="http://schemas.microsoft.com/office/word/2018/wordml" xmlns:w16du="http://schemas.microsoft.com/office/word/2023/wordml/word16du" xmlns:w16sdtdh="http://schemas.microsoft.com/office/word/2020/wordml/sdtdatahash" xmlns:w16se="http://schemas.microsoft.com/office/word/2015/wordml/symex" xmlns:wpg="http://schemas.microsoft.com/office/word/2010/wordprocessingGroup" xmlns:wpi="http://schemas.microsoft.com/office/word/2010/wordprocessingInk" xmlns:wne="http://schemas.microsoft.com/office/word/2006/wordml" xmlns:wps="http://schemas.microsoft.com/office/word/2010/wordprocessingShape" mc:Ignorable="w14 w15 w16se w16cid w16 w16cex w16sdtdh w16du wp14">
+<w:footnotes xmlns:wpc="http://schemas.microsoft.com/office/word/2010/wordprocessingCanvas" xmlns:cx="http://schemas.microsoft.com/office/drawing/2014/chartex" xmlns:cx1="http://schemas.microsoft.com/office/drawing/2015/9/8/chartex" xmlns:cx2="http://schemas.microsoft.com/office/drawing/2015/10/21/chartex" xmlns:cx3="http://schemas.microsoft.com/office/drawing/2016/5/9/chartex" xmlns:cx4="http://schemas.microsoft.com/office/drawing/2016/5/10/chartex" xmlns:cx5="http://schemas.microsoft.com/office/drawing/2016/5/11/chartex" xmlns:cx6="http://schemas.microsoft.com/office/drawing/2016/5/12/chartex" xmlns:cx7="http://schemas.microsoft.com/office/drawing/2016/5/13/chartex" xmlns:cx8="http://schemas.microsoft.com/office/drawing/2016/5/14/chartex" xmlns:mc="http://schemas.openxmlformats.org/markup-compatibility/2006" xmlns:aink="http://schemas.microsoft.com/office/drawing/2016/ink" xmlns:am3d="http://schemas.microsoft.com/office/drawing/2017/model3d" xmlns:o="urn:schemas-microsoft-com:office:office" xmlns:oel="http://schemas.microsoft.com/office/2019/extlst" xmlns:r="http://schemas.openxmlformats.org/officeDocument/2006/relationships" xmlns:m="http://schemas.openxmlformats.org/officeDocument/2006/math" xmlns:v="urn:schemas-microsoft-com:vml" xmlns:wp14="http://schemas.microsoft.com/office/word/2010/wordprocessingDrawing" xmlns:wp="http://schemas.openxmlformats.org/drawingml/2006/wordprocessingDrawing" xmlns:w10="urn:schemas-microsoft-com:office:word" xmlns:w="http://schemas.openxmlformats.org/wordprocessingml/2006/main" xmlns:w14="http://schemas.microsoft.com/office/word/2010/wordml" xmlns:w15="http://schemas.microsoft.com/office/word/2012/wordml" xmlns:w16cex="http://schemas.microsoft.com/office/word/2018/wordml/cex" xmlns:w16cid="http://schemas.microsoft.com/office/word/2016/wordml/cid" xmlns:w16="http://schemas.microsoft.com/office/word/2018/wordml" xmlns:w16du="http://schemas.microsoft.com/office/word/2023/wordml/word16du" xmlns:w16sdtdh="http://schemas.microsoft.com/office/word/2020/wordml/sdtdatahash" xmlns:w16sdtfl="http://schemas.microsoft.com/office/word/2024/wordml/sdtformatlock" xmlns:w16se="http://schemas.microsoft.com/office/word/2015/wordml/symex" xmlns:wpg="http://schemas.microsoft.com/office/word/2010/wordprocessingGroup" xmlns:wpi="http://schemas.microsoft.com/office/word/2010/wordprocessingInk" xmlns:wne="http://schemas.microsoft.com/office/word/2006/wordml" xmlns:wps="http://schemas.microsoft.com/office/word/2010/wordprocessingShape" mc:Ignorable="w14 w15 w16se w16cid w16 w16cex w16sdtdh w16sdtfl w16du wp14">
   <w:footnote w:type="separator" w:id="-1">
     <w:p>
       <w:pPr>
@@ -25413,7 +25360,7 @@
 </file>
 
 <file path=word/header1.xml><?xml version="1.0" encoding="utf-8"?>
-<w:hdr xmlns:wpc="http://schemas.microsoft.com/office/word/2010/wordprocessingCanvas" xmlns:cx="http://schemas.microsoft.com/office/drawing/2014/chartex" xmlns:cx1="http://schemas.microsoft.com/office/drawing/2015/9/8/chartex" xmlns:cx2="http://schemas.microsoft.com/office/drawing/2015/10/21/chartex" xmlns:cx3="http://schemas.microsoft.com/office/drawing/2016/5/9/chartex" xmlns:cx4="http://schemas.microsoft.com/office/drawing/2016/5/10/chartex" xmlns:cx5="http://schemas.microsoft.com/office/drawing/2016/5/11/chartex" xmlns:cx6="http://schemas.microsoft.com/office/drawing/2016/5/12/chartex" xmlns:cx7="http://schemas.microsoft.com/office/drawing/2016/5/13/chartex" xmlns:cx8="http://schemas.microsoft.com/office/drawing/2016/5/14/chartex" xmlns:mc="http://schemas.openxmlformats.org/markup-compatibility/2006" xmlns:aink="http://schemas.microsoft.com/office/drawing/2016/ink" xmlns:am3d="http://schemas.microsoft.com/office/drawing/2017/model3d" xmlns:o="urn:schemas-microsoft-com:office:office" xmlns:oel="http://schemas.microsoft.com/office/2019/extlst" xmlns:r="http://schemas.openxmlformats.org/officeDocument/2006/relationships" xmlns:m="http://schemas.openxmlformats.org/officeDocument/2006/math" xmlns:v="urn:schemas-microsoft-com:vml" xmlns:wp14="http://schemas.microsoft.com/office/word/2010/wordprocessingDrawing" xmlns:wp="http://schemas.openxmlformats.org/drawingml/2006/wordprocessingDrawing" xmlns:w10="urn:schemas-microsoft-com:office:word" xmlns:w="http://schemas.openxmlformats.org/wordprocessingml/2006/main" xmlns:w14="http://schemas.microsoft.com/office/word/2010/wordml" xmlns:w15="http://schemas.microsoft.com/office/word/2012/wordml" xmlns:w16cex="http://schemas.microsoft.com/office/word/2018/wordml/cex" xmlns:w16cid="http://schemas.microsoft.com/office/word/2016/wordml/cid" xmlns:w16="http://schemas.microsoft.com/office/word/2018/wordml" xmlns:w16du="http://schemas.microsoft.com/office/word/2023/wordml/word16du" xmlns:w16sdtdh="http://schemas.microsoft.com/office/word/2020/wordml/sdtdatahash" xmlns:w16se="http://schemas.microsoft.com/office/word/2015/wordml/symex" xmlns:wpg="http://schemas.microsoft.com/office/word/2010/wordprocessingGroup" xmlns:wpi="http://schemas.microsoft.com/office/word/2010/wordprocessingInk" xmlns:wne="http://schemas.microsoft.com/office/word/2006/wordml" xmlns:wps="http://schemas.microsoft.com/office/word/2010/wordprocessingShape" mc:Ignorable="w14 w15 w16se w16cid w16 w16cex w16sdtdh w16du wp14">
+<w:hdr xmlns:wpc="http://schemas.microsoft.com/office/word/2010/wordprocessingCanvas" xmlns:cx="http://schemas.microsoft.com/office/drawing/2014/chartex" xmlns:cx1="http://schemas.microsoft.com/office/drawing/2015/9/8/chartex" xmlns:cx2="http://schemas.microsoft.com/office/drawing/2015/10/21/chartex" xmlns:cx3="http://schemas.microsoft.com/office/drawing/2016/5/9/chartex" xmlns:cx4="http://schemas.microsoft.com/office/drawing/2016/5/10/chartex" xmlns:cx5="http://schemas.microsoft.com/office/drawing/2016/5/11/chartex" xmlns:cx6="http://schemas.microsoft.com/office/drawing/2016/5/12/chartex" xmlns:cx7="http://schemas.microsoft.com/office/drawing/2016/5/13/chartex" xmlns:cx8="http://schemas.microsoft.com/office/drawing/2016/5/14/chartex" xmlns:mc="http://schemas.openxmlformats.org/markup-compatibility/2006" xmlns:aink="http://schemas.microsoft.com/office/drawing/2016/ink" xmlns:am3d="http://schemas.microsoft.com/office/drawing/2017/model3d" xmlns:o="urn:schemas-microsoft-com:office:office" xmlns:oel="http://schemas.microsoft.com/office/2019/extlst" xmlns:r="http://schemas.openxmlformats.org/officeDocument/2006/relationships" xmlns:m="http://schemas.openxmlformats.org/officeDocument/2006/math" xmlns:v="urn:schemas-microsoft-com:vml" xmlns:wp14="http://schemas.microsoft.com/office/word/2010/wordprocessingDrawing" xmlns:wp="http://schemas.openxmlformats.org/drawingml/2006/wordprocessingDrawing" xmlns:w10="urn:schemas-microsoft-com:office:word" xmlns:w="http://schemas.openxmlformats.org/wordprocessingml/2006/main" xmlns:w14="http://schemas.microsoft.com/office/word/2010/wordml" xmlns:w15="http://schemas.microsoft.com/office/word/2012/wordml" xmlns:w16cex="http://schemas.microsoft.com/office/word/2018/wordml/cex" xmlns:w16cid="http://schemas.microsoft.com/office/word/2016/wordml/cid" xmlns:w16="http://schemas.microsoft.com/office/word/2018/wordml" xmlns:w16du="http://schemas.microsoft.com/office/word/2023/wordml/word16du" xmlns:w16sdtdh="http://schemas.microsoft.com/office/word/2020/wordml/sdtdatahash" xmlns:w16sdtfl="http://schemas.microsoft.com/office/word/2024/wordml/sdtformatlock" xmlns:w16se="http://schemas.microsoft.com/office/word/2015/wordml/symex" xmlns:wpg="http://schemas.microsoft.com/office/word/2010/wordprocessingGroup" xmlns:wpi="http://schemas.microsoft.com/office/word/2010/wordprocessingInk" xmlns:wne="http://schemas.microsoft.com/office/word/2006/wordml" xmlns:wps="http://schemas.microsoft.com/office/word/2010/wordprocessingShape" mc:Ignorable="w14 w15 w16se w16cid w16 w16cex w16sdtdh w16sdtfl w16du wp14">
   <w:p>
     <w:pPr>
       <w:pStyle w:val="Encabezado"/>
@@ -25423,7 +25370,7 @@
 </file>
 
 <file path=word/header2.xml><?xml version="1.0" encoding="utf-8"?>
-<w:hdr xmlns:wpc="http://schemas.microsoft.com/office/word/2010/wordprocessingCanvas" xmlns:cx="http://schemas.microsoft.com/office/drawing/2014/chartex" xmlns:cx1="http://schemas.microsoft.com/office/drawing/2015/9/8/chartex" xmlns:cx2="http://schemas.microsoft.com/office/drawing/2015/10/21/chartex" xmlns:cx3="http://schemas.microsoft.com/office/drawing/2016/5/9/chartex" xmlns:cx4="http://schemas.microsoft.com/office/drawing/2016/5/10/chartex" xmlns:cx5="http://schemas.microsoft.com/office/drawing/2016/5/11/chartex" xmlns:cx6="http://schemas.microsoft.com/office/drawing/2016/5/12/chartex" xmlns:cx7="http://schemas.microsoft.com/office/drawing/2016/5/13/chartex" xmlns:cx8="http://schemas.microsoft.com/office/drawing/2016/5/14/chartex" xmlns:mc="http://schemas.openxmlformats.org/markup-compatibility/2006" xmlns:aink="http://schemas.microsoft.com/office/drawing/2016/ink" xmlns:am3d="http://schemas.microsoft.com/office/drawing/2017/model3d" xmlns:o="urn:schemas-microsoft-com:office:office" xmlns:oel="http://schemas.microsoft.com/office/2019/extlst" xmlns:r="http://schemas.openxmlformats.org/officeDocument/2006/relationships" xmlns:m="http://schemas.openxmlformats.org/officeDocument/2006/math" xmlns:v="urn:schemas-microsoft-com:vml" xmlns:wp14="http://schemas.microsoft.com/office/word/2010/wordprocessingDrawing" xmlns:wp="http://schemas.openxmlformats.org/drawingml/2006/wordprocessingDrawing" xmlns:w10="urn:schemas-microsoft-com:office:word" xmlns:w="http://schemas.openxmlformats.org/wordprocessingml/2006/main" xmlns:w14="http://schemas.microsoft.com/office/word/2010/wordml" xmlns:w15="http://schemas.microsoft.com/office/word/2012/wordml" xmlns:w16cex="http://schemas.microsoft.com/office/word/2018/wordml/cex" xmlns:w16cid="http://schemas.microsoft.com/office/word/2016/wordml/cid" xmlns:w16="http://schemas.microsoft.com/office/word/2018/wordml" xmlns:w16du="http://schemas.microsoft.com/office/word/2023/wordml/word16du" xmlns:w16sdtdh="http://schemas.microsoft.com/office/word/2020/wordml/sdtdatahash" xmlns:w16se="http://schemas.microsoft.com/office/word/2015/wordml/symex" xmlns:wpg="http://schemas.microsoft.com/office/word/2010/wordprocessingGroup" xmlns:wpi="http://schemas.microsoft.com/office/word/2010/wordprocessingInk" xmlns:wne="http://schemas.microsoft.com/office/word/2006/wordml" xmlns:wps="http://schemas.microsoft.com/office/word/2010/wordprocessingShape" mc:Ignorable="w14 w15 w16se w16cid w16 w16cex w16sdtdh w16du wp14">
+<w:hdr xmlns:wpc="http://schemas.microsoft.com/office/word/2010/wordprocessingCanvas" xmlns:cx="http://schemas.microsoft.com/office/drawing/2014/chartex" xmlns:cx1="http://schemas.microsoft.com/office/drawing/2015/9/8/chartex" xmlns:cx2="http://schemas.microsoft.com/office/drawing/2015/10/21/chartex" xmlns:cx3="http://schemas.microsoft.com/office/drawing/2016/5/9/chartex" xmlns:cx4="http://schemas.microsoft.com/office/drawing/2016/5/10/chartex" xmlns:cx5="http://schemas.microsoft.com/office/drawing/2016/5/11/chartex" xmlns:cx6="http://schemas.microsoft.com/office/drawing/2016/5/12/chartex" xmlns:cx7="http://schemas.microsoft.com/office/drawing/2016/5/13/chartex" xmlns:cx8="http://schemas.microsoft.com/office/drawing/2016/5/14/chartex" xmlns:mc="http://schemas.openxmlformats.org/markup-compatibility/2006" xmlns:aink="http://schemas.microsoft.com/office/drawing/2016/ink" xmlns:am3d="http://schemas.microsoft.com/office/drawing/2017/model3d" xmlns:o="urn:schemas-microsoft-com:office:office" xmlns:oel="http://schemas.microsoft.com/office/2019/extlst" xmlns:r="http://schemas.openxmlformats.org/officeDocument/2006/relationships" xmlns:m="http://schemas.openxmlformats.org/officeDocument/2006/math" xmlns:v="urn:schemas-microsoft-com:vml" xmlns:wp14="http://schemas.microsoft.com/office/word/2010/wordprocessingDrawing" xmlns:wp="http://schemas.openxmlformats.org/drawingml/2006/wordprocessingDrawing" xmlns:w10="urn:schemas-microsoft-com:office:word" xmlns:w="http://schemas.openxmlformats.org/wordprocessingml/2006/main" xmlns:w14="http://schemas.microsoft.com/office/word/2010/wordml" xmlns:w15="http://schemas.microsoft.com/office/word/2012/wordml" xmlns:w16cex="http://schemas.microsoft.com/office/word/2018/wordml/cex" xmlns:w16cid="http://schemas.microsoft.com/office/word/2016/wordml/cid" xmlns:w16="http://schemas.microsoft.com/office/word/2018/wordml" xmlns:w16du="http://schemas.microsoft.com/office/word/2023/wordml/word16du" xmlns:w16sdtdh="http://schemas.microsoft.com/office/word/2020/wordml/sdtdatahash" xmlns:w16sdtfl="http://schemas.microsoft.com/office/word/2024/wordml/sdtformatlock" xmlns:w16se="http://schemas.microsoft.com/office/word/2015/wordml/symex" xmlns:wpg="http://schemas.microsoft.com/office/word/2010/wordprocessingGroup" xmlns:wpi="http://schemas.microsoft.com/office/word/2010/wordprocessingInk" xmlns:wne="http://schemas.microsoft.com/office/word/2006/wordml" xmlns:wps="http://schemas.microsoft.com/office/word/2010/wordprocessingShape" mc:Ignorable="w14 w15 w16se w16cid w16 w16cex w16sdtdh w16sdtfl w16du wp14">
   <w:tbl>
     <w:tblPr>
       <w:tblStyle w:val="Tablaconcuadrcula"/>
@@ -25714,7 +25661,7 @@
 </file>
 
 <file path=word/header3.xml><?xml version="1.0" encoding="utf-8"?>
-<w:hdr xmlns:wpc="http://schemas.microsoft.com/office/word/2010/wordprocessingCanvas" xmlns:cx="http://schemas.microsoft.com/office/drawing/2014/chartex" xmlns:cx1="http://schemas.microsoft.com/office/drawing/2015/9/8/chartex" xmlns:cx2="http://schemas.microsoft.com/office/drawing/2015/10/21/chartex" xmlns:cx3="http://schemas.microsoft.com/office/drawing/2016/5/9/chartex" xmlns:cx4="http://schemas.microsoft.com/office/drawing/2016/5/10/chartex" xmlns:cx5="http://schemas.microsoft.com/office/drawing/2016/5/11/chartex" xmlns:cx6="http://schemas.microsoft.com/office/drawing/2016/5/12/chartex" xmlns:cx7="http://schemas.microsoft.com/office/drawing/2016/5/13/chartex" xmlns:cx8="http://schemas.microsoft.com/office/drawing/2016/5/14/chartex" xmlns:mc="http://schemas.openxmlformats.org/markup-compatibility/2006" xmlns:aink="http://schemas.microsoft.com/office/drawing/2016/ink" xmlns:am3d="http://schemas.microsoft.com/office/drawing/2017/model3d" xmlns:o="urn:schemas-microsoft-com:office:office" xmlns:oel="http://schemas.microsoft.com/office/2019/extlst" xmlns:r="http://schemas.openxmlformats.org/officeDocument/2006/relationships" xmlns:m="http://schemas.openxmlformats.org/officeDocument/2006/math" xmlns:v="urn:schemas-microsoft-com:vml" xmlns:wp14="http://schemas.microsoft.com/office/word/2010/wordprocessingDrawing" xmlns:wp="http://schemas.openxmlformats.org/drawingml/2006/wordprocessingDrawing" xmlns:w10="urn:schemas-microsoft-com:office:word" xmlns:w="http://schemas.openxmlformats.org/wordprocessingml/2006/main" xmlns:w14="http://schemas.microsoft.com/office/word/2010/wordml" xmlns:w15="http://schemas.microsoft.com/office/word/2012/wordml" xmlns:w16cex="http://schemas.microsoft.com/office/word/2018/wordml/cex" xmlns:w16cid="http://schemas.microsoft.com/office/word/2016/wordml/cid" xmlns:w16="http://schemas.microsoft.com/office/word/2018/wordml" xmlns:w16du="http://schemas.microsoft.com/office/word/2023/wordml/word16du" xmlns:w16sdtdh="http://schemas.microsoft.com/office/word/2020/wordml/sdtdatahash" xmlns:w16se="http://schemas.microsoft.com/office/word/2015/wordml/symex" xmlns:wpg="http://schemas.microsoft.com/office/word/2010/wordprocessingGroup" xmlns:wpi="http://schemas.microsoft.com/office/word/2010/wordprocessingInk" xmlns:wne="http://schemas.microsoft.com/office/word/2006/wordml" xmlns:wps="http://schemas.microsoft.com/office/word/2010/wordprocessingShape" mc:Ignorable="w14 w15 w16se w16cid w16 w16cex w16sdtdh w16du wp14">
+<w:hdr xmlns:wpc="http://schemas.microsoft.com/office/word/2010/wordprocessingCanvas" xmlns:cx="http://schemas.microsoft.com/office/drawing/2014/chartex" xmlns:cx1="http://schemas.microsoft.com/office/drawing/2015/9/8/chartex" xmlns:cx2="http://schemas.microsoft.com/office/drawing/2015/10/21/chartex" xmlns:cx3="http://schemas.microsoft.com/office/drawing/2016/5/9/chartex" xmlns:cx4="http://schemas.microsoft.com/office/drawing/2016/5/10/chartex" xmlns:cx5="http://schemas.microsoft.com/office/drawing/2016/5/11/chartex" xmlns:cx6="http://schemas.microsoft.com/office/drawing/2016/5/12/chartex" xmlns:cx7="http://schemas.microsoft.com/office/drawing/2016/5/13/chartex" xmlns:cx8="http://schemas.microsoft.com/office/drawing/2016/5/14/chartex" xmlns:mc="http://schemas.openxmlformats.org/markup-compatibility/2006" xmlns:aink="http://schemas.microsoft.com/office/drawing/2016/ink" xmlns:am3d="http://schemas.microsoft.com/office/drawing/2017/model3d" xmlns:o="urn:schemas-microsoft-com:office:office" xmlns:oel="http://schemas.microsoft.com/office/2019/extlst" xmlns:r="http://schemas.openxmlformats.org/officeDocument/2006/relationships" xmlns:m="http://schemas.openxmlformats.org/officeDocument/2006/math" xmlns:v="urn:schemas-microsoft-com:vml" xmlns:wp14="http://schemas.microsoft.com/office/word/2010/wordprocessingDrawing" xmlns:wp="http://schemas.openxmlformats.org/drawingml/2006/wordprocessingDrawing" xmlns:w10="urn:schemas-microsoft-com:office:word" xmlns:w="http://schemas.openxmlformats.org/wordprocessingml/2006/main" xmlns:w14="http://schemas.microsoft.com/office/word/2010/wordml" xmlns:w15="http://schemas.microsoft.com/office/word/2012/wordml" xmlns:w16cex="http://schemas.microsoft.com/office/word/2018/wordml/cex" xmlns:w16cid="http://schemas.microsoft.com/office/word/2016/wordml/cid" xmlns:w16="http://schemas.microsoft.com/office/word/2018/wordml" xmlns:w16du="http://schemas.microsoft.com/office/word/2023/wordml/word16du" xmlns:w16sdtdh="http://schemas.microsoft.com/office/word/2020/wordml/sdtdatahash" xmlns:w16sdtfl="http://schemas.microsoft.com/office/word/2024/wordml/sdtformatlock" xmlns:w16se="http://schemas.microsoft.com/office/word/2015/wordml/symex" xmlns:wpg="http://schemas.microsoft.com/office/word/2010/wordprocessingGroup" xmlns:wpi="http://schemas.microsoft.com/office/word/2010/wordprocessingInk" xmlns:wne="http://schemas.microsoft.com/office/word/2006/wordml" xmlns:wps="http://schemas.microsoft.com/office/word/2010/wordprocessingShape" mc:Ignorable="w14 w15 w16se w16cid w16 w16cex w16sdtdh w16sdtfl w16du wp14">
   <w:tbl>
     <w:tblPr>
       <w:tblStyle w:val="Tablaconcuadrcula"/>
@@ -26005,7 +25952,7 @@
 </file>
 
 <file path=word/numbering.xml><?xml version="1.0" encoding="utf-8"?>
-<w:numbering xmlns:wpc="http://schemas.microsoft.com/office/word/2010/wordprocessingCanvas" xmlns:cx="http://schemas.microsoft.com/office/drawing/2014/chartex" xmlns:cx1="http://schemas.microsoft.com/office/drawing/2015/9/8/chartex" xmlns:cx2="http://schemas.microsoft.com/office/drawing/2015/10/21/chartex" xmlns:cx3="http://schemas.microsoft.com/office/drawing/2016/5/9/chartex" xmlns:cx4="http://schemas.microsoft.com/office/drawing/2016/5/10/chartex" xmlns:cx5="http://schemas.microsoft.com/office/drawing/2016/5/11/chartex" xmlns:cx6="http://schemas.microsoft.com/office/drawing/2016/5/12/chartex" xmlns:cx7="http://schemas.microsoft.com/office/drawing/2016/5/13/chartex" xmlns:cx8="http://schemas.microsoft.com/office/drawing/2016/5/14/chartex" xmlns:mc="http://schemas.openxmlformats.org/markup-compatibility/2006" xmlns:aink="http://schemas.microsoft.com/office/drawing/2016/ink" xmlns:am3d="http://schemas.microsoft.com/office/drawing/2017/model3d" xmlns:o="urn:schemas-microsoft-com:office:office" xmlns:oel="http://schemas.microsoft.com/office/2019/extlst" xmlns:r="http://schemas.openxmlformats.org/officeDocument/2006/relationships" xmlns:m="http://schemas.openxmlformats.org/officeDocument/2006/math" xmlns:v="urn:schemas-microsoft-com:vml" xmlns:wp14="http://schemas.microsoft.com/office/word/2010/wordprocessingDrawing" xmlns:wp="http://schemas.openxmlformats.org/drawingml/2006/wordprocessingDrawing" xmlns:w10="urn:schemas-microsoft-com:office:word" xmlns:w="http://schemas.openxmlformats.org/wordprocessingml/2006/main" xmlns:w14="http://schemas.microsoft.com/office/word/2010/wordml" xmlns:w15="http://schemas.microsoft.com/office/word/2012/wordml" xmlns:w16cex="http://schemas.microsoft.com/office/word/2018/wordml/cex" xmlns:w16cid="http://schemas.microsoft.com/office/word/2016/wordml/cid" xmlns:w16="http://schemas.microsoft.com/office/word/2018/wordml" xmlns:w16du="http://schemas.microsoft.com/office/word/2023/wordml/word16du" xmlns:w16sdtdh="http://schemas.microsoft.com/office/word/2020/wordml/sdtdatahash" xmlns:w16se="http://schemas.microsoft.com/office/word/2015/wordml/symex" xmlns:wpg="http://schemas.microsoft.com/office/word/2010/wordprocessingGroup" xmlns:wpi="http://schemas.microsoft.com/office/word/2010/wordprocessingInk" xmlns:wne="http://schemas.microsoft.com/office/word/2006/wordml" xmlns:wps="http://schemas.microsoft.com/office/word/2010/wordprocessingShape" mc:Ignorable="w14 w15 w16se w16cid w16 w16cex w16sdtdh w16du wp14">
+<w:numbering xmlns:wpc="http://schemas.microsoft.com/office/word/2010/wordprocessingCanvas" xmlns:cx="http://schemas.microsoft.com/office/drawing/2014/chartex" xmlns:cx1="http://schemas.microsoft.com/office/drawing/2015/9/8/chartex" xmlns:cx2="http://schemas.microsoft.com/office/drawing/2015/10/21/chartex" xmlns:cx3="http://schemas.microsoft.com/office/drawing/2016/5/9/chartex" xmlns:cx4="http://schemas.microsoft.com/office/drawing/2016/5/10/chartex" xmlns:cx5="http://schemas.microsoft.com/office/drawing/2016/5/11/chartex" xmlns:cx6="http://schemas.microsoft.com/office/drawing/2016/5/12/chartex" xmlns:cx7="http://schemas.microsoft.com/office/drawing/2016/5/13/chartex" xmlns:cx8="http://schemas.microsoft.com/office/drawing/2016/5/14/chartex" xmlns:mc="http://schemas.openxmlformats.org/markup-compatibility/2006" xmlns:aink="http://schemas.microsoft.com/office/drawing/2016/ink" xmlns:am3d="http://schemas.microsoft.com/office/drawing/2017/model3d" xmlns:o="urn:schemas-microsoft-com:office:office" xmlns:oel="http://schemas.microsoft.com/office/2019/extlst" xmlns:r="http://schemas.openxmlformats.org/officeDocument/2006/relationships" xmlns:m="http://schemas.openxmlformats.org/officeDocument/2006/math" xmlns:v="urn:schemas-microsoft-com:vml" xmlns:wp14="http://schemas.microsoft.com/office/word/2010/wordprocessingDrawing" xmlns:wp="http://schemas.openxmlformats.org/drawingml/2006/wordprocessingDrawing" xmlns:w10="urn:schemas-microsoft-com:office:word" xmlns:w="http://schemas.openxmlformats.org/wordprocessingml/2006/main" xmlns:w14="http://schemas.microsoft.com/office/word/2010/wordml" xmlns:w15="http://schemas.microsoft.com/office/word/2012/wordml" xmlns:w16cex="http://schemas.microsoft.com/office/word/2018/wordml/cex" xmlns:w16cid="http://schemas.microsoft.com/office/word/2016/wordml/cid" xmlns:w16="http://schemas.microsoft.com/office/word/2018/wordml" xmlns:w16du="http://schemas.microsoft.com/office/word/2023/wordml/word16du" xmlns:w16sdtdh="http://schemas.microsoft.com/office/word/2020/wordml/sdtdatahash" xmlns:w16sdtfl="http://schemas.microsoft.com/office/word/2024/wordml/sdtformatlock" xmlns:w16se="http://schemas.microsoft.com/office/word/2015/wordml/symex" xmlns:wpg="http://schemas.microsoft.com/office/word/2010/wordprocessingGroup" xmlns:wpi="http://schemas.microsoft.com/office/word/2010/wordprocessingInk" xmlns:wne="http://schemas.microsoft.com/office/word/2006/wordml" xmlns:wps="http://schemas.microsoft.com/office/word/2010/wordprocessingShape" mc:Ignorable="w14 w15 w16se w16cid w16 w16cex w16sdtdh w16sdtfl w16du wp14">
   <w:abstractNum w:abstractNumId="0" w15:restartNumberingAfterBreak="0">
     <w:nsid w:val="016768DD"/>
     <w:multiLevelType w:val="multilevel"/>
@@ -28211,7 +28158,7 @@
 </file>
 
 <file path=word/styles.xml><?xml version="1.0" encoding="utf-8"?>
-<w:styles xmlns:mc="http://schemas.openxmlformats.org/markup-compatibility/2006" xmlns:r="http://schemas.openxmlformats.org/officeDocument/2006/relationships" xmlns:w="http://schemas.openxmlformats.org/wordprocessingml/2006/main" xmlns:w14="http://schemas.microsoft.com/office/word/2010/wordml" xmlns:w15="http://schemas.microsoft.com/office/word/2012/wordml" xmlns:w16cex="http://schemas.microsoft.com/office/word/2018/wordml/cex" xmlns:w16cid="http://schemas.microsoft.com/office/word/2016/wordml/cid" xmlns:w16="http://schemas.microsoft.com/office/word/2018/wordml" xmlns:w16du="http://schemas.microsoft.com/office/word/2023/wordml/word16du" xmlns:w16sdtdh="http://schemas.microsoft.com/office/word/2020/wordml/sdtdatahash" xmlns:w16se="http://schemas.microsoft.com/office/word/2015/wordml/symex" mc:Ignorable="w14 w15 w16se w16cid w16 w16cex w16sdtdh w16du">
+<w:styles xmlns:mc="http://schemas.openxmlformats.org/markup-compatibility/2006" xmlns:r="http://schemas.openxmlformats.org/officeDocument/2006/relationships" xmlns:w="http://schemas.openxmlformats.org/wordprocessingml/2006/main" xmlns:w14="http://schemas.microsoft.com/office/word/2010/wordml" xmlns:w15="http://schemas.microsoft.com/office/word/2012/wordml" xmlns:w16cex="http://schemas.microsoft.com/office/word/2018/wordml/cex" xmlns:w16cid="http://schemas.microsoft.com/office/word/2016/wordml/cid" xmlns:w16="http://schemas.microsoft.com/office/word/2018/wordml" xmlns:w16du="http://schemas.microsoft.com/office/word/2023/wordml/word16du" xmlns:w16sdtdh="http://schemas.microsoft.com/office/word/2020/wordml/sdtdatahash" xmlns:w16sdtfl="http://schemas.microsoft.com/office/word/2024/wordml/sdtformatlock" xmlns:w16se="http://schemas.microsoft.com/office/word/2015/wordml/symex" mc:Ignorable="w14 w15 w16se w16cid w16 w16cex w16sdtdh w16sdtfl w16du">
   <w:docDefaults>
     <w:rPrDefault>
       <w:rPr>
@@ -29226,7 +29173,7 @@
     <w:locked/>
     <w:rsid w:val="00740ABE"/>
   </w:style>
-  <w:style w:type="character" w:styleId="Textoennegrita">
+  <w:style w:type="character" w:styleId="Fuerte">
     <w:name w:val="Strong"/>
     <w:basedOn w:val="Fuentedeprrafopredeter"/>
     <w:uiPriority w:val="22"/>
@@ -29461,6 +29408,30 @@
         <w:right w:val="single" w:sz="4" w:space="0" w:color="000000"/>
         <w:insideH w:val="single" w:sz="4" w:space="0" w:color="000000"/>
         <w:insideV w:val="single" w:sz="4" w:space="0" w:color="000000"/>
+      </w:tblBorders>
+    </w:tblPr>
+  </w:style>
+  <w:style w:type="table" w:customStyle="1" w:styleId="Tablaconcuadrcula1">
+    <w:name w:val="Tabla con cuadrícula1"/>
+    <w:basedOn w:val="Tablanormal"/>
+    <w:next w:val="Tablaconcuadrcula"/>
+    <w:uiPriority w:val="39"/>
+    <w:rsid w:val="00D14923"/>
+    <w:pPr>
+      <w:spacing w:after="0" w:line="240" w:lineRule="auto"/>
+    </w:pPr>
+    <w:rPr>
+      <w:sz w:val="22"/>
+      <w:szCs w:val="22"/>
+    </w:rPr>
+    <w:tblPr>
+      <w:tblBorders>
+        <w:top w:val="single" w:sz="4" w:space="0" w:color="auto"/>
+        <w:left w:val="single" w:sz="4" w:space="0" w:color="auto"/>
+        <w:bottom w:val="single" w:sz="4" w:space="0" w:color="auto"/>
+        <w:right w:val="single" w:sz="4" w:space="0" w:color="auto"/>
+        <w:insideH w:val="single" w:sz="4" w:space="0" w:color="auto"/>
+        <w:insideV w:val="single" w:sz="4" w:space="0" w:color="auto"/>
       </w:tblBorders>
     </w:tblPr>
   </w:style>
